--- a/05-数字电路/03-单片机及嵌入式接口/I2C接口电路/I2C接口电路.docx
+++ b/05-数字电路/03-单片机及嵌入式接口/I2C接口电路/I2C接口电路.docx
@@ -2761,6 +2761,20 @@
     </w:p>
     <w:bookmarkEnd w:id="26"/>
     <w:bookmarkEnd w:id="27"/>
+    <w:p>
+      <w:pPr>
+        <w:spacing w:before="360"/>
+        <w:jc w:val="center"/>
+      </w:pPr>
+      <w:r>
+        <w:rPr>
+          <w:rFonts w:ascii="Times New Roman" w:hAnsi="Times New Roman"/>
+          <w:color w:val="555555"/>
+          <w:sz w:val="21"/>
+        </w:rPr>
+        <w:t>材料收集者：杜文杰</w:t>
+      </w:r>
+    </w:p>
     <w:sectPr>
       <w:headerReference r:id="rId9" w:type="default"/>
       <w:footerReference r:id="rId10" w:type="default"/>

--- a/05-数字电路/03-单片机及嵌入式接口/I2C接口电路/I2C接口电路.docx
+++ b/05-数字电路/03-单片机及嵌入式接口/I2C接口电路/I2C接口电路.docx
@@ -1,6 +1,6 @@
 
 <file path=word/document.xml><?xml version="1.0" encoding="utf-8"?>
-<w:document xmlns:w="http://schemas.openxmlformats.org/wordprocessingml/2006/main" xmlns:m="http://schemas.openxmlformats.org/officeDocument/2006/math" xmlns:r="http://schemas.openxmlformats.org/officeDocument/2006/relationships" xmlns:o="urn:schemas-microsoft-com:office:office" xmlns:v="urn:schemas-microsoft-com:vml" xmlns:w10="urn:schemas-microsoft-com:office:word" xmlns:a="http://schemas.openxmlformats.org/drawingml/2006/main" xmlns:pic="http://schemas.openxmlformats.org/drawingml/2006/picture" xmlns:wp="http://schemas.openxmlformats.org/drawingml/2006/wordprocessingDrawing">
+<w:document xmlns:m="http://schemas.openxmlformats.org/officeDocument/2006/math" xmlns:r="http://schemas.openxmlformats.org/officeDocument/2006/relationships" xmlns:w="http://schemas.openxmlformats.org/wordprocessingml/2006/main" xmlns:o="urn:schemas-microsoft-com:office:office" xmlns:v="urn:schemas-microsoft-com:vml" xmlns:w10="urn:schemas-microsoft-com:office:word" xmlns:a="http://schemas.openxmlformats.org/drawingml/2006/main" xmlns:pic="http://schemas.openxmlformats.org/drawingml/2006/picture" xmlns:wp="http://schemas.openxmlformats.org/drawingml/2006/wordprocessingDrawing">
   <w:body>
     <w:bookmarkStart w:id="27" w:name="i2c-接口电路"/>
     <w:p>
@@ -8,11 +8,14 @@
         <w:pStyle w:val="Heading1"/>
       </w:pPr>
       <w:r>
+        <w:rPr>
+          <w:rFonts w:eastAsia="黑体"/>
+        </w:rPr>
         <w:t xml:space="preserve">I2C </w:t>
       </w:r>
       <w:r>
         <w:rPr>
-          <w:rFonts w:hint="eastAsia"/>
+          <w:rFonts w:hint="eastAsia" w:eastAsia="黑体"/>
         </w:rPr>
         <w:t xml:space="preserve">接口电路</w:t>
       </w:r>
@@ -24,7 +27,7 @@
       </w:pPr>
       <w:r>
         <w:rPr>
-          <w:rFonts w:hint="eastAsia"/>
+          <w:rFonts w:hint="eastAsia" w:eastAsia="黑体"/>
         </w:rPr>
         <w:t xml:space="preserve">拓扑描述</w:t>
       </w:r>
@@ -35,24 +38,31 @@
       </w:pPr>
       <w:r>
         <w:rPr>
-          <w:rFonts w:hint="eastAsia"/>
+          <w:rFonts w:hint="eastAsia" w:eastAsia="黑体"/>
         </w:rPr>
         <w:t xml:space="preserve">I2C（Inter-Integrated</w:t>
       </w:r>
       <w:r>
+        <w:rPr>
+          <w:rFonts w:eastAsia="黑体"/>
+        </w:rPr>
         <w:t xml:space="preserve"> </w:t>
       </w:r>
       <w:r>
         <w:rPr>
-          <w:rFonts w:hint="eastAsia"/>
+          <w:rFonts w:hint="eastAsia" w:eastAsia="黑体"/>
         </w:rPr>
         <w:t xml:space="preserve">Circuit，两线式串行总线）接口电路由</w:t>
       </w:r>
       <w:r>
+        <w:rPr>
+          <w:rFonts w:eastAsia="黑体"/>
+        </w:rPr>
         <w:t xml:space="preserve"> </w:t>
       </w:r>
       <w:r>
         <w:rPr>
+          <w:rFonts w:eastAsia="黑体"/>
           <w:b/>
           <w:bCs/>
         </w:rPr>
@@ -60,26 +70,33 @@
       </w:r>
       <w:r>
         <w:rPr>
-          <w:rFonts w:hint="eastAsia"/>
+          <w:rFonts w:hint="eastAsia" w:eastAsia="黑体"/>
           <w:b/>
           <w:bCs/>
         </w:rPr>
         <w:t xml:space="preserve">串行时钟线</w:t>
       </w:r>
       <w:r>
+        <w:rPr>
+          <w:rFonts w:eastAsia="黑体"/>
+        </w:rPr>
         <w:t xml:space="preserve"> </w:t>
       </w:r>
       <w:r>
         <w:rPr>
-          <w:rFonts w:hint="eastAsia"/>
+          <w:rFonts w:hint="eastAsia" w:eastAsia="黑体"/>
         </w:rPr>
         <w:t xml:space="preserve">与</w:t>
       </w:r>
       <w:r>
+        <w:rPr>
+          <w:rFonts w:eastAsia="黑体"/>
+        </w:rPr>
         <w:t xml:space="preserve"> </w:t>
       </w:r>
       <w:r>
         <w:rPr>
+          <w:rFonts w:eastAsia="黑体"/>
           <w:b/>
           <w:bCs/>
         </w:rPr>
@@ -87,27 +104,33 @@
       </w:r>
       <w:r>
         <w:rPr>
-          <w:rFonts w:hint="eastAsia"/>
+          <w:rFonts w:hint="eastAsia" w:eastAsia="黑体"/>
           <w:b/>
           <w:bCs/>
         </w:rPr>
         <w:t xml:space="preserve">串行数据线</w:t>
       </w:r>
       <w:r>
+        <w:rPr>
+          <w:rFonts w:eastAsia="黑体"/>
+        </w:rPr>
         <w:t xml:space="preserve"> </w:t>
       </w:r>
       <w:r>
         <w:rPr>
-          <w:rFonts w:hint="eastAsia"/>
+          <w:rFonts w:hint="eastAsia" w:eastAsia="黑体"/>
         </w:rPr>
         <w:t xml:space="preserve">两条开漏（Open-Drain）信号线组成，每条线经一个</w:t>
       </w:r>
       <w:r>
+        <w:rPr>
+          <w:rFonts w:eastAsia="黑体"/>
+        </w:rPr>
         <w:t xml:space="preserve"> </w:t>
       </w:r>
       <w:r>
         <w:rPr>
-          <w:rFonts w:hint="eastAsia"/>
+          <w:rFonts w:hint="eastAsia" w:eastAsia="黑体"/>
           <w:b/>
           <w:bCs/>
         </w:rPr>
@@ -115,32 +138,39 @@
       </w:r>
       <w:r>
         <w:rPr>
+          <w:rFonts w:eastAsia="黑体"/>
           <w:b/>
           <w:bCs/>
         </w:rPr>
         <w:t xml:space="preserve"> Rp</w:t>
       </w:r>
       <w:r>
+        <w:rPr>
+          <w:rFonts w:eastAsia="黑体"/>
+        </w:rPr>
         <w:t xml:space="preserve"> </w:t>
       </w:r>
       <w:r>
         <w:rPr>
-          <w:rFonts w:hint="eastAsia"/>
+          <w:rFonts w:hint="eastAsia" w:eastAsia="黑体"/>
         </w:rPr>
         <w:t xml:space="preserve">接正电源，多个器件（主机与从机）并联在同一对线上。电路共有</w:t>
       </w:r>
       <w:r>
+        <w:rPr>
+          <w:rFonts w:eastAsia="黑体"/>
+        </w:rPr>
         <w:t xml:space="preserve"> 5 </w:t>
       </w:r>
       <w:r>
         <w:rPr>
-          <w:rFonts w:hint="eastAsia"/>
+          <w:rFonts w:hint="eastAsia" w:eastAsia="黑体"/>
         </w:rPr>
         <w:t xml:space="preserve">个关键节点：</w:t>
       </w:r>
       <w:r>
         <w:rPr>
-          <w:rFonts w:hint="eastAsia"/>
+          <w:rFonts w:hint="eastAsia" w:eastAsia="黑体"/>
           <w:b/>
           <w:bCs/>
         </w:rPr>
@@ -148,6 +178,7 @@
       </w:r>
       <w:r>
         <w:rPr>
+          <w:rFonts w:eastAsia="黑体"/>
           <w:b/>
           <w:bCs/>
         </w:rPr>
@@ -155,7 +186,7 @@
       </w:r>
       <w:r>
         <w:rPr>
-          <w:rFonts w:hint="eastAsia"/>
+          <w:rFonts w:hint="eastAsia" w:eastAsia="黑体"/>
           <w:b/>
           <w:bCs/>
         </w:rPr>
@@ -163,6 +194,7 @@
       </w:r>
       <w:r>
         <w:rPr>
+          <w:rFonts w:eastAsia="黑体"/>
           <w:b/>
           <w:bCs/>
         </w:rPr>
@@ -170,40 +202,49 @@
       </w:r>
       <w:r>
         <w:rPr>
-          <w:rFonts w:hint="eastAsia"/>
+          <w:rFonts w:hint="eastAsia" w:eastAsia="黑体"/>
         </w:rPr>
         <w:t xml:space="preserve">（主机</w:t>
       </w:r>
       <w:r>
+        <w:rPr>
+          <w:rFonts w:eastAsia="黑体"/>
+        </w:rPr>
         <w:t xml:space="preserve"> </w:t>
       </w:r>
       <w:r>
         <w:rPr>
-          <w:rFonts w:hint="eastAsia"/>
+          <w:rFonts w:hint="eastAsia" w:eastAsia="黑体"/>
         </w:rPr>
         <w:t xml:space="preserve">SCL、各从机</w:t>
       </w:r>
       <w:r>
+        <w:rPr>
+          <w:rFonts w:eastAsia="黑体"/>
+        </w:rPr>
         <w:t xml:space="preserve"> SCL </w:t>
       </w:r>
       <w:r>
         <w:rPr>
-          <w:rFonts w:hint="eastAsia"/>
+          <w:rFonts w:hint="eastAsia" w:eastAsia="黑体"/>
         </w:rPr>
         <w:t xml:space="preserve">与</w:t>
       </w:r>
       <w:r>
+        <w:rPr>
+          <w:rFonts w:eastAsia="黑体"/>
+        </w:rPr>
         <w:t xml:space="preserve"> SCL </w:t>
       </w:r>
       <w:r>
         <w:rPr>
-          <w:rFonts w:hint="eastAsia"/>
+          <w:rFonts w:hint="eastAsia" w:eastAsia="黑体"/>
         </w:rPr>
         <w:t xml:space="preserve">上拉电阻三者相连）；</w:t>
       </w:r>
       <w:r>
         <w:rPr>
-          <w:rFonts w:hint="eastAsia"/>
+          <w:rFonts w:hint="eastAsia" w:eastAsia="黑体"/>
           <w:b/>
           <w:bCs/>
         </w:rPr>
@@ -211,6 +252,7 @@
       </w:r>
       <w:r>
         <w:rPr>
+          <w:rFonts w:eastAsia="黑体"/>
           <w:b/>
           <w:bCs/>
         </w:rPr>
@@ -218,7 +260,7 @@
       </w:r>
       <w:r>
         <w:rPr>
-          <w:rFonts w:hint="eastAsia"/>
+          <w:rFonts w:hint="eastAsia" w:eastAsia="黑体"/>
           <w:b/>
           <w:bCs/>
         </w:rPr>
@@ -226,6 +268,7 @@
       </w:r>
       <w:r>
         <w:rPr>
+          <w:rFonts w:eastAsia="黑体"/>
           <w:b/>
           <w:bCs/>
         </w:rPr>
@@ -233,40 +276,49 @@
       </w:r>
       <w:r>
         <w:rPr>
-          <w:rFonts w:hint="eastAsia"/>
+          <w:rFonts w:hint="eastAsia" w:eastAsia="黑体"/>
         </w:rPr>
         <w:t xml:space="preserve">（主机</w:t>
       </w:r>
       <w:r>
+        <w:rPr>
+          <w:rFonts w:eastAsia="黑体"/>
+        </w:rPr>
         <w:t xml:space="preserve"> </w:t>
       </w:r>
       <w:r>
         <w:rPr>
-          <w:rFonts w:hint="eastAsia"/>
+          <w:rFonts w:hint="eastAsia" w:eastAsia="黑体"/>
         </w:rPr>
         <w:t xml:space="preserve">SDA、各从机</w:t>
       </w:r>
       <w:r>
+        <w:rPr>
+          <w:rFonts w:eastAsia="黑体"/>
+        </w:rPr>
         <w:t xml:space="preserve"> SDA </w:t>
       </w:r>
       <w:r>
         <w:rPr>
-          <w:rFonts w:hint="eastAsia"/>
+          <w:rFonts w:hint="eastAsia" w:eastAsia="黑体"/>
         </w:rPr>
         <w:t xml:space="preserve">与</w:t>
       </w:r>
       <w:r>
+        <w:rPr>
+          <w:rFonts w:eastAsia="黑体"/>
+        </w:rPr>
         <w:t xml:space="preserve"> SDA </w:t>
       </w:r>
       <w:r>
         <w:rPr>
-          <w:rFonts w:hint="eastAsia"/>
+          <w:rFonts w:hint="eastAsia" w:eastAsia="黑体"/>
         </w:rPr>
         <w:t xml:space="preserve">上拉电阻三者相连）；</w:t>
       </w:r>
       <w:r>
         <w:rPr>
-          <w:rFonts w:hint="eastAsia"/>
+          <w:rFonts w:hint="eastAsia" w:eastAsia="黑体"/>
           <w:b/>
           <w:bCs/>
         </w:rPr>
@@ -274,6 +326,7 @@
       </w:r>
       <w:r>
         <w:rPr>
+          <w:rFonts w:eastAsia="黑体"/>
           <w:b/>
           <w:bCs/>
         </w:rPr>
@@ -281,7 +334,7 @@
       </w:r>
       <w:r>
         <w:rPr>
-          <w:rFonts w:hint="eastAsia"/>
+          <w:rFonts w:hint="eastAsia" w:eastAsia="黑体"/>
           <w:b/>
           <w:bCs/>
         </w:rPr>
@@ -289,11 +342,14 @@
       </w:r>
       <w:r>
         <w:rPr>
-          <w:rFonts w:hint="eastAsia"/>
+          <w:rFonts w:hint="eastAsia" w:eastAsia="黑体"/>
         </w:rPr>
         <w:t xml:space="preserve">（两支上拉电阻接</w:t>
       </w:r>
       <w:r>
+        <w:rPr>
+          <w:rFonts w:eastAsia="黑体"/>
+        </w:rPr>
         <w:t xml:space="preserve"> </w:t>
       </w:r>
       <m:oMath>
@@ -320,17 +376,20 @@
         </m:sSub>
       </m:oMath>
       <w:r>
+        <w:rPr>
+          <w:rFonts w:eastAsia="黑体"/>
+        </w:rPr>
         <w:t xml:space="preserve"> </w:t>
       </w:r>
       <w:r>
         <w:rPr>
-          <w:rFonts w:hint="eastAsia"/>
+          <w:rFonts w:hint="eastAsia" w:eastAsia="黑体"/>
         </w:rPr>
         <w:t xml:space="preserve">的一端）；</w:t>
       </w:r>
       <w:r>
         <w:rPr>
-          <w:rFonts w:hint="eastAsia"/>
+          <w:rFonts w:hint="eastAsia" w:eastAsia="黑体"/>
           <w:b/>
           <w:bCs/>
         </w:rPr>
@@ -338,6 +397,7 @@
       </w:r>
       <w:r>
         <w:rPr>
+          <w:rFonts w:eastAsia="黑体"/>
           <w:b/>
           <w:bCs/>
         </w:rPr>
@@ -345,7 +405,7 @@
       </w:r>
       <w:r>
         <w:rPr>
-          <w:rFonts w:hint="eastAsia"/>
+          <w:rFonts w:hint="eastAsia" w:eastAsia="黑体"/>
           <w:b/>
           <w:bCs/>
         </w:rPr>
@@ -353,6 +413,7 @@
       </w:r>
       <w:r>
         <w:rPr>
+          <w:rFonts w:eastAsia="黑体"/>
           <w:b/>
           <w:bCs/>
         </w:rPr>
@@ -383,13 +444,13 @@
       </m:oMath>
       <w:r>
         <w:rPr>
-          <w:rFonts w:hint="eastAsia"/>
+          <w:rFonts w:hint="eastAsia" w:eastAsia="黑体"/>
         </w:rPr>
         <w:t xml:space="preserve">；</w:t>
       </w:r>
       <w:r>
         <w:rPr>
-          <w:rFonts w:hint="eastAsia"/>
+          <w:rFonts w:hint="eastAsia" w:eastAsia="黑体"/>
           <w:b/>
           <w:bCs/>
         </w:rPr>
@@ -397,6 +458,7 @@
       </w:r>
       <w:r>
         <w:rPr>
+          <w:rFonts w:eastAsia="黑体"/>
           <w:b/>
           <w:bCs/>
         </w:rPr>
@@ -404,7 +466,7 @@
       </w:r>
       <w:r>
         <w:rPr>
-          <w:rFonts w:hint="eastAsia"/>
+          <w:rFonts w:hint="eastAsia" w:eastAsia="黑体"/>
           <w:b/>
           <w:bCs/>
         </w:rPr>
@@ -412,12 +474,16 @@
       </w:r>
       <w:r>
         <w:rPr>
+          <w:rFonts w:eastAsia="黑体"/>
           <w:b/>
           <w:bCs/>
         </w:rPr>
         <w:t xml:space="preserve"> GND</w:t>
       </w:r>
       <w:r>
+        <w:rPr>
+          <w:rFonts w:eastAsia="黑体"/>
+        </w:rPr>
         <w:t xml:space="preserve">。</w:t>
       </w:r>
     </w:p>
@@ -425,119 +491,149 @@
       <w:pPr/>
       <w:r>
         <w:rPr>
-          <w:rFonts w:hint="eastAsia"/>
+          <w:rFonts w:hint="eastAsia" w:eastAsia="黑体"/>
         </w:rPr>
         <w:t xml:space="preserve">各元件管脚连接：</w:t>
       </w:r>
       <w:r>
         <w:rPr>
-          <w:rFonts w:hint="eastAsia"/>
+          <w:rFonts w:hint="eastAsia" w:eastAsia="黑体"/>
           <w:b/>
           <w:bCs/>
         </w:rPr>
         <w:t xml:space="preserve">主机</w:t>
       </w:r>
       <w:r>
+        <w:rPr>
+          <w:rFonts w:eastAsia="黑体"/>
+        </w:rPr>
         <w:t xml:space="preserve"> </w:t>
       </w:r>
       <w:r>
         <w:rPr>
-          <w:rFonts w:hint="eastAsia"/>
+          <w:rFonts w:hint="eastAsia" w:eastAsia="黑体"/>
         </w:rPr>
         <w:t xml:space="preserve">的</w:t>
       </w:r>
       <w:r>
+        <w:rPr>
+          <w:rFonts w:eastAsia="黑体"/>
+        </w:rPr>
         <w:t xml:space="preserve"> SCL </w:t>
       </w:r>
       <w:r>
         <w:rPr>
-          <w:rFonts w:hint="eastAsia"/>
+          <w:rFonts w:hint="eastAsia" w:eastAsia="黑体"/>
         </w:rPr>
         <w:t xml:space="preserve">脚接节点①、SDA</w:t>
       </w:r>
       <w:r>
+        <w:rPr>
+          <w:rFonts w:eastAsia="黑体"/>
+        </w:rPr>
         <w:t xml:space="preserve"> </w:t>
       </w:r>
       <w:r>
         <w:rPr>
-          <w:rFonts w:hint="eastAsia"/>
+          <w:rFonts w:hint="eastAsia" w:eastAsia="黑体"/>
         </w:rPr>
         <w:t xml:space="preserve">脚接节点②、电源脚</w:t>
       </w:r>
       <w:r>
+        <w:rPr>
+          <w:rFonts w:eastAsia="黑体"/>
+        </w:rPr>
         <w:t xml:space="preserve"> VCC </w:t>
       </w:r>
       <w:r>
         <w:rPr>
-          <w:rFonts w:hint="eastAsia"/>
+          <w:rFonts w:hint="eastAsia" w:eastAsia="黑体"/>
         </w:rPr>
         <w:t xml:space="preserve">接节点④、地脚</w:t>
       </w:r>
       <w:r>
+        <w:rPr>
+          <w:rFonts w:eastAsia="黑体"/>
+        </w:rPr>
         <w:t xml:space="preserve"> GND </w:t>
       </w:r>
       <w:r>
         <w:rPr>
-          <w:rFonts w:hint="eastAsia"/>
+          <w:rFonts w:hint="eastAsia" w:eastAsia="黑体"/>
         </w:rPr>
         <w:t xml:space="preserve">接节点⑤；</w:t>
       </w:r>
       <w:r>
         <w:rPr>
-          <w:rFonts w:hint="eastAsia"/>
+          <w:rFonts w:hint="eastAsia" w:eastAsia="黑体"/>
           <w:b/>
           <w:bCs/>
         </w:rPr>
         <w:t xml:space="preserve">各从机</w:t>
       </w:r>
       <w:r>
+        <w:rPr>
+          <w:rFonts w:eastAsia="黑体"/>
+        </w:rPr>
         <w:t xml:space="preserve"> </w:t>
       </w:r>
       <w:r>
         <w:rPr>
-          <w:rFonts w:hint="eastAsia"/>
+          <w:rFonts w:hint="eastAsia" w:eastAsia="黑体"/>
         </w:rPr>
         <w:t xml:space="preserve">的</w:t>
       </w:r>
       <w:r>
+        <w:rPr>
+          <w:rFonts w:eastAsia="黑体"/>
+        </w:rPr>
         <w:t xml:space="preserve"> SCL </w:t>
       </w:r>
       <w:r>
         <w:rPr>
-          <w:rFonts w:hint="eastAsia"/>
+          <w:rFonts w:hint="eastAsia" w:eastAsia="黑体"/>
         </w:rPr>
         <w:t xml:space="preserve">脚接节点①、SDA</w:t>
       </w:r>
       <w:r>
+        <w:rPr>
+          <w:rFonts w:eastAsia="黑体"/>
+        </w:rPr>
         <w:t xml:space="preserve"> </w:t>
       </w:r>
       <w:r>
         <w:rPr>
-          <w:rFonts w:hint="eastAsia"/>
+          <w:rFonts w:hint="eastAsia" w:eastAsia="黑体"/>
         </w:rPr>
         <w:t xml:space="preserve">脚接节点②、电源脚</w:t>
       </w:r>
       <w:r>
+        <w:rPr>
+          <w:rFonts w:eastAsia="黑体"/>
+        </w:rPr>
         <w:t xml:space="preserve"> VCC </w:t>
       </w:r>
       <w:r>
         <w:rPr>
-          <w:rFonts w:hint="eastAsia"/>
+          <w:rFonts w:hint="eastAsia" w:eastAsia="黑体"/>
         </w:rPr>
         <w:t xml:space="preserve">接节点④、地脚</w:t>
       </w:r>
       <w:r>
+        <w:rPr>
+          <w:rFonts w:eastAsia="黑体"/>
+        </w:rPr>
         <w:t xml:space="preserve"> GND </w:t>
       </w:r>
       <w:r>
         <w:rPr>
-          <w:rFonts w:hint="eastAsia"/>
+          <w:rFonts w:hint="eastAsia" w:eastAsia="黑体"/>
         </w:rPr>
         <w:t xml:space="preserve">接节点⑤；</w:t>
       </w:r>
       <w:r>
         <w:rPr>
-          <w:rFonts w:hint="eastAsia"/>
+          <w:rFonts w:hint="eastAsia" w:eastAsia="黑体"/>
           <w:b/>
           <w:bCs/>
         </w:rPr>
@@ -545,6 +641,7 @@
       </w:r>
       <w:r>
         <w:rPr>
+          <w:rFonts w:eastAsia="黑体"/>
           <w:b/>
           <w:bCs/>
         </w:rPr>
@@ -565,24 +662,33 @@
         </m:sSub>
       </m:oMath>
       <w:r>
+        <w:rPr>
+          <w:rFonts w:eastAsia="黑体"/>
+        </w:rPr>
         <w:t xml:space="preserve"> </w:t>
       </w:r>
       <w:r>
         <w:rPr>
-          <w:rFonts w:hint="eastAsia"/>
+          <w:rFonts w:hint="eastAsia" w:eastAsia="黑体"/>
         </w:rPr>
         <w:t xml:space="preserve">一端均接节点③</w:t>
       </w:r>
       <w:r>
+        <w:rPr>
+          <w:rFonts w:eastAsia="黑体"/>
+        </w:rPr>
         <w:t xml:space="preserve"> </w:t>
       </w:r>
       <w:r>
         <w:rPr>
-          <w:rFonts w:hint="eastAsia"/>
+          <w:rFonts w:hint="eastAsia" w:eastAsia="黑体"/>
         </w:rPr>
         <w:t xml:space="preserve">的</w:t>
       </w:r>
       <w:r>
+        <w:rPr>
+          <w:rFonts w:eastAsia="黑体"/>
+        </w:rPr>
         <w:t xml:space="preserve"> </w:t>
       </w:r>
       <m:oMath>
@@ -610,11 +716,14 @@
       </m:oMath>
       <w:r>
         <w:rPr>
-          <w:rFonts w:hint="eastAsia"/>
+          <w:rFonts w:hint="eastAsia" w:eastAsia="黑体"/>
         </w:rPr>
         <w:t xml:space="preserve">，另一端分别接节点①（SCL）与节点②（SDA），为开漏总线提供高电平。总线上拉电阻取值满足</w:t>
       </w:r>
       <w:r>
+        <w:rPr>
+          <w:rFonts w:eastAsia="黑体"/>
+        </w:rPr>
         <w:t xml:space="preserve"> </w:t>
       </w:r>
       <m:oMath>
@@ -710,15 +819,21 @@
         </m:f>
       </m:oMath>
       <w:r>
+        <w:rPr>
+          <w:rFonts w:eastAsia="黑体"/>
+        </w:rPr>
         <w:t xml:space="preserve"> </w:t>
       </w:r>
       <w:r>
         <w:rPr>
-          <w:rFonts w:hint="eastAsia"/>
+          <w:rFonts w:hint="eastAsia" w:eastAsia="黑体"/>
         </w:rPr>
         <w:t xml:space="preserve">与</w:t>
       </w:r>
       <w:r>
+        <w:rPr>
+          <w:rFonts w:eastAsia="黑体"/>
+        </w:rPr>
         <w:t xml:space="preserve"> </w:t>
       </w:r>
       <m:oMath>
@@ -788,11 +903,14 @@
       </m:oMath>
       <w:r>
         <w:rPr>
-          <w:rFonts w:hint="eastAsia"/>
+          <w:rFonts w:hint="eastAsia" w:eastAsia="黑体"/>
         </w:rPr>
         <w:t xml:space="preserve">，上升时间</w:t>
       </w:r>
       <w:r>
+        <w:rPr>
+          <w:rFonts w:eastAsia="黑体"/>
+        </w:rPr>
         <w:t xml:space="preserve"> </w:t>
       </w:r>
       <m:oMath>
@@ -847,56 +965,74 @@
       </m:oMath>
       <w:r>
         <w:rPr>
-          <w:rFonts w:hint="eastAsia"/>
+          <w:rFonts w:hint="eastAsia" w:eastAsia="黑体"/>
         </w:rPr>
         <w:t xml:space="preserve">。总线空闲时两线均被上拉为高电平，主机在节点①</w:t>
       </w:r>
       <w:r>
+        <w:rPr>
+          <w:rFonts w:eastAsia="黑体"/>
+        </w:rPr>
         <w:t xml:space="preserve"> </w:t>
       </w:r>
       <w:r>
         <w:rPr>
-          <w:rFonts w:hint="eastAsia"/>
+          <w:rFonts w:hint="eastAsia" w:eastAsia="黑体"/>
         </w:rPr>
         <w:t xml:space="preserve">的</w:t>
       </w:r>
       <w:r>
+        <w:rPr>
+          <w:rFonts w:eastAsia="黑体"/>
+        </w:rPr>
         <w:t xml:space="preserve"> SCL </w:t>
       </w:r>
       <w:r>
         <w:rPr>
-          <w:rFonts w:hint="eastAsia"/>
+          <w:rFonts w:hint="eastAsia" w:eastAsia="黑体"/>
         </w:rPr>
         <w:t xml:space="preserve">上产生时钟，器件按起始/停止条件与每字节应答（ACK）位完成寻址与传输；标准速率</w:t>
       </w:r>
       <w:r>
+        <w:rPr>
+          <w:rFonts w:eastAsia="黑体"/>
+        </w:rPr>
         <w:t xml:space="preserve"> 100 </w:t>
       </w:r>
       <w:r>
         <w:rPr>
-          <w:rFonts w:hint="eastAsia"/>
+          <w:rFonts w:hint="eastAsia" w:eastAsia="黑体"/>
         </w:rPr>
         <w:t xml:space="preserve">kbps、快速</w:t>
       </w:r>
       <w:r>
+        <w:rPr>
+          <w:rFonts w:eastAsia="黑体"/>
+        </w:rPr>
         <w:t xml:space="preserve"> 400 </w:t>
       </w:r>
       <w:r>
         <w:rPr>
-          <w:rFonts w:hint="eastAsia"/>
+          <w:rFonts w:hint="eastAsia" w:eastAsia="黑体"/>
         </w:rPr>
         <w:t xml:space="preserve">kbps、快速+</w:t>
       </w:r>
       <w:r>
+        <w:rPr>
+          <w:rFonts w:eastAsia="黑体"/>
+        </w:rPr>
         <w:t xml:space="preserve"> 1 </w:t>
       </w:r>
       <w:r>
         <w:rPr>
-          <w:rFonts w:hint="eastAsia"/>
+          <w:rFonts w:hint="eastAsia" w:eastAsia="黑体"/>
         </w:rPr>
         <w:t xml:space="preserve">Mbps、高速</w:t>
       </w:r>
       <w:r>
+        <w:rPr>
+          <w:rFonts w:eastAsia="黑体"/>
+        </w:rPr>
         <w:t xml:space="preserve"> 3.4 Mbps。</w:t>
       </w:r>
     </w:p>
@@ -904,34 +1040,43 @@
       <w:pPr/>
       <w:r>
         <w:rPr>
-          <w:rFonts w:hint="eastAsia"/>
+          <w:rFonts w:hint="eastAsia" w:eastAsia="黑体"/>
         </w:rPr>
         <w:t xml:space="preserve">由此构成”两条开漏信号线</w:t>
       </w:r>
       <w:r>
+        <w:rPr>
+          <w:rFonts w:eastAsia="黑体"/>
+        </w:rPr>
         <w:t xml:space="preserve"> SCL/SDA </w:t>
       </w:r>
       <w:r>
         <w:rPr>
-          <w:rFonts w:hint="eastAsia"/>
+          <w:rFonts w:hint="eastAsia" w:eastAsia="黑体"/>
         </w:rPr>
         <w:t xml:space="preserve">各配上拉电阻、多主机多从机并联共享、以起止条件加应答寻址”的</w:t>
       </w:r>
       <w:r>
+        <w:rPr>
+          <w:rFonts w:eastAsia="黑体"/>
+        </w:rPr>
         <w:t xml:space="preserve"> I²C </w:t>
       </w:r>
       <w:r>
         <w:rPr>
-          <w:rFonts w:hint="eastAsia"/>
+          <w:rFonts w:hint="eastAsia" w:eastAsia="黑体"/>
         </w:rPr>
         <w:t xml:space="preserve">组态，用于板内传感器、EEPROM、PMIC</w:t>
       </w:r>
       <w:r>
+        <w:rPr>
+          <w:rFonts w:eastAsia="黑体"/>
+        </w:rPr>
         <w:t xml:space="preserve"> </w:t>
       </w:r>
       <w:r>
         <w:rPr>
-          <w:rFonts w:hint="eastAsia"/>
+          <w:rFonts w:hint="eastAsia" w:eastAsia="黑体"/>
         </w:rPr>
         <w:t xml:space="preserve">等短距低速通信。</w:t>
       </w:r>
@@ -944,7 +1089,7 @@
       </w:pPr>
       <w:r>
         <w:rPr>
-          <w:rFonts w:hint="eastAsia"/>
+          <w:rFonts w:hint="eastAsia" w:eastAsia="黑体"/>
         </w:rPr>
         <w:t xml:space="preserve">工作原理</w:t>
       </w:r>
@@ -955,52 +1100,67 @@
       </w:pPr>
       <w:r>
         <w:rPr>
-          <w:rFonts w:hint="eastAsia"/>
+          <w:rFonts w:hint="eastAsia" w:eastAsia="黑体"/>
         </w:rPr>
         <w:t xml:space="preserve">主机在</w:t>
       </w:r>
       <w:r>
+        <w:rPr>
+          <w:rFonts w:eastAsia="黑体"/>
+        </w:rPr>
         <w:t xml:space="preserve"> SCL </w:t>
       </w:r>
       <w:r>
         <w:rPr>
-          <w:rFonts w:hint="eastAsia"/>
+          <w:rFonts w:hint="eastAsia" w:eastAsia="黑体"/>
         </w:rPr>
         <w:t xml:space="preserve">上产生时钟，在</w:t>
       </w:r>
       <w:r>
+        <w:rPr>
+          <w:rFonts w:eastAsia="黑体"/>
+        </w:rPr>
         <w:t xml:space="preserve"> SDA </w:t>
       </w:r>
       <w:r>
         <w:rPr>
-          <w:rFonts w:hint="eastAsia"/>
+          <w:rFonts w:hint="eastAsia" w:eastAsia="黑体"/>
         </w:rPr>
         <w:t xml:space="preserve">上通过开漏下拉/释放驱动高低电平：器件拉低</w:t>
       </w:r>
       <w:r>
+        <w:rPr>
+          <w:rFonts w:eastAsia="黑体"/>
+        </w:rPr>
         <w:t xml:space="preserve"> SDA </w:t>
       </w:r>
       <w:r>
         <w:rPr>
-          <w:rFonts w:hint="eastAsia"/>
+          <w:rFonts w:hint="eastAsia" w:eastAsia="黑体"/>
         </w:rPr>
         <w:t xml:space="preserve">表示逻辑</w:t>
       </w:r>
       <w:r>
+        <w:rPr>
+          <w:rFonts w:eastAsia="黑体"/>
+        </w:rPr>
         <w:t xml:space="preserve"> </w:t>
       </w:r>
       <w:r>
         <w:rPr>
-          <w:rFonts w:hint="eastAsia"/>
+          <w:rFonts w:hint="eastAsia" w:eastAsia="黑体"/>
         </w:rPr>
         <w:t xml:space="preserve">0，释放后由上拉电阻拉回高电平表示逻辑</w:t>
       </w:r>
       <w:r>
+        <w:rPr>
+          <w:rFonts w:eastAsia="黑体"/>
+        </w:rPr>
         <w:t xml:space="preserve"> </w:t>
       </w:r>
       <w:r>
         <w:rPr>
-          <w:rFonts w:hint="eastAsia"/>
+          <w:rFonts w:hint="eastAsia" w:eastAsia="黑体"/>
         </w:rPr>
         <w:t xml:space="preserve">1。总线空闲时两线均为高电平；起始/停止条件与每字节后的应答（ACK）位完成寻址与数据传输。开漏结构允许多器件共享总线而不冲突。</w:t>
       </w:r>
@@ -1013,7 +1173,7 @@
       </w:pPr>
       <w:r>
         <w:rPr>
-          <w:rFonts w:hint="eastAsia"/>
+          <w:rFonts w:hint="eastAsia" w:eastAsia="黑体"/>
         </w:rPr>
         <w:t xml:space="preserve">关键计算公式</w:t>
       </w:r>
@@ -1027,7 +1187,7 @@
       </w:pPr>
       <w:r>
         <w:rPr>
-          <w:rFonts w:hint="eastAsia"/>
+          <w:rFonts w:hint="eastAsia" w:eastAsia="黑体"/>
         </w:rPr>
         <w:t xml:space="preserve">上拉电阻下限（保证驱动能力，</w:t>
       </w:r>
@@ -1046,11 +1206,14 @@
         </m:sSub>
       </m:oMath>
       <w:r>
+        <w:rPr>
+          <w:rFonts w:eastAsia="黑体"/>
+        </w:rPr>
         <w:t xml:space="preserve"> </w:t>
       </w:r>
       <w:r>
         <w:rPr>
-          <w:rFonts w:hint="eastAsia"/>
+          <w:rFonts w:hint="eastAsia" w:eastAsia="黑体"/>
         </w:rPr>
         <w:t xml:space="preserve">为总线电容，</w:t>
       </w:r>
@@ -1087,11 +1250,14 @@
         </m:r>
       </m:oMath>
       <w:r>
+        <w:rPr>
+          <w:rFonts w:eastAsia="黑体"/>
+        </w:rPr>
         <w:t xml:space="preserve"> </w:t>
       </w:r>
       <w:r>
         <w:rPr>
-          <w:rFonts w:hint="eastAsia"/>
+          <w:rFonts w:hint="eastAsia" w:eastAsia="黑体"/>
         </w:rPr>
         <w:t xml:space="preserve">V）：</w:t>
       </w:r>
@@ -1208,7 +1374,7 @@
       </w:pPr>
       <w:r>
         <w:rPr>
-          <w:rFonts w:hint="eastAsia"/>
+          <w:rFonts w:hint="eastAsia" w:eastAsia="黑体"/>
         </w:rPr>
         <w:t xml:space="preserve">上拉电阻上限（保证上升沿时间内充电）：</w:t>
       </w:r>
@@ -1298,11 +1464,14 @@
       </w:pPr>
       <w:r>
         <w:rPr>
-          <w:rFonts w:hint="eastAsia"/>
+          <w:rFonts w:hint="eastAsia" w:eastAsia="黑体"/>
         </w:rPr>
         <w:t xml:space="preserve">总线上升时间（标准</w:t>
       </w:r>
       <w:r>
+        <w:rPr>
+          <w:rFonts w:eastAsia="黑体"/>
+        </w:rPr>
         <w:t xml:space="preserve"> </w:t>
       </w:r>
       <m:oMath>
@@ -1320,38 +1489,50 @@
         </m:sSub>
       </m:oMath>
       <w:r>
+        <w:rPr>
+          <w:rFonts w:eastAsia="黑体"/>
+        </w:rPr>
         <w:t xml:space="preserve"> </w:t>
       </w:r>
       <w:r>
         <w:rPr>
-          <w:rFonts w:hint="eastAsia"/>
+          <w:rFonts w:hint="eastAsia" w:eastAsia="黑体"/>
         </w:rPr>
         <w:t xml:space="preserve">上限</w:t>
       </w:r>
       <w:r>
+        <w:rPr>
+          <w:rFonts w:eastAsia="黑体"/>
+        </w:rPr>
         <w:t xml:space="preserve"> 300 ns / </w:t>
       </w:r>
       <w:r>
         <w:rPr>
-          <w:rFonts w:hint="eastAsia"/>
+          <w:rFonts w:hint="eastAsia" w:eastAsia="黑体"/>
         </w:rPr>
         <w:t xml:space="preserve">快速</w:t>
       </w:r>
       <w:r>
+        <w:rPr>
+          <w:rFonts w:eastAsia="黑体"/>
+        </w:rPr>
         <w:t xml:space="preserve"> 300 ns / </w:t>
       </w:r>
       <w:r>
         <w:rPr>
-          <w:rFonts w:hint="eastAsia"/>
+          <w:rFonts w:hint="eastAsia" w:eastAsia="黑体"/>
         </w:rPr>
         <w:t xml:space="preserve">高速</w:t>
       </w:r>
       <w:r>
+        <w:rPr>
+          <w:rFonts w:eastAsia="黑体"/>
+        </w:rPr>
         <w:t xml:space="preserve"> 120 </w:t>
       </w:r>
       <w:r>
         <w:rPr>
-          <w:rFonts w:hint="eastAsia"/>
+          <w:rFonts w:hint="eastAsia" w:eastAsia="黑体"/>
         </w:rPr>
         <w:t xml:space="preserve">ns）：</w:t>
       </w:r>
@@ -1426,7 +1607,7 @@
       </w:pPr>
       <w:r>
         <w:rPr>
-          <w:rFonts w:hint="eastAsia"/>
+          <w:rFonts w:hint="eastAsia" w:eastAsia="黑体"/>
         </w:rPr>
         <w:t xml:space="preserve">位速率与时钟周期的关系：</w:t>
       </w:r>
@@ -1514,7 +1695,7 @@
             </w:pPr>
             <w:r>
               <w:rPr>
-                <w:rFonts w:hint="eastAsia"/>
+                <w:rFonts w:hint="eastAsia" w:eastAsia="黑体"/>
               </w:rPr>
               <w:t xml:space="preserve">符号</w:t>
             </w:r>
@@ -1528,7 +1709,7 @@
             </w:pPr>
             <w:r>
               <w:rPr>
-                <w:rFonts w:hint="eastAsia"/>
+                <w:rFonts w:hint="eastAsia" w:eastAsia="黑体"/>
               </w:rPr>
               <w:t xml:space="preserve">含义</w:t>
             </w:r>
@@ -1542,7 +1723,7 @@
             </w:pPr>
             <w:r>
               <w:rPr>
-                <w:rFonts w:hint="eastAsia"/>
+                <w:rFonts w:hint="eastAsia" w:eastAsia="黑体"/>
               </w:rPr>
               <w:t xml:space="preserve">单位</w:t>
             </w:r>
@@ -1574,6 +1755,9 @@
               </m:sSub>
             </m:oMath>
             <w:r>
+              <w:rPr>
+                <w:rFonts w:eastAsia="黑体"/>
+              </w:rPr>
               <w:t xml:space="preserve">​</w:t>
             </w:r>
           </w:p>
@@ -1586,16 +1770,19 @@
             </w:pPr>
             <w:r>
               <w:rPr>
-                <w:rFonts w:hint="eastAsia"/>
+                <w:rFonts w:hint="eastAsia" w:eastAsia="黑体"/>
               </w:rPr>
               <w:t xml:space="preserve">电源电压（1.8/3.3/5</w:t>
             </w:r>
             <w:r>
+              <w:rPr>
+                <w:rFonts w:eastAsia="黑体"/>
+              </w:rPr>
               <w:t xml:space="preserve"> </w:t>
             </w:r>
             <w:r>
               <w:rPr>
-                <w:rFonts w:hint="eastAsia"/>
+                <w:rFonts w:hint="eastAsia" w:eastAsia="黑体"/>
               </w:rPr>
               <w:t xml:space="preserve">V）</w:t>
             </w:r>
@@ -1608,6 +1795,9 @@
               <w:pStyle w:val="Compact"/>
             </w:pPr>
             <w:r>
+              <w:rPr>
+                <w:rFonts w:eastAsia="黑体"/>
+              </w:rPr>
               <w:t xml:space="preserve">V</w:t>
             </w:r>
           </w:p>
@@ -1638,6 +1828,9 @@
               </m:sSub>
             </m:oMath>
             <w:r>
+              <w:rPr>
+                <w:rFonts w:eastAsia="黑体"/>
+              </w:rPr>
               <w:t xml:space="preserve">​</w:t>
             </w:r>
           </w:p>
@@ -1650,7 +1843,7 @@
             </w:pPr>
             <w:r>
               <w:rPr>
-                <w:rFonts w:hint="eastAsia"/>
+                <w:rFonts w:hint="eastAsia" w:eastAsia="黑体"/>
               </w:rPr>
               <w:t xml:space="preserve">低电平输出电压</w:t>
             </w:r>
@@ -1663,6 +1856,9 @@
               <w:pStyle w:val="Compact"/>
             </w:pPr>
             <w:r>
+              <w:rPr>
+                <w:rFonts w:eastAsia="黑体"/>
+              </w:rPr>
               <w:t xml:space="preserve">V</w:t>
             </w:r>
           </w:p>
@@ -1693,6 +1889,9 @@
               </m:sSub>
             </m:oMath>
             <w:r>
+              <w:rPr>
+                <w:rFonts w:eastAsia="黑体"/>
+              </w:rPr>
               <w:t xml:space="preserve">​</w:t>
             </w:r>
           </w:p>
@@ -1705,7 +1904,7 @@
             </w:pPr>
             <w:r>
               <w:rPr>
-                <w:rFonts w:hint="eastAsia"/>
+                <w:rFonts w:hint="eastAsia" w:eastAsia="黑体"/>
               </w:rPr>
               <w:t xml:space="preserve">输出灌电流</w:t>
             </w:r>
@@ -1718,6 +1917,9 @@
               <w:pStyle w:val="Compact"/>
             </w:pPr>
             <w:r>
+              <w:rPr>
+                <w:rFonts w:eastAsia="黑体"/>
+              </w:rPr>
               <w:t xml:space="preserve">A</w:t>
             </w:r>
           </w:p>
@@ -1745,6 +1947,9 @@
               </m:sSub>
             </m:oMath>
             <w:r>
+              <w:rPr>
+                <w:rFonts w:eastAsia="黑体"/>
+              </w:rPr>
               <w:t xml:space="preserve">​</w:t>
             </w:r>
           </w:p>
@@ -1757,7 +1962,7 @@
             </w:pPr>
             <w:r>
               <w:rPr>
-                <w:rFonts w:hint="eastAsia"/>
+                <w:rFonts w:hint="eastAsia" w:eastAsia="黑体"/>
               </w:rPr>
               <w:t xml:space="preserve">上拉电阻</w:t>
             </w:r>
@@ -1770,6 +1975,9 @@
               <w:pStyle w:val="Compact"/>
             </w:pPr>
             <w:r>
+              <w:rPr>
+                <w:rFonts w:eastAsia="黑体"/>
+              </w:rPr>
               <w:t xml:space="preserve">Ω</w:t>
             </w:r>
           </w:p>
@@ -1797,6 +2005,9 @@
               </m:sSub>
             </m:oMath>
             <w:r>
+              <w:rPr>
+                <w:rFonts w:eastAsia="黑体"/>
+              </w:rPr>
               <w:t xml:space="preserve">​</w:t>
             </w:r>
           </w:p>
@@ -1809,7 +2020,7 @@
             </w:pPr>
             <w:r>
               <w:rPr>
-                <w:rFonts w:hint="eastAsia"/>
+                <w:rFonts w:hint="eastAsia" w:eastAsia="黑体"/>
               </w:rPr>
               <w:t xml:space="preserve">总线等效电容</w:t>
             </w:r>
@@ -1822,6 +2033,9 @@
               <w:pStyle w:val="Compact"/>
             </w:pPr>
             <w:r>
+              <w:rPr>
+                <w:rFonts w:eastAsia="黑体"/>
+              </w:rPr>
               <w:t xml:space="preserve">F</w:t>
             </w:r>
           </w:p>
@@ -1849,6 +2063,9 @@
               </m:sSub>
             </m:oMath>
             <w:r>
+              <w:rPr>
+                <w:rFonts w:eastAsia="黑体"/>
+              </w:rPr>
               <w:t xml:space="preserve">​</w:t>
             </w:r>
           </w:p>
@@ -1861,7 +2078,7 @@
             </w:pPr>
             <w:r>
               <w:rPr>
-                <w:rFonts w:hint="eastAsia"/>
+                <w:rFonts w:hint="eastAsia" w:eastAsia="黑体"/>
               </w:rPr>
               <w:t xml:space="preserve">上升时间</w:t>
             </w:r>
@@ -1874,6 +2091,9 @@
               <w:pStyle w:val="Compact"/>
             </w:pPr>
             <w:r>
+              <w:rPr>
+                <w:rFonts w:eastAsia="黑体"/>
+              </w:rPr>
               <w:t xml:space="preserve">s</w:t>
             </w:r>
           </w:p>
@@ -1892,6 +2112,9 @@
               </m:r>
             </m:oMath>
             <w:r>
+              <w:rPr>
+                <w:rFonts w:eastAsia="黑体"/>
+              </w:rPr>
               <w:t xml:space="preserve">​</w:t>
             </w:r>
           </w:p>
@@ -1904,7 +2127,7 @@
             </w:pPr>
             <w:r>
               <w:rPr>
-                <w:rFonts w:hint="eastAsia"/>
+                <w:rFonts w:hint="eastAsia" w:eastAsia="黑体"/>
               </w:rPr>
               <w:t xml:space="preserve">位速率</w:t>
             </w:r>
@@ -1917,6 +2140,9 @@
               <w:pStyle w:val="Compact"/>
             </w:pPr>
             <w:r>
+              <w:rPr>
+                <w:rFonts w:eastAsia="黑体"/>
+              </w:rPr>
               <w:t xml:space="preserve">Hz</w:t>
             </w:r>
           </w:p>
@@ -1931,7 +2157,7 @@
       </w:pPr>
       <w:r>
         <w:rPr>
-          <w:rFonts w:hint="eastAsia"/>
+          <w:rFonts w:hint="eastAsia" w:eastAsia="黑体"/>
         </w:rPr>
         <w:t xml:space="preserve">元件调整影响</w:t>
       </w:r>
@@ -1946,20 +2172,27 @@
       </w:pPr>
       <w:r>
         <w:rPr>
+          <w:rFonts w:eastAsia="黑体"/>
           <w:b/>
           <w:bCs/>
         </w:rPr>
         <w:t xml:space="preserve">Rp ↑</w:t>
       </w:r>
       <w:r>
+        <w:rPr>
+          <w:rFonts w:eastAsia="黑体"/>
+        </w:rPr>
         <w:t xml:space="preserve"> </w:t>
       </w:r>
       <w:r>
+        <w:rPr>
+          <w:rFonts w:eastAsia="黑体"/>
+        </w:rPr>
         <w:t xml:space="preserve">→ </w:t>
       </w:r>
       <w:r>
         <w:rPr>
-          <w:rFonts w:hint="eastAsia"/>
+          <w:rFonts w:hint="eastAsia" w:eastAsia="黑体"/>
         </w:rPr>
         <w:t xml:space="preserve">上升时间变长、总线变慢，但功耗降低；过大则无法在速率要求内完成上升。</w:t>
       </w:r>
@@ -1974,24 +2207,34 @@
       </w:pPr>
       <w:r>
         <w:rPr>
+          <w:rFonts w:eastAsia="黑体"/>
           <w:b/>
           <w:bCs/>
         </w:rPr>
         <w:t xml:space="preserve">Rp ↓</w:t>
       </w:r>
       <w:r>
+        <w:rPr>
+          <w:rFonts w:eastAsia="黑体"/>
+        </w:rPr>
         <w:t xml:space="preserve"> </w:t>
       </w:r>
       <w:r>
+        <w:rPr>
+          <w:rFonts w:eastAsia="黑体"/>
+        </w:rPr>
         <w:t xml:space="preserve">→ </w:t>
       </w:r>
       <w:r>
         <w:rPr>
-          <w:rFonts w:hint="eastAsia"/>
+          <w:rFonts w:hint="eastAsia" w:eastAsia="黑体"/>
         </w:rPr>
         <w:t xml:space="preserve">上升加快、支持更高速率，但灌电流与功耗增大，过小可能低于</w:t>
       </w:r>
       <w:r>
+        <w:rPr>
+          <w:rFonts w:eastAsia="黑体"/>
+        </w:rPr>
         <w:t xml:space="preserve"> </w:t>
       </w:r>
       <m:oMath>
@@ -2015,6 +2258,9 @@
         </m:sSub>
       </m:oMath>
       <w:r>
+        <w:rPr>
+          <w:rFonts w:eastAsia="黑体"/>
+        </w:rPr>
         <w:t xml:space="preserve">。</w:t>
       </w:r>
     </w:p>
@@ -2028,7 +2274,7 @@
       </w:pPr>
       <w:r>
         <w:rPr>
-          <w:rFonts w:hint="eastAsia"/>
+          <w:rFonts w:hint="eastAsia" w:eastAsia="黑体"/>
           <w:b/>
           <w:bCs/>
         </w:rPr>
@@ -2036,6 +2282,7 @@
       </w:r>
       <w:r>
         <w:rPr>
+          <w:rFonts w:eastAsia="黑体"/>
           <w:b/>
           <w:bCs/>
         </w:rPr>
@@ -2043,25 +2290,31 @@
       </w:r>
       <w:r>
         <w:rPr>
-          <w:rFonts w:hint="eastAsia"/>
+          <w:rFonts w:hint="eastAsia" w:eastAsia="黑体"/>
         </w:rPr>
         <w:t xml:space="preserve">（器件多、走线长）→</w:t>
       </w:r>
       <w:r>
+        <w:rPr>
+          <w:rFonts w:eastAsia="黑体"/>
+        </w:rPr>
         <w:t xml:space="preserve"> </w:t>
       </w:r>
       <w:r>
         <w:rPr>
-          <w:rFonts w:hint="eastAsia"/>
+          <w:rFonts w:hint="eastAsia" w:eastAsia="黑体"/>
         </w:rPr>
         <w:t xml:space="preserve">上升时间增大，需减小</w:t>
       </w:r>
       <w:r>
+        <w:rPr>
+          <w:rFonts w:eastAsia="黑体"/>
+        </w:rPr>
         <w:t xml:space="preserve"> Rp </w:t>
       </w:r>
       <w:r>
         <w:rPr>
-          <w:rFonts w:hint="eastAsia"/>
+          <w:rFonts w:hint="eastAsia" w:eastAsia="黑体"/>
         </w:rPr>
         <w:t xml:space="preserve">或降低速率。</w:t>
       </w:r>
@@ -2076,6 +2329,7 @@
       </w:pPr>
       <w:r>
         <w:rPr>
+          <w:rFonts w:eastAsia="黑体"/>
           <w:b/>
           <w:bCs/>
         </w:rPr>
@@ -2083,18 +2337,21 @@
       </w:r>
       <w:r>
         <w:rPr>
-          <w:rFonts w:hint="eastAsia"/>
+          <w:rFonts w:hint="eastAsia" w:eastAsia="黑体"/>
           <w:b/>
           <w:bCs/>
         </w:rPr>
         <w:t xml:space="preserve">电平不匹配</w:t>
       </w:r>
       <w:r>
+        <w:rPr>
+          <w:rFonts w:eastAsia="黑体"/>
+        </w:rPr>
         <w:t xml:space="preserve"> </w:t>
       </w:r>
       <w:r>
         <w:rPr>
-          <w:rFonts w:hint="eastAsia"/>
+          <w:rFonts w:hint="eastAsia" w:eastAsia="黑体"/>
         </w:rPr>
         <w:t xml:space="preserve">时各器件逻辑阈值不同，需电平转换避免误判。</w:t>
       </w:r>
@@ -2107,7 +2364,7 @@
       </w:pPr>
       <w:r>
         <w:rPr>
-          <w:rFonts w:hint="eastAsia"/>
+          <w:rFonts w:hint="eastAsia" w:eastAsia="黑体"/>
         </w:rPr>
         <w:t xml:space="preserve">典型参数示例</w:t>
       </w:r>
@@ -2122,11 +2379,14 @@
       </w:pPr>
       <w:r>
         <w:rPr>
-          <w:rFonts w:hint="eastAsia"/>
+          <w:rFonts w:hint="eastAsia" w:eastAsia="黑体"/>
         </w:rPr>
         <w:t xml:space="preserve">设</w:t>
       </w:r>
       <w:r>
+        <w:rPr>
+          <w:rFonts w:eastAsia="黑体"/>
+        </w:rPr>
         <w:t xml:space="preserve"> </w:t>
       </w:r>
       <m:oMath>
@@ -2166,6 +2426,9 @@
         </m:r>
       </m:oMath>
       <w:r>
+        <w:rPr>
+          <w:rFonts w:eastAsia="黑体"/>
+        </w:rPr>
         <w:t xml:space="preserve">、</w:t>
       </w:r>
       <m:oMath>
@@ -2206,7 +2469,7 @@
       </m:oMath>
       <w:r>
         <w:rPr>
-          <w:rFonts w:hint="eastAsia"/>
+          <w:rFonts w:hint="eastAsia" w:eastAsia="黑体"/>
         </w:rPr>
         <w:t xml:space="preserve">：</w:t>
       </w:r>
@@ -2279,6 +2542,9 @@
         </m:r>
       </m:oMath>
       <w:r>
+        <w:rPr>
+          <w:rFonts w:eastAsia="黑体"/>
+        </w:rPr>
         <w:t xml:space="preserve">。</w:t>
       </w:r>
     </w:p>
@@ -2292,11 +2558,14 @@
       </w:pPr>
       <w:r>
         <w:rPr>
-          <w:rFonts w:hint="eastAsia"/>
+          <w:rFonts w:hint="eastAsia" w:eastAsia="黑体"/>
         </w:rPr>
         <w:t xml:space="preserve">设</w:t>
       </w:r>
       <w:r>
+        <w:rPr>
+          <w:rFonts w:eastAsia="黑体"/>
+        </w:rPr>
         <w:t xml:space="preserve"> </w:t>
       </w:r>
       <m:oMath>
@@ -2334,7 +2603,7 @@
       </m:oMath>
       <w:r>
         <w:rPr>
-          <w:rFonts w:hint="eastAsia"/>
+          <w:rFonts w:hint="eastAsia" w:eastAsia="黑体"/>
         </w:rPr>
         <w:t xml:space="preserve">（快速模式）、</w:t>
       </w:r>
@@ -2373,7 +2642,7 @@
       </m:oMath>
       <w:r>
         <w:rPr>
-          <w:rFonts w:hint="eastAsia"/>
+          <w:rFonts w:hint="eastAsia" w:eastAsia="黑体"/>
         </w:rPr>
         <w:t xml:space="preserve">：</w:t>
       </w:r>
@@ -2495,6 +2764,9 @@
         </m:r>
       </m:oMath>
       <w:r>
+        <w:rPr>
+          <w:rFonts w:eastAsia="黑体"/>
+        </w:rPr>
         <w:t xml:space="preserve">。</w:t>
       </w:r>
     </w:p>
@@ -2506,7 +2778,7 @@
       </w:pPr>
       <w:r>
         <w:rPr>
-          <w:rFonts w:hint="eastAsia"/>
+          <w:rFonts w:hint="eastAsia" w:eastAsia="黑体"/>
         </w:rPr>
         <w:t xml:space="preserve">常见器件型号</w:t>
       </w:r>
@@ -2520,11 +2792,14 @@
         </w:numPr>
       </w:pPr>
       <w:r>
+        <w:rPr>
+          <w:rFonts w:eastAsia="黑体"/>
+        </w:rPr>
         <w:t xml:space="preserve">I2C </w:t>
       </w:r>
       <w:r>
         <w:rPr>
-          <w:rFonts w:hint="eastAsia"/>
+          <w:rFonts w:hint="eastAsia" w:eastAsia="黑体"/>
         </w:rPr>
         <w:t xml:space="preserve">电平转换/缓冲：TCA9517、PCA9306、LTC4316。</w:t>
       </w:r>
@@ -2539,25 +2814,31 @@
       </w:pPr>
       <w:r>
         <w:rPr>
-          <w:rFonts w:hint="eastAsia"/>
+          <w:rFonts w:hint="eastAsia" w:eastAsia="黑体"/>
         </w:rPr>
         <w:t xml:space="preserve">上拉电阻：4.7</w:t>
       </w:r>
       <w:r>
+        <w:rPr>
+          <w:rFonts w:eastAsia="黑体"/>
+        </w:rPr>
         <w:t xml:space="preserve"> </w:t>
       </w:r>
       <w:r>
         <w:rPr>
-          <w:rFonts w:hint="eastAsia"/>
+          <w:rFonts w:hint="eastAsia" w:eastAsia="黑体"/>
         </w:rPr>
         <w:t xml:space="preserve">kΩ（标准）、2.2</w:t>
       </w:r>
       <w:r>
+        <w:rPr>
+          <w:rFonts w:eastAsia="黑体"/>
+        </w:rPr>
         <w:t xml:space="preserve"> </w:t>
       </w:r>
       <w:r>
         <w:rPr>
-          <w:rFonts w:hint="eastAsia"/>
+          <w:rFonts w:hint="eastAsia" w:eastAsia="黑体"/>
         </w:rPr>
         <w:t xml:space="preserve">kΩ（快速模式）。</w:t>
       </w:r>
@@ -2572,25 +2853,31 @@
       </w:pPr>
       <w:r>
         <w:rPr>
-          <w:rFonts w:hint="eastAsia"/>
+          <w:rFonts w:hint="eastAsia" w:eastAsia="黑体"/>
         </w:rPr>
         <w:t xml:space="preserve">常见</w:t>
       </w:r>
       <w:r>
+        <w:rPr>
+          <w:rFonts w:eastAsia="黑体"/>
+        </w:rPr>
         <w:t xml:space="preserve"> I2C </w:t>
       </w:r>
       <w:r>
         <w:rPr>
-          <w:rFonts w:hint="eastAsia"/>
+          <w:rFonts w:hint="eastAsia" w:eastAsia="黑体"/>
         </w:rPr>
         <w:t xml:space="preserve">从机：AT24C02（EEPROM）、PCF8574（IO</w:t>
       </w:r>
       <w:r>
+        <w:rPr>
+          <w:rFonts w:eastAsia="黑体"/>
+        </w:rPr>
         <w:t xml:space="preserve"> </w:t>
       </w:r>
       <w:r>
         <w:rPr>
-          <w:rFonts w:hint="eastAsia"/>
+          <w:rFonts w:hint="eastAsia" w:eastAsia="黑体"/>
         </w:rPr>
         <w:t xml:space="preserve">扩展）。</w:t>
       </w:r>
@@ -2603,7 +2890,7 @@
       </w:pPr>
       <w:r>
         <w:rPr>
-          <w:rFonts w:hint="eastAsia"/>
+          <w:rFonts w:hint="eastAsia" w:eastAsia="黑体"/>
         </w:rPr>
         <w:t xml:space="preserve">注意事项</w:t>
       </w:r>
@@ -2618,7 +2905,7 @@
       </w:pPr>
       <w:r>
         <w:rPr>
-          <w:rFonts w:hint="eastAsia"/>
+          <w:rFonts w:hint="eastAsia" w:eastAsia="黑体"/>
         </w:rPr>
         <w:t xml:space="preserve">上拉电阻必须接同一电源轨，走线长或器件多时适当降低阻值。</w:t>
       </w:r>
@@ -2633,34 +2920,43 @@
       </w:pPr>
       <w:r>
         <w:rPr>
-          <w:rFonts w:hint="eastAsia"/>
+          <w:rFonts w:hint="eastAsia" w:eastAsia="黑体"/>
         </w:rPr>
         <w:t xml:space="preserve">需加入起始/停止、应答与器件地址正确时序；7</w:t>
       </w:r>
       <w:r>
+        <w:rPr>
+          <w:rFonts w:eastAsia="黑体"/>
+        </w:rPr>
         <w:t xml:space="preserve"> </w:t>
       </w:r>
       <w:r>
         <w:rPr>
-          <w:rFonts w:hint="eastAsia"/>
+          <w:rFonts w:hint="eastAsia" w:eastAsia="黑体"/>
         </w:rPr>
         <w:t xml:space="preserve">位地址最多</w:t>
       </w:r>
       <w:r>
+        <w:rPr>
+          <w:rFonts w:eastAsia="黑体"/>
+        </w:rPr>
         <w:t xml:space="preserve"> 112 </w:t>
       </w:r>
       <w:r>
         <w:rPr>
-          <w:rFonts w:hint="eastAsia"/>
+          <w:rFonts w:hint="eastAsia" w:eastAsia="黑体"/>
         </w:rPr>
         <w:t xml:space="preserve">个地址，10</w:t>
       </w:r>
       <w:r>
+        <w:rPr>
+          <w:rFonts w:eastAsia="黑体"/>
+        </w:rPr>
         <w:t xml:space="preserve"> </w:t>
       </w:r>
       <w:r>
         <w:rPr>
-          <w:rFonts w:hint="eastAsia"/>
+          <w:rFonts w:hint="eastAsia" w:eastAsia="黑体"/>
         </w:rPr>
         <w:t xml:space="preserve">位扩址。</w:t>
       </w:r>
@@ -2675,16 +2971,19 @@
       </w:pPr>
       <w:r>
         <w:rPr>
-          <w:rFonts w:hint="eastAsia"/>
+          <w:rFonts w:hint="eastAsia" w:eastAsia="黑体"/>
         </w:rPr>
         <w:t xml:space="preserve">与</w:t>
       </w:r>
       <w:r>
+        <w:rPr>
+          <w:rFonts w:eastAsia="黑体"/>
+        </w:rPr>
         <w:t xml:space="preserve"> 5 V/3.3 V/1.8 V </w:t>
       </w:r>
       <w:r>
         <w:rPr>
-          <w:rFonts w:hint="eastAsia"/>
+          <w:rFonts w:hint="eastAsia" w:eastAsia="黑体"/>
         </w:rPr>
         <w:t xml:space="preserve">器件混合时使用电平转换，避免逻辑阈值不匹配。</w:t>
       </w:r>
@@ -2697,7 +2996,7 @@
       </w:pPr>
       <w:r>
         <w:rPr>
-          <w:rFonts w:hint="eastAsia"/>
+          <w:rFonts w:hint="eastAsia" w:eastAsia="黑体"/>
         </w:rPr>
         <w:t xml:space="preserve">参考资料</w:t>
       </w:r>
@@ -2711,11 +3010,14 @@
         </w:numPr>
       </w:pPr>
       <w:r>
+        <w:rPr>
+          <w:rFonts w:eastAsia="黑体"/>
+        </w:rPr>
         <w:t xml:space="preserve">NXP: I2C-bus specification and user </w:t>
       </w:r>
       <w:r>
         <w:rPr>
-          <w:rFonts w:hint="eastAsia"/>
+          <w:rFonts w:hint="eastAsia" w:eastAsia="黑体"/>
         </w:rPr>
         <w:t xml:space="preserve">manual（UM10204）。</w:t>
       </w:r>
@@ -2729,20 +3031,26 @@
         </w:numPr>
       </w:pPr>
       <w:r>
+        <w:rPr>
+          <w:rFonts w:eastAsia="黑体"/>
+        </w:rPr>
         <w:t xml:space="preserve">TI: TCA9517 </w:t>
       </w:r>
       <w:r>
         <w:rPr>
-          <w:rFonts w:hint="eastAsia"/>
+          <w:rFonts w:hint="eastAsia" w:eastAsia="黑体"/>
         </w:rPr>
         <w:t xml:space="preserve">数据手册（I2C</w:t>
       </w:r>
       <w:r>
+        <w:rPr>
+          <w:rFonts w:eastAsia="黑体"/>
+        </w:rPr>
         <w:t xml:space="preserve"> </w:t>
       </w:r>
       <w:r>
         <w:rPr>
-          <w:rFonts w:hint="eastAsia"/>
+          <w:rFonts w:hint="eastAsia" w:eastAsia="黑体"/>
         </w:rPr>
         <w:t xml:space="preserve">电平转换缓冲器）。</w:t>
       </w:r>
@@ -2756,6 +3064,9 @@
         </w:numPr>
       </w:pPr>
       <w:r>
+        <w:rPr>
+          <w:rFonts w:eastAsia="黑体"/>
+        </w:rPr>
         <w:t xml:space="preserve">Wikipedia: I²C。</w:t>
       </w:r>
     </w:p>
@@ -2768,11 +3079,11 @@
       </w:pPr>
       <w:r>
         <w:rPr>
-          <w:rFonts w:ascii="Times New Roman" w:hAnsi="Times New Roman"/>
+          <w:rFonts w:ascii="Times New Roman" w:hAnsi="Times New Roman" w:eastAsia="黑体"/>
           <w:color w:val="555555"/>
           <w:sz w:val="21"/>
         </w:rPr>
-        <w:t>材料收集者：杜文杰</w:t>
+        <w:t>材料收集者：杜文杰，WX手机：19519196569，QQ:3478827729</w:t>
       </w:r>
     </w:p>
     <w:sectPr>
@@ -2792,7 +3103,7 @@
 </file>
 
 <file path=word/footer1.xml><?xml version="1.0" encoding="utf-8"?>
-<w:ftr xmlns:m="http://schemas.openxmlformats.org/officeDocument/2006/math" xmlns:mc="http://schemas.openxmlformats.org/markup-compatibility/2006" xmlns:mo="http://schemas.microsoft.com/office/mac/office/2008/main" xmlns:mv="urn:schemas-microsoft-com:mac:vml" xmlns:o="urn:schemas-microsoft-com:office:office" xmlns:r="http://schemas.openxmlformats.org/officeDocument/2006/relationships" xmlns:v="urn:schemas-microsoft-com:vml" xmlns:w10="urn:schemas-microsoft-com:office:word" xmlns:w14="http://schemas.microsoft.com/office/word/2010/wordml" xmlns:w="http://schemas.openxmlformats.org/wordprocessingml/2006/main" xmlns:wne="http://schemas.microsoft.com/office/word/2006/wordml" xmlns:wp14="http://schemas.microsoft.com/office/word/2010/wordprocessingDrawing" xmlns:wp="http://schemas.openxmlformats.org/drawingml/2006/wordprocessingDrawing" xmlns:wpc="http://schemas.microsoft.com/office/word/2010/wordprocessingCanvas" xmlns:wpg="http://schemas.microsoft.com/office/word/2010/wordprocessingGroup" xmlns:wpi="http://schemas.microsoft.com/office/word/2010/wordprocessingInk" xmlns:wps="http://schemas.microsoft.com/office/word/2010/wordprocessingShape" mc:Ignorable="w14 wp14">
+<w:ftr xmlns:mc="http://schemas.openxmlformats.org/markup-compatibility/2006" xmlns:w="http://schemas.openxmlformats.org/wordprocessingml/2006/main" xmlns:m="http://schemas.openxmlformats.org/officeDocument/2006/math" xmlns:mo="http://schemas.microsoft.com/office/mac/office/2008/main" xmlns:mv="urn:schemas-microsoft-com:mac:vml" xmlns:o="urn:schemas-microsoft-com:office:office" xmlns:r="http://schemas.openxmlformats.org/officeDocument/2006/relationships" xmlns:v="urn:schemas-microsoft-com:vml" xmlns:w10="urn:schemas-microsoft-com:office:word" xmlns:w14="http://schemas.microsoft.com/office/word/2010/wordml" xmlns:wne="http://schemas.microsoft.com/office/word/2006/wordml" xmlns:wp14="http://schemas.microsoft.com/office/word/2010/wordprocessingDrawing" xmlns:wp="http://schemas.openxmlformats.org/drawingml/2006/wordprocessingDrawing" xmlns:wpc="http://schemas.microsoft.com/office/word/2010/wordprocessingCanvas" xmlns:wpg="http://schemas.microsoft.com/office/word/2010/wordprocessingGroup" xmlns:wpi="http://schemas.microsoft.com/office/word/2010/wordprocessingInk" xmlns:wps="http://schemas.microsoft.com/office/word/2010/wordprocessingShape" mc:Ignorable="w14 wp14">
   <w:p>
     <w:pPr>
       <w:pStyle w:val="Footer"/>
@@ -2800,12 +3111,14 @@
     </w:pPr>
     <w:r>
       <w:rPr>
+        <w:rFonts w:eastAsia="黑体"/>
         <w:sz w:val="18"/>
       </w:rPr>
       <w:t xml:space="preserve">第 </w:t>
     </w:r>
     <w:r>
       <w:rPr>
+        <w:rFonts w:eastAsia="黑体"/>
         <w:sz w:val="18"/>
       </w:rPr>
       <w:fldChar w:fldCharType="begin"/>
@@ -2814,6 +3127,7 @@
     </w:r>
     <w:r>
       <w:rPr>
+        <w:rFonts w:eastAsia="黑体"/>
         <w:sz w:val="18"/>
       </w:rPr>
       <w:t xml:space="preserve"> 页</w:t>
@@ -2827,6 +3141,9 @@
   <w:footnote w:type="continuationSeparator" w:id="0">
     <w:p>
       <w:r>
+        <w:rPr>
+          <w:rFonts w:eastAsia="黑体"/>
+        </w:rPr>
         <w:continuationSeparator/>
       </w:r>
     </w:p>
@@ -2834,6 +3151,9 @@
   <w:footnote w:type="separator" w:id="-1">
     <w:p>
       <w:r>
+        <w:rPr>
+          <w:rFonts w:eastAsia="黑体"/>
+        </w:rPr>
         <w:separator/>
       </w:r>
     </w:p>
@@ -2842,7 +3162,7 @@
 </file>
 
 <file path=word/header1.xml><?xml version="1.0" encoding="utf-8"?>
-<w:hdr xmlns:m="http://schemas.openxmlformats.org/officeDocument/2006/math" xmlns:mc="http://schemas.openxmlformats.org/markup-compatibility/2006" xmlns:mo="http://schemas.microsoft.com/office/mac/office/2008/main" xmlns:mv="urn:schemas-microsoft-com:mac:vml" xmlns:o="urn:schemas-microsoft-com:office:office" xmlns:r="http://schemas.openxmlformats.org/officeDocument/2006/relationships" xmlns:v="urn:schemas-microsoft-com:vml" xmlns:w10="urn:schemas-microsoft-com:office:word" xmlns:w14="http://schemas.microsoft.com/office/word/2010/wordml" xmlns:w="http://schemas.openxmlformats.org/wordprocessingml/2006/main" xmlns:wne="http://schemas.microsoft.com/office/word/2006/wordml" xmlns:wp14="http://schemas.microsoft.com/office/word/2010/wordprocessingDrawing" xmlns:wp="http://schemas.openxmlformats.org/drawingml/2006/wordprocessingDrawing" xmlns:wpc="http://schemas.microsoft.com/office/word/2010/wordprocessingCanvas" xmlns:wpg="http://schemas.microsoft.com/office/word/2010/wordprocessingGroup" xmlns:wpi="http://schemas.microsoft.com/office/word/2010/wordprocessingInk" xmlns:wps="http://schemas.microsoft.com/office/word/2010/wordprocessingShape" mc:Ignorable="w14 wp14">
+<w:hdr xmlns:mc="http://schemas.openxmlformats.org/markup-compatibility/2006" xmlns:w="http://schemas.openxmlformats.org/wordprocessingml/2006/main" xmlns:m="http://schemas.openxmlformats.org/officeDocument/2006/math" xmlns:mo="http://schemas.microsoft.com/office/mac/office/2008/main" xmlns:mv="urn:schemas-microsoft-com:mac:vml" xmlns:o="urn:schemas-microsoft-com:office:office" xmlns:r="http://schemas.openxmlformats.org/officeDocument/2006/relationships" xmlns:v="urn:schemas-microsoft-com:vml" xmlns:w10="urn:schemas-microsoft-com:office:word" xmlns:w14="http://schemas.microsoft.com/office/word/2010/wordml" xmlns:wne="http://schemas.microsoft.com/office/word/2006/wordml" xmlns:wp14="http://schemas.microsoft.com/office/word/2010/wordprocessingDrawing" xmlns:wp="http://schemas.openxmlformats.org/drawingml/2006/wordprocessingDrawing" xmlns:wpc="http://schemas.microsoft.com/office/word/2010/wordprocessingCanvas" xmlns:wpg="http://schemas.microsoft.com/office/word/2010/wordprocessingGroup" xmlns:wpi="http://schemas.microsoft.com/office/word/2010/wordprocessingInk" xmlns:wps="http://schemas.microsoft.com/office/word/2010/wordprocessingShape" mc:Ignorable="w14 wp14">
   <w:p>
     <w:pPr>
       <w:pStyle w:val="Header"/>
@@ -2850,7 +3170,7 @@
     </w:pPr>
     <w:r>
       <w:rPr>
-        <w:rFonts w:ascii="Times New Roman" w:hAnsi="Times New Roman"/>
+        <w:rFonts w:ascii="Times New Roman" w:hAnsi="Times New Roman" w:eastAsia="黑体"/>
         <w:sz w:val="18"/>
         <w:rFonts w:eastAsia="黑体"/>
         <w:rFonts w:eastAsia="黑体"/>
@@ -2862,7 +3182,7 @@
 </file>
 
 <file path=word/numbering.xml><?xml version="1.0" encoding="utf-8"?>
-<w:numbering xmlns:m="http://schemas.openxmlformats.org/officeDocument/2006/math" xmlns:mc="http://schemas.openxmlformats.org/markup-compatibility/2006" xmlns:mo="http://schemas.microsoft.com/office/mac/office/2008/main" xmlns:mv="urn:schemas-microsoft-com:mac:vml" xmlns:o="urn:schemas-microsoft-com:office:office" xmlns:r="http://schemas.openxmlformats.org/officeDocument/2006/relationships" xmlns:v="urn:schemas-microsoft-com:vml" xmlns:w="http://schemas.openxmlformats.org/wordprocessingml/2006/main" xmlns:w10="urn:schemas-microsoft-com:office:word" xmlns:w14="http://schemas.microsoft.com/office/word/2010/wordml" xmlns:wne="http://schemas.microsoft.com/office/word/2006/wordml" xmlns:wp="http://schemas.openxmlformats.org/drawingml/2006/wordprocessingDrawing" xmlns:wp14="http://schemas.microsoft.com/office/word/2010/wordprocessingDrawing" xmlns:wpc="http://schemas.microsoft.com/office/word/2010/wordprocessingCanvas" xmlns:wpg="http://schemas.microsoft.com/office/word/2010/wordprocessingGroup" xmlns:wpi="http://schemas.microsoft.com/office/word/2010/wordprocessingInk" xmlns:wps="http://schemas.microsoft.com/office/word/2010/wordprocessingShape" mc:Ignorable="w14 wp14">
+<w:numbering xmlns:mc="http://schemas.openxmlformats.org/markup-compatibility/2006" xmlns:w="http://schemas.openxmlformats.org/wordprocessingml/2006/main" xmlns:m="http://schemas.openxmlformats.org/officeDocument/2006/math" xmlns:mo="http://schemas.microsoft.com/office/mac/office/2008/main" xmlns:mv="urn:schemas-microsoft-com:mac:vml" xmlns:o="urn:schemas-microsoft-com:office:office" xmlns:r="http://schemas.openxmlformats.org/officeDocument/2006/relationships" xmlns:v="urn:schemas-microsoft-com:vml" xmlns:w10="urn:schemas-microsoft-com:office:word" xmlns:w14="http://schemas.microsoft.com/office/word/2010/wordml" xmlns:wne="http://schemas.microsoft.com/office/word/2006/wordml" xmlns:wp="http://schemas.openxmlformats.org/drawingml/2006/wordprocessingDrawing" xmlns:wp14="http://schemas.microsoft.com/office/word/2010/wordprocessingDrawing" xmlns:wpc="http://schemas.microsoft.com/office/word/2010/wordprocessingCanvas" xmlns:wpg="http://schemas.microsoft.com/office/word/2010/wordprocessingGroup" xmlns:wpi="http://schemas.microsoft.com/office/word/2010/wordprocessingInk" xmlns:wps="http://schemas.microsoft.com/office/word/2010/wordprocessingShape" mc:Ignorable="w14 wp14">
   <w:abstractNum w:abstractNumId="0">
     <w:nsid w:val="FFFFFF7C"/>
     <w:multiLevelType w:val="singleLevel"/>
@@ -2949,7 +3269,7 @@
         <w:ind w:hanging="360" w:left="1440"/>
       </w:pPr>
       <w:rPr>
-        <w:rFonts w:ascii="Symbol" w:hAnsi="Symbol" w:hint="default"/>
+        <w:rFonts w:ascii="Symbol" w:hAnsi="Symbol" w:hint="default" w:eastAsia="黑体"/>
       </w:rPr>
     </w:lvl>
   </w:abstractNum>
@@ -2970,7 +3290,7 @@
         <w:ind w:hanging="360" w:left="1080"/>
       </w:pPr>
       <w:rPr>
-        <w:rFonts w:ascii="Symbol" w:hAnsi="Symbol" w:hint="default"/>
+        <w:rFonts w:ascii="Symbol" w:hAnsi="Symbol" w:hint="default" w:eastAsia="黑体"/>
       </w:rPr>
     </w:lvl>
   </w:abstractNum>
@@ -2991,7 +3311,7 @@
         <w:ind w:hanging="360" w:left="720"/>
       </w:pPr>
       <w:rPr>
-        <w:rFonts w:ascii="Symbol" w:hAnsi="Symbol" w:hint="default"/>
+        <w:rFonts w:ascii="Symbol" w:hAnsi="Symbol" w:hint="default" w:eastAsia="黑体"/>
       </w:rPr>
     </w:lvl>
   </w:abstractNum>
@@ -3030,7 +3350,7 @@
         <w:ind w:hanging="360" w:left="360"/>
       </w:pPr>
       <w:rPr>
-        <w:rFonts w:ascii="Symbol" w:hAnsi="Symbol" w:hint="default"/>
+        <w:rFonts w:ascii="Symbol" w:hAnsi="Symbol" w:hint="default" w:eastAsia="黑体"/>
       </w:rPr>
     </w:lvl>
   </w:abstractNum>
@@ -3121,7 +3441,7 @@
         <w:ind w:left="720" w:hanging="360"/>
       </w:pPr>
       <w:rPr>
-        <w:rFonts w:ascii="Symbol" w:hAnsi="Symbol" w:cs="Symbol" w:hint="default"/>
+        <w:rFonts w:ascii="Symbol" w:hAnsi="Symbol" w:cs="Symbol" w:hint="default" w:eastAsia="黑体"/>
       </w:rPr>
     </w:lvl>
     <w:lvl w:ilvl="1">
@@ -3132,7 +3452,7 @@
         <w:ind w:left="1440" w:hanging="360"/>
       </w:pPr>
       <w:rPr>
-        <w:rFonts w:ascii="Courier New" w:hAnsi="Courier New" w:cs="Courier New" w:hint="default"/>
+        <w:rFonts w:ascii="Courier New" w:hAnsi="Courier New" w:cs="Courier New" w:hint="default" w:eastAsia="黑体"/>
       </w:rPr>
     </w:lvl>
     <w:lvl w:ilvl="2">
@@ -3143,7 +3463,7 @@
         <w:ind w:left="2160" w:hanging="360"/>
       </w:pPr>
       <w:rPr>
-        <w:rFonts w:ascii="Wingdings" w:hAnsi="Wingdings" w:cs="Wingdings" w:hint="default"/>
+        <w:rFonts w:ascii="Wingdings" w:hAnsi="Wingdings" w:cs="Wingdings" w:hint="default" w:eastAsia="黑体"/>
       </w:rPr>
     </w:lvl>
     <w:lvl w:ilvl="3">
@@ -3154,7 +3474,7 @@
         <w:ind w:left="2880" w:hanging="360"/>
       </w:pPr>
       <w:rPr>
-        <w:rFonts w:ascii="Symbol" w:hAnsi="Symbol" w:cs="Symbol" w:hint="default"/>
+        <w:rFonts w:ascii="Symbol" w:hAnsi="Symbol" w:cs="Symbol" w:hint="default" w:eastAsia="黑体"/>
       </w:rPr>
     </w:lvl>
     <w:lvl w:ilvl="4">
@@ -3165,7 +3485,7 @@
         <w:ind w:left="3600" w:hanging="360"/>
       </w:pPr>
       <w:rPr>
-        <w:rFonts w:ascii="Courier New" w:hAnsi="Courier New" w:cs="Courier New" w:hint="default"/>
+        <w:rFonts w:ascii="Courier New" w:hAnsi="Courier New" w:cs="Courier New" w:hint="default" w:eastAsia="黑体"/>
       </w:rPr>
     </w:lvl>
     <w:lvl w:ilvl="5">
@@ -3176,7 +3496,7 @@
         <w:ind w:left="4320" w:hanging="360"/>
       </w:pPr>
       <w:rPr>
-        <w:rFonts w:ascii="Wingdings" w:hAnsi="Wingdings" w:cs="Wingdings" w:hint="default"/>
+        <w:rFonts w:ascii="Wingdings" w:hAnsi="Wingdings" w:cs="Wingdings" w:hint="default" w:eastAsia="黑体"/>
       </w:rPr>
     </w:lvl>
     <w:lvl w:ilvl="6">
@@ -3187,7 +3507,7 @@
         <w:ind w:left="5040" w:hanging="360"/>
       </w:pPr>
       <w:rPr>
-        <w:rFonts w:ascii="Symbol" w:hAnsi="Symbol" w:cs="Symbol" w:hint="default"/>
+        <w:rFonts w:ascii="Symbol" w:hAnsi="Symbol" w:cs="Symbol" w:hint="default" w:eastAsia="黑体"/>
       </w:rPr>
     </w:lvl>
     <w:lvl w:ilvl="7">
@@ -3198,7 +3518,7 @@
         <w:ind w:left="5760" w:hanging="360"/>
       </w:pPr>
       <w:rPr>
-        <w:rFonts w:ascii="Courier New" w:hAnsi="Courier New" w:cs="Courier New" w:hint="default"/>
+        <w:rFonts w:ascii="Courier New" w:hAnsi="Courier New" w:cs="Courier New" w:hint="default" w:eastAsia="黑体"/>
       </w:rPr>
     </w:lvl>
     <w:lvl w:ilvl="8">
@@ -3209,7 +3529,7 @@
         <w:ind w:left="6480" w:hanging="360"/>
       </w:pPr>
       <w:rPr>
-        <w:rFonts w:ascii="Wingdings" w:hAnsi="Wingdings" w:cs="Wingdings" w:hint="default"/>
+        <w:rFonts w:ascii="Wingdings" w:hAnsi="Wingdings" w:cs="Wingdings" w:hint="default" w:eastAsia="黑体"/>
       </w:rPr>
     </w:lvl>
   </w:abstractNum>
@@ -3265,11 +3585,11 @@
 </file>
 
 <file path=word/styles.xml><?xml version="1.0" encoding="utf-8"?>
-<w:styles xmlns:mc="http://schemas.openxmlformats.org/markup-compatibility/2006" xmlns:r="http://schemas.openxmlformats.org/officeDocument/2006/relationships" xmlns:w="http://schemas.openxmlformats.org/wordprocessingml/2006/main" xmlns:w14="http://schemas.microsoft.com/office/word/2010/wordml" mc:Ignorable="w14">
+<w:styles xmlns:mc="http://schemas.openxmlformats.org/markup-compatibility/2006" xmlns:w="http://schemas.openxmlformats.org/wordprocessingml/2006/main" xmlns:r="http://schemas.openxmlformats.org/officeDocument/2006/relationships" xmlns:w14="http://schemas.microsoft.com/office/word/2010/wordml" mc:Ignorable="w14">
   <w:docDefaults>
     <w:rPrDefault>
       <w:rPr>
-        <w:rFonts w:asciiTheme="minorHAnsi" w:cstheme="minorBidi" w:eastAsiaTheme="minorEastAsia" w:hAnsiTheme="minorHAnsi"/>
+        <w:rFonts w:asciiTheme="minorHAnsi" w:cstheme="minorBidi" w:hAnsiTheme="minorHAnsi" w:eastAsia="黑体"/>
         <w:sz w:val="22"/>
         <w:szCs w:val="22"/>
         <w:lang w:bidi="ar-SA" w:eastAsia="en-US" w:val="en-US"/>
@@ -3491,7 +3811,7 @@
       <w:outlineLvl w:val="0"/>
     </w:pPr>
     <w:rPr>
-      <w:rFonts w:ascii="Times New Roman" w:asciiTheme="majorHAnsi" w:cstheme="majorBidi" w:eastAsia="黑体" w:eastAsiaTheme="majorEastAsia" w:hAnsi="Times New Roman" w:hAnsiTheme="majorHAnsi"/>
+      <w:rFonts w:ascii="Times New Roman" w:asciiTheme="majorHAnsi" w:cstheme="majorBidi" w:eastAsia="黑体" w:hAnsi="Times New Roman" w:hAnsiTheme="majorHAnsi"/>
       <w:b/>
       <w:bCs/>
       <w:color w:val="1F3864"/>
@@ -3515,7 +3835,7 @@
       <w:outlineLvl w:val="1"/>
     </w:pPr>
     <w:rPr>
-      <w:rFonts w:ascii="Times New Roman" w:asciiTheme="majorHAnsi" w:cstheme="majorBidi" w:eastAsia="黑体" w:eastAsiaTheme="majorEastAsia" w:hAnsi="Times New Roman" w:hAnsiTheme="majorHAnsi"/>
+      <w:rFonts w:ascii="Times New Roman" w:asciiTheme="majorHAnsi" w:cstheme="majorBidi" w:eastAsia="黑体" w:hAnsi="Times New Roman" w:hAnsiTheme="majorHAnsi"/>
       <w:b/>
       <w:bCs/>
       <w:color w:val="2E4E7E"/>
@@ -3539,7 +3859,7 @@
       <w:outlineLvl w:val="2"/>
     </w:pPr>
     <w:rPr>
-      <w:rFonts w:ascii="Times New Roman" w:asciiTheme="majorHAnsi" w:cstheme="majorBidi" w:eastAsia="黑体" w:eastAsiaTheme="majorEastAsia" w:hAnsi="Times New Roman" w:hAnsiTheme="majorHAnsi"/>
+      <w:rFonts w:ascii="Times New Roman" w:asciiTheme="majorHAnsi" w:cstheme="majorBidi" w:eastAsia="黑体" w:hAnsi="Times New Roman" w:hAnsiTheme="majorHAnsi"/>
       <w:b/>
       <w:bCs/>
       <w:color w:val="2E4E7E"/>
@@ -3563,7 +3883,7 @@
       <w:outlineLvl w:val="3"/>
     </w:pPr>
     <w:rPr>
-      <w:rFonts w:ascii="Times New Roman" w:asciiTheme="majorHAnsi" w:cstheme="majorBidi" w:eastAsia="黑体" w:eastAsiaTheme="majorEastAsia" w:hAnsi="Times New Roman" w:hAnsiTheme="majorHAnsi"/>
+      <w:rFonts w:ascii="Times New Roman" w:asciiTheme="majorHAnsi" w:cstheme="majorBidi" w:eastAsia="黑体" w:hAnsi="Times New Roman" w:hAnsiTheme="majorHAnsi"/>
       <w:b/>
       <w:bCs/>
       <w:i/>
@@ -3589,7 +3909,7 @@
       <w:outlineLvl w:val="4"/>
     </w:pPr>
     <w:rPr>
-      <w:rFonts w:ascii="Times New Roman" w:asciiTheme="majorHAnsi" w:cstheme="majorBidi" w:eastAsia="黑体" w:eastAsiaTheme="majorEastAsia" w:hAnsi="Times New Roman" w:hAnsiTheme="majorHAnsi"/>
+      <w:rFonts w:ascii="Times New Roman" w:asciiTheme="majorHAnsi" w:cstheme="majorBidi" w:eastAsia="黑体" w:hAnsi="Times New Roman" w:hAnsiTheme="majorHAnsi"/>
       <w:b/>
       <w:color w:val="333333"/>
       <w:sz w:val="22"/>
@@ -3612,7 +3932,7 @@
       <w:outlineLvl w:val="5"/>
     </w:pPr>
     <w:rPr>
-      <w:rFonts w:asciiTheme="majorHAnsi" w:cstheme="majorBidi" w:eastAsiaTheme="majorEastAsia" w:hAnsiTheme="majorHAnsi"/>
+      <w:rFonts w:asciiTheme="majorHAnsi" w:cstheme="majorBidi" w:hAnsiTheme="majorHAnsi" w:eastAsia="黑体"/>
       <w:i/>
       <w:iCs/>
       <w:color w:themeColor="accent1" w:themeShade="7F" w:val="243F60"/>
@@ -3635,7 +3955,7 @@
       <w:outlineLvl w:val="6"/>
     </w:pPr>
     <w:rPr>
-      <w:rFonts w:asciiTheme="majorHAnsi" w:cstheme="majorBidi" w:eastAsiaTheme="majorEastAsia" w:hAnsiTheme="majorHAnsi"/>
+      <w:rFonts w:asciiTheme="majorHAnsi" w:cstheme="majorBidi" w:hAnsiTheme="majorHAnsi" w:eastAsia="黑体"/>
       <w:i/>
       <w:iCs/>
       <w:color w:themeColor="text1" w:themeTint="BF" w:val="404040"/>
@@ -3658,7 +3978,7 @@
       <w:outlineLvl w:val="7"/>
     </w:pPr>
     <w:rPr>
-      <w:rFonts w:asciiTheme="majorHAnsi" w:cstheme="majorBidi" w:eastAsiaTheme="majorEastAsia" w:hAnsiTheme="majorHAnsi"/>
+      <w:rFonts w:asciiTheme="majorHAnsi" w:cstheme="majorBidi" w:hAnsiTheme="majorHAnsi" w:eastAsia="黑体"/>
       <w:color w:themeColor="accent1" w:val="4F81BD"/>
       <w:sz w:val="20"/>
       <w:szCs w:val="20"/>
@@ -3681,7 +4001,7 @@
       <w:outlineLvl w:val="8"/>
     </w:pPr>
     <w:rPr>
-      <w:rFonts w:asciiTheme="majorHAnsi" w:cstheme="majorBidi" w:eastAsiaTheme="majorEastAsia" w:hAnsiTheme="majorHAnsi"/>
+      <w:rFonts w:asciiTheme="majorHAnsi" w:cstheme="majorBidi" w:hAnsiTheme="majorHAnsi" w:eastAsia="黑体"/>
       <w:i/>
       <w:iCs/>
       <w:color w:themeColor="text1" w:themeTint="BF" w:val="404040"/>
@@ -3732,7 +4052,7 @@
     <w:uiPriority w:val="9"/>
     <w:rsid w:val="00FC693F"/>
     <w:rPr>
-      <w:rFonts w:asciiTheme="majorHAnsi" w:cstheme="majorBidi" w:eastAsiaTheme="majorEastAsia" w:hAnsiTheme="majorHAnsi"/>
+      <w:rFonts w:asciiTheme="majorHAnsi" w:cstheme="majorBidi" w:hAnsiTheme="majorHAnsi" w:eastAsia="黑体"/>
       <w:b/>
       <w:bCs/>
       <w:color w:themeColor="accent1" w:themeShade="BF" w:val="365F91"/>
@@ -3747,7 +4067,7 @@
     <w:uiPriority w:val="9"/>
     <w:rsid w:val="00FC693F"/>
     <w:rPr>
-      <w:rFonts w:asciiTheme="majorHAnsi" w:cstheme="majorBidi" w:eastAsiaTheme="majorEastAsia" w:hAnsiTheme="majorHAnsi"/>
+      <w:rFonts w:asciiTheme="majorHAnsi" w:cstheme="majorBidi" w:hAnsiTheme="majorHAnsi" w:eastAsia="黑体"/>
       <w:b/>
       <w:bCs/>
       <w:color w:themeColor="accent1" w:val="4F81BD"/>
@@ -3762,7 +4082,7 @@
     <w:uiPriority w:val="9"/>
     <w:rsid w:val="00FC693F"/>
     <w:rPr>
-      <w:rFonts w:asciiTheme="majorHAnsi" w:cstheme="majorBidi" w:eastAsiaTheme="majorEastAsia" w:hAnsiTheme="majorHAnsi"/>
+      <w:rFonts w:asciiTheme="majorHAnsi" w:cstheme="majorBidi" w:hAnsiTheme="majorHAnsi" w:eastAsia="黑体"/>
       <w:b/>
       <w:bCs/>
       <w:color w:themeColor="accent1" w:val="4F81BD"/>
@@ -3785,7 +4105,7 @@
       <w:contextualSpacing/>
     </w:pPr>
     <w:rPr>
-      <w:rFonts w:ascii="Times New Roman" w:asciiTheme="majorHAnsi" w:cstheme="majorBidi" w:eastAsia="黑体" w:eastAsiaTheme="majorEastAsia" w:hAnsi="Times New Roman" w:hAnsiTheme="majorHAnsi"/>
+      <w:rFonts w:ascii="Times New Roman" w:asciiTheme="majorHAnsi" w:cstheme="majorBidi" w:eastAsia="黑体" w:hAnsi="Times New Roman" w:hAnsiTheme="majorHAnsi"/>
       <w:b/>
       <w:color w:val="1F3864"/>
       <w:spacing w:val="5"/>
@@ -3801,7 +4121,7 @@
     <w:uiPriority w:val="10"/>
     <w:rsid w:val="00FC693F"/>
     <w:rPr>
-      <w:rFonts w:asciiTheme="majorHAnsi" w:cstheme="majorBidi" w:eastAsiaTheme="majorEastAsia" w:hAnsiTheme="majorHAnsi"/>
+      <w:rFonts w:asciiTheme="majorHAnsi" w:cstheme="majorBidi" w:hAnsiTheme="majorHAnsi" w:eastAsia="黑体"/>
       <w:color w:themeColor="text2" w:themeShade="BF" w:val="17365D"/>
       <w:spacing w:val="5"/>
       <w:kern w:val="28"/>
@@ -3823,7 +4143,7 @@
       </w:numPr>
     </w:pPr>
     <w:rPr>
-      <w:rFonts w:asciiTheme="majorHAnsi" w:cstheme="majorBidi" w:eastAsiaTheme="majorEastAsia" w:hAnsiTheme="majorHAnsi"/>
+      <w:rFonts w:asciiTheme="majorHAnsi" w:cstheme="majorBidi" w:hAnsiTheme="majorHAnsi" w:eastAsia="黑体"/>
       <w:i/>
       <w:iCs/>
       <w:color w:themeColor="accent1" w:val="4F81BD"/>
@@ -3839,7 +4159,7 @@
     <w:uiPriority w:val="11"/>
     <w:rsid w:val="00FC693F"/>
     <w:rPr>
-      <w:rFonts w:asciiTheme="majorHAnsi" w:cstheme="majorBidi" w:eastAsiaTheme="majorEastAsia" w:hAnsiTheme="majorHAnsi"/>
+      <w:rFonts w:asciiTheme="majorHAnsi" w:cstheme="majorBidi" w:hAnsiTheme="majorHAnsi" w:eastAsia="黑体"/>
       <w:i/>
       <w:iCs/>
       <w:color w:themeColor="accent1" w:val="4F81BD"/>
@@ -3906,6 +4226,7 @@
       <w:spacing w:after="120"/>
     </w:pPr>
     <w:rPr>
+      <w:rFonts w:eastAsia="黑体"/>
       <w:sz w:val="16"/>
       <w:szCs w:val="16"/>
     </w:rPr>
@@ -3917,6 +4238,7 @@
     <w:uiPriority w:val="99"/>
     <w:rsid w:val="00AA1D8D"/>
     <w:rPr>
+      <w:rFonts w:eastAsia="黑体"/>
       <w:sz w:val="16"/>
       <w:szCs w:val="16"/>
     </w:rPr>
@@ -4086,7 +4408,7 @@
       </w:tabs>
     </w:pPr>
     <w:rPr>
-      <w:rFonts w:ascii="Courier" w:hAnsi="Courier"/>
+      <w:rFonts w:ascii="Courier" w:hAnsi="Courier" w:eastAsia="黑体"/>
       <w:sz w:val="20"/>
       <w:szCs w:val="20"/>
     </w:rPr>
@@ -4098,7 +4420,7 @@
     <w:uiPriority w:val="99"/>
     <w:rsid w:val="0029639D"/>
     <w:rPr>
-      <w:rFonts w:ascii="Courier" w:hAnsi="Courier"/>
+      <w:rFonts w:ascii="Courier" w:hAnsi="Courier" w:eastAsia="黑体"/>
       <w:sz w:val="20"/>
       <w:szCs w:val="20"/>
     </w:rPr>
@@ -4134,6 +4456,7 @@
     <w:uiPriority w:val="29"/>
     <w:rsid w:val="00FC693F"/>
     <w:rPr>
+      <w:rFonts w:eastAsia="黑体"/>
       <w:i/>
       <w:iCs/>
       <w:color w:themeColor="text1" w:val="000000"/>
@@ -4147,7 +4470,7 @@
     <w:semiHidden/>
     <w:rsid w:val="00FC693F"/>
     <w:rPr>
-      <w:rFonts w:asciiTheme="majorHAnsi" w:cstheme="majorBidi" w:eastAsiaTheme="majorEastAsia" w:hAnsiTheme="majorHAnsi"/>
+      <w:rFonts w:asciiTheme="majorHAnsi" w:cstheme="majorBidi" w:hAnsiTheme="majorHAnsi" w:eastAsia="黑体"/>
       <w:b/>
       <w:bCs/>
       <w:i/>
@@ -4163,7 +4486,7 @@
     <w:semiHidden/>
     <w:rsid w:val="00FC693F"/>
     <w:rPr>
-      <w:rFonts w:asciiTheme="majorHAnsi" w:cstheme="majorBidi" w:eastAsiaTheme="majorEastAsia" w:hAnsiTheme="majorHAnsi"/>
+      <w:rFonts w:asciiTheme="majorHAnsi" w:cstheme="majorBidi" w:hAnsiTheme="majorHAnsi" w:eastAsia="黑体"/>
       <w:color w:themeColor="accent1" w:themeShade="7F" w:val="243F60"/>
     </w:rPr>
   </w:style>
@@ -4175,7 +4498,7 @@
     <w:semiHidden/>
     <w:rsid w:val="00FC693F"/>
     <w:rPr>
-      <w:rFonts w:asciiTheme="majorHAnsi" w:cstheme="majorBidi" w:eastAsiaTheme="majorEastAsia" w:hAnsiTheme="majorHAnsi"/>
+      <w:rFonts w:asciiTheme="majorHAnsi" w:cstheme="majorBidi" w:hAnsiTheme="majorHAnsi" w:eastAsia="黑体"/>
       <w:i/>
       <w:iCs/>
       <w:color w:themeColor="accent1" w:themeShade="7F" w:val="243F60"/>
@@ -4189,7 +4512,7 @@
     <w:semiHidden/>
     <w:rsid w:val="00FC693F"/>
     <w:rPr>
-      <w:rFonts w:asciiTheme="majorHAnsi" w:cstheme="majorBidi" w:eastAsiaTheme="majorEastAsia" w:hAnsiTheme="majorHAnsi"/>
+      <w:rFonts w:asciiTheme="majorHAnsi" w:cstheme="majorBidi" w:hAnsiTheme="majorHAnsi" w:eastAsia="黑体"/>
       <w:i/>
       <w:iCs/>
       <w:color w:themeColor="text1" w:themeTint="BF" w:val="404040"/>
@@ -4203,7 +4526,7 @@
     <w:semiHidden/>
     <w:rsid w:val="00FC693F"/>
     <w:rPr>
-      <w:rFonts w:asciiTheme="majorHAnsi" w:cstheme="majorBidi" w:eastAsiaTheme="majorEastAsia" w:hAnsiTheme="majorHAnsi"/>
+      <w:rFonts w:asciiTheme="majorHAnsi" w:cstheme="majorBidi" w:hAnsiTheme="majorHAnsi" w:eastAsia="黑体"/>
       <w:color w:themeColor="accent1" w:val="4F81BD"/>
       <w:sz w:val="20"/>
       <w:szCs w:val="20"/>
@@ -4217,7 +4540,7 @@
     <w:semiHidden/>
     <w:rsid w:val="00FC693F"/>
     <w:rPr>
-      <w:rFonts w:asciiTheme="majorHAnsi" w:cstheme="majorBidi" w:eastAsiaTheme="majorEastAsia" w:hAnsiTheme="majorHAnsi"/>
+      <w:rFonts w:asciiTheme="majorHAnsi" w:cstheme="majorBidi" w:hAnsiTheme="majorHAnsi" w:eastAsia="黑体"/>
       <w:i/>
       <w:iCs/>
       <w:color w:themeColor="text1" w:themeTint="BF" w:val="404040"/>
@@ -4238,6 +4561,7 @@
       <w:spacing w:line="240" w:lineRule="auto"/>
     </w:pPr>
     <w:rPr>
+      <w:rFonts w:eastAsia="黑体"/>
       <w:b/>
       <w:bCs/>
       <w:color w:themeColor="accent1" w:val="4F81BD"/>
@@ -4252,6 +4576,7 @@
     <w:qFormat/>
     <w:rsid w:val="00FC693F"/>
     <w:rPr>
+      <w:rFonts w:eastAsia="黑体"/>
       <w:b/>
       <w:bCs/>
     </w:rPr>
@@ -4263,6 +4588,7 @@
     <w:qFormat/>
     <w:rsid w:val="00FC693F"/>
     <w:rPr>
+      <w:rFonts w:eastAsia="黑体"/>
       <w:i/>
       <w:iCs/>
     </w:rPr>
@@ -4283,6 +4609,7 @@
       <w:ind w:left="936" w:right="936"/>
     </w:pPr>
     <w:rPr>
+      <w:rFonts w:eastAsia="黑体"/>
       <w:b/>
       <w:bCs/>
       <w:i/>
@@ -4297,6 +4624,7 @@
     <w:uiPriority w:val="30"/>
     <w:rsid w:val="00FC693F"/>
     <w:rPr>
+      <w:rFonts w:eastAsia="黑体"/>
       <w:b/>
       <w:bCs/>
       <w:i/>
@@ -4311,6 +4639,7 @@
     <w:qFormat/>
     <w:rsid w:val="00FC693F"/>
     <w:rPr>
+      <w:rFonts w:eastAsia="黑体"/>
       <w:i/>
       <w:iCs/>
       <w:color w:themeColor="text1" w:themeTint="7F" w:val="808080"/>
@@ -4323,6 +4652,7 @@
     <w:qFormat/>
     <w:rsid w:val="00FC693F"/>
     <w:rPr>
+      <w:rFonts w:eastAsia="黑体"/>
       <w:b/>
       <w:bCs/>
       <w:i/>
@@ -4337,6 +4667,7 @@
     <w:qFormat/>
     <w:rsid w:val="00FC693F"/>
     <w:rPr>
+      <w:rFonts w:eastAsia="黑体"/>
       <w:smallCaps/>
       <w:color w:themeColor="accent2" w:val="C0504D"/>
       <w:u w:val="single"/>
@@ -4349,6 +4680,7 @@
     <w:qFormat/>
     <w:rsid w:val="00FC693F"/>
     <w:rPr>
+      <w:rFonts w:eastAsia="黑体"/>
       <w:b/>
       <w:bCs/>
       <w:smallCaps/>
@@ -4364,6 +4696,7 @@
     <w:qFormat/>
     <w:rsid w:val="00FC693F"/>
     <w:rPr>
+      <w:rFonts w:eastAsia="黑体"/>
       <w:b/>
       <w:bCs/>
       <w:smallCaps/>
@@ -4418,6 +4751,7 @@
       <w:spacing w:after="0" w:line="240" w:lineRule="auto"/>
     </w:pPr>
     <w:rPr>
+      <w:rFonts w:eastAsia="黑体"/>
       <w:color w:themeColor="text1" w:themeShade="BF" w:val="000000"/>
     </w:rPr>
     <w:tblPr>
@@ -4440,6 +4774,7 @@
         <w:spacing w:after="0" w:before="0" w:line="240" w:lineRule="auto"/>
       </w:pPr>
       <w:rPr>
+        <w:rFonts w:eastAsia="黑体"/>
         <w:b/>
         <w:bCs/>
       </w:rPr>
@@ -4460,6 +4795,7 @@
         <w:spacing w:after="0" w:before="0" w:line="240" w:lineRule="auto"/>
       </w:pPr>
       <w:rPr>
+        <w:rFonts w:eastAsia="黑体"/>
         <w:b/>
         <w:bCs/>
       </w:rPr>
@@ -4477,12 +4813,14 @@
     </w:tblStylePr>
     <w:tblStylePr w:type="firstCol">
       <w:rPr>
+        <w:rFonts w:eastAsia="黑体"/>
         <w:b/>
         <w:bCs/>
       </w:rPr>
     </w:tblStylePr>
     <w:tblStylePr w:type="lastCol">
       <w:rPr>
+        <w:rFonts w:eastAsia="黑体"/>
         <w:b/>
         <w:bCs/>
       </w:rPr>
@@ -4521,6 +4859,7 @@
       <w:spacing w:after="0" w:line="240" w:lineRule="auto"/>
     </w:pPr>
     <w:rPr>
+      <w:rFonts w:eastAsia="黑体"/>
       <w:color w:themeColor="accent1" w:themeShade="BF" w:val="365F91"/>
     </w:rPr>
     <w:tblPr>
@@ -4543,6 +4882,7 @@
         <w:spacing w:after="0" w:before="0" w:line="240" w:lineRule="auto"/>
       </w:pPr>
       <w:rPr>
+        <w:rFonts w:eastAsia="黑体"/>
         <w:b/>
         <w:bCs/>
       </w:rPr>
@@ -4563,6 +4903,7 @@
         <w:spacing w:after="0" w:before="0" w:line="240" w:lineRule="auto"/>
       </w:pPr>
       <w:rPr>
+        <w:rFonts w:eastAsia="黑体"/>
         <w:b/>
         <w:bCs/>
       </w:rPr>
@@ -4580,12 +4921,14 @@
     </w:tblStylePr>
     <w:tblStylePr w:type="firstCol">
       <w:rPr>
+        <w:rFonts w:eastAsia="黑体"/>
         <w:b/>
         <w:bCs/>
       </w:rPr>
     </w:tblStylePr>
     <w:tblStylePr w:type="lastCol">
       <w:rPr>
+        <w:rFonts w:eastAsia="黑体"/>
         <w:b/>
         <w:bCs/>
       </w:rPr>
@@ -4624,6 +4967,7 @@
       <w:spacing w:after="0" w:line="240" w:lineRule="auto"/>
     </w:pPr>
     <w:rPr>
+      <w:rFonts w:eastAsia="黑体"/>
       <w:color w:themeColor="accent2" w:themeShade="BF" w:val="943634"/>
     </w:rPr>
     <w:tblPr>
@@ -4646,6 +4990,7 @@
         <w:spacing w:after="0" w:before="0" w:line="240" w:lineRule="auto"/>
       </w:pPr>
       <w:rPr>
+        <w:rFonts w:eastAsia="黑体"/>
         <w:b/>
         <w:bCs/>
       </w:rPr>
@@ -4666,6 +5011,7 @@
         <w:spacing w:after="0" w:before="0" w:line="240" w:lineRule="auto"/>
       </w:pPr>
       <w:rPr>
+        <w:rFonts w:eastAsia="黑体"/>
         <w:b/>
         <w:bCs/>
       </w:rPr>
@@ -4683,12 +5029,14 @@
     </w:tblStylePr>
     <w:tblStylePr w:type="firstCol">
       <w:rPr>
+        <w:rFonts w:eastAsia="黑体"/>
         <w:b/>
         <w:bCs/>
       </w:rPr>
     </w:tblStylePr>
     <w:tblStylePr w:type="lastCol">
       <w:rPr>
+        <w:rFonts w:eastAsia="黑体"/>
         <w:b/>
         <w:bCs/>
       </w:rPr>
@@ -4727,6 +5075,7 @@
       <w:spacing w:after="0" w:line="240" w:lineRule="auto"/>
     </w:pPr>
     <w:rPr>
+      <w:rFonts w:eastAsia="黑体"/>
       <w:color w:themeColor="accent3" w:themeShade="BF" w:val="76923C"/>
     </w:rPr>
     <w:tblPr>
@@ -4749,6 +5098,7 @@
         <w:spacing w:after="0" w:before="0" w:line="240" w:lineRule="auto"/>
       </w:pPr>
       <w:rPr>
+        <w:rFonts w:eastAsia="黑体"/>
         <w:b/>
         <w:bCs/>
       </w:rPr>
@@ -4769,6 +5119,7 @@
         <w:spacing w:after="0" w:before="0" w:line="240" w:lineRule="auto"/>
       </w:pPr>
       <w:rPr>
+        <w:rFonts w:eastAsia="黑体"/>
         <w:b/>
         <w:bCs/>
       </w:rPr>
@@ -4786,12 +5137,14 @@
     </w:tblStylePr>
     <w:tblStylePr w:type="firstCol">
       <w:rPr>
+        <w:rFonts w:eastAsia="黑体"/>
         <w:b/>
         <w:bCs/>
       </w:rPr>
     </w:tblStylePr>
     <w:tblStylePr w:type="lastCol">
       <w:rPr>
+        <w:rFonts w:eastAsia="黑体"/>
         <w:b/>
         <w:bCs/>
       </w:rPr>
@@ -4830,6 +5183,7 @@
       <w:spacing w:after="0" w:line="240" w:lineRule="auto"/>
     </w:pPr>
     <w:rPr>
+      <w:rFonts w:eastAsia="黑体"/>
       <w:color w:themeColor="accent4" w:themeShade="BF" w:val="5F497A"/>
     </w:rPr>
     <w:tblPr>
@@ -4852,6 +5206,7 @@
         <w:spacing w:after="0" w:before="0" w:line="240" w:lineRule="auto"/>
       </w:pPr>
       <w:rPr>
+        <w:rFonts w:eastAsia="黑体"/>
         <w:b/>
         <w:bCs/>
       </w:rPr>
@@ -4872,6 +5227,7 @@
         <w:spacing w:after="0" w:before="0" w:line="240" w:lineRule="auto"/>
       </w:pPr>
       <w:rPr>
+        <w:rFonts w:eastAsia="黑体"/>
         <w:b/>
         <w:bCs/>
       </w:rPr>
@@ -4889,12 +5245,14 @@
     </w:tblStylePr>
     <w:tblStylePr w:type="firstCol">
       <w:rPr>
+        <w:rFonts w:eastAsia="黑体"/>
         <w:b/>
         <w:bCs/>
       </w:rPr>
     </w:tblStylePr>
     <w:tblStylePr w:type="lastCol">
       <w:rPr>
+        <w:rFonts w:eastAsia="黑体"/>
         <w:b/>
         <w:bCs/>
       </w:rPr>
@@ -4933,6 +5291,7 @@
       <w:spacing w:after="0" w:line="240" w:lineRule="auto"/>
     </w:pPr>
     <w:rPr>
+      <w:rFonts w:eastAsia="黑体"/>
       <w:color w:themeColor="accent5" w:themeShade="BF" w:val="31849B"/>
     </w:rPr>
     <w:tblPr>
@@ -4955,6 +5314,7 @@
         <w:spacing w:after="0" w:before="0" w:line="240" w:lineRule="auto"/>
       </w:pPr>
       <w:rPr>
+        <w:rFonts w:eastAsia="黑体"/>
         <w:b/>
         <w:bCs/>
       </w:rPr>
@@ -4975,6 +5335,7 @@
         <w:spacing w:after="0" w:before="0" w:line="240" w:lineRule="auto"/>
       </w:pPr>
       <w:rPr>
+        <w:rFonts w:eastAsia="黑体"/>
         <w:b/>
         <w:bCs/>
       </w:rPr>
@@ -4992,12 +5353,14 @@
     </w:tblStylePr>
     <w:tblStylePr w:type="firstCol">
       <w:rPr>
+        <w:rFonts w:eastAsia="黑体"/>
         <w:b/>
         <w:bCs/>
       </w:rPr>
     </w:tblStylePr>
     <w:tblStylePr w:type="lastCol">
       <w:rPr>
+        <w:rFonts w:eastAsia="黑体"/>
         <w:b/>
         <w:bCs/>
       </w:rPr>
@@ -5036,6 +5399,7 @@
       <w:spacing w:after="0" w:line="240" w:lineRule="auto"/>
     </w:pPr>
     <w:rPr>
+      <w:rFonts w:eastAsia="黑体"/>
       <w:color w:themeColor="accent6" w:themeShade="BF" w:val="E36C0A"/>
     </w:rPr>
     <w:tblPr>
@@ -5058,6 +5422,7 @@
         <w:spacing w:after="0" w:before="0" w:line="240" w:lineRule="auto"/>
       </w:pPr>
       <w:rPr>
+        <w:rFonts w:eastAsia="黑体"/>
         <w:b/>
         <w:bCs/>
       </w:rPr>
@@ -5078,6 +5443,7 @@
         <w:spacing w:after="0" w:before="0" w:line="240" w:lineRule="auto"/>
       </w:pPr>
       <w:rPr>
+        <w:rFonts w:eastAsia="黑体"/>
         <w:b/>
         <w:bCs/>
       </w:rPr>
@@ -5095,12 +5461,14 @@
     </w:tblStylePr>
     <w:tblStylePr w:type="firstCol">
       <w:rPr>
+        <w:rFonts w:eastAsia="黑体"/>
         <w:b/>
         <w:bCs/>
       </w:rPr>
     </w:tblStylePr>
     <w:tblStylePr w:type="lastCol">
       <w:rPr>
+        <w:rFonts w:eastAsia="黑体"/>
         <w:b/>
         <w:bCs/>
       </w:rPr>
@@ -5160,6 +5528,7 @@
         <w:spacing w:after="0" w:before="0" w:line="240" w:lineRule="auto"/>
       </w:pPr>
       <w:rPr>
+        <w:rFonts w:eastAsia="黑体"/>
         <w:b/>
         <w:bCs/>
         <w:color w:themeColor="background1" w:val="FFFFFF"/>
@@ -5174,6 +5543,7 @@
         <w:spacing w:after="0" w:before="0" w:line="240" w:lineRule="auto"/>
       </w:pPr>
       <w:rPr>
+        <w:rFonts w:eastAsia="黑体"/>
         <w:b/>
         <w:bCs/>
       </w:rPr>
@@ -5189,12 +5559,14 @@
     </w:tblStylePr>
     <w:tblStylePr w:type="firstCol">
       <w:rPr>
+        <w:rFonts w:eastAsia="黑体"/>
         <w:b/>
         <w:bCs/>
       </w:rPr>
     </w:tblStylePr>
     <w:tblStylePr w:type="lastCol">
       <w:rPr>
+        <w:rFonts w:eastAsia="黑体"/>
         <w:b/>
         <w:bCs/>
       </w:rPr>
@@ -5252,6 +5624,7 @@
         <w:spacing w:after="0" w:before="0" w:line="240" w:lineRule="auto"/>
       </w:pPr>
       <w:rPr>
+        <w:rFonts w:eastAsia="黑体"/>
         <w:b/>
         <w:bCs/>
         <w:color w:themeColor="background1" w:val="FFFFFF"/>
@@ -5266,6 +5639,7 @@
         <w:spacing w:after="0" w:before="0" w:line="240" w:lineRule="auto"/>
       </w:pPr>
       <w:rPr>
+        <w:rFonts w:eastAsia="黑体"/>
         <w:b/>
         <w:bCs/>
       </w:rPr>
@@ -5281,12 +5655,14 @@
     </w:tblStylePr>
     <w:tblStylePr w:type="firstCol">
       <w:rPr>
+        <w:rFonts w:eastAsia="黑体"/>
         <w:b/>
         <w:bCs/>
       </w:rPr>
     </w:tblStylePr>
     <w:tblStylePr w:type="lastCol">
       <w:rPr>
+        <w:rFonts w:eastAsia="黑体"/>
         <w:b/>
         <w:bCs/>
       </w:rPr>
@@ -5344,6 +5720,7 @@
         <w:spacing w:after="0" w:before="0" w:line="240" w:lineRule="auto"/>
       </w:pPr>
       <w:rPr>
+        <w:rFonts w:eastAsia="黑体"/>
         <w:b/>
         <w:bCs/>
         <w:color w:themeColor="background1" w:val="FFFFFF"/>
@@ -5358,6 +5735,7 @@
         <w:spacing w:after="0" w:before="0" w:line="240" w:lineRule="auto"/>
       </w:pPr>
       <w:rPr>
+        <w:rFonts w:eastAsia="黑体"/>
         <w:b/>
         <w:bCs/>
       </w:rPr>
@@ -5373,12 +5751,14 @@
     </w:tblStylePr>
     <w:tblStylePr w:type="firstCol">
       <w:rPr>
+        <w:rFonts w:eastAsia="黑体"/>
         <w:b/>
         <w:bCs/>
       </w:rPr>
     </w:tblStylePr>
     <w:tblStylePr w:type="lastCol">
       <w:rPr>
+        <w:rFonts w:eastAsia="黑体"/>
         <w:b/>
         <w:bCs/>
       </w:rPr>
@@ -5436,6 +5816,7 @@
         <w:spacing w:after="0" w:before="0" w:line="240" w:lineRule="auto"/>
       </w:pPr>
       <w:rPr>
+        <w:rFonts w:eastAsia="黑体"/>
         <w:b/>
         <w:bCs/>
         <w:color w:themeColor="background1" w:val="FFFFFF"/>
@@ -5450,6 +5831,7 @@
         <w:spacing w:after="0" w:before="0" w:line="240" w:lineRule="auto"/>
       </w:pPr>
       <w:rPr>
+        <w:rFonts w:eastAsia="黑体"/>
         <w:b/>
         <w:bCs/>
       </w:rPr>
@@ -5465,12 +5847,14 @@
     </w:tblStylePr>
     <w:tblStylePr w:type="firstCol">
       <w:rPr>
+        <w:rFonts w:eastAsia="黑体"/>
         <w:b/>
         <w:bCs/>
       </w:rPr>
     </w:tblStylePr>
     <w:tblStylePr w:type="lastCol">
       <w:rPr>
+        <w:rFonts w:eastAsia="黑体"/>
         <w:b/>
         <w:bCs/>
       </w:rPr>
@@ -5528,6 +5912,7 @@
         <w:spacing w:after="0" w:before="0" w:line="240" w:lineRule="auto"/>
       </w:pPr>
       <w:rPr>
+        <w:rFonts w:eastAsia="黑体"/>
         <w:b/>
         <w:bCs/>
         <w:color w:themeColor="background1" w:val="FFFFFF"/>
@@ -5542,6 +5927,7 @@
         <w:spacing w:after="0" w:before="0" w:line="240" w:lineRule="auto"/>
       </w:pPr>
       <w:rPr>
+        <w:rFonts w:eastAsia="黑体"/>
         <w:b/>
         <w:bCs/>
       </w:rPr>
@@ -5557,12 +5943,14 @@
     </w:tblStylePr>
     <w:tblStylePr w:type="firstCol">
       <w:rPr>
+        <w:rFonts w:eastAsia="黑体"/>
         <w:b/>
         <w:bCs/>
       </w:rPr>
     </w:tblStylePr>
     <w:tblStylePr w:type="lastCol">
       <w:rPr>
+        <w:rFonts w:eastAsia="黑体"/>
         <w:b/>
         <w:bCs/>
       </w:rPr>
@@ -5620,6 +6008,7 @@
         <w:spacing w:after="0" w:before="0" w:line="240" w:lineRule="auto"/>
       </w:pPr>
       <w:rPr>
+        <w:rFonts w:eastAsia="黑体"/>
         <w:b/>
         <w:bCs/>
         <w:color w:themeColor="background1" w:val="FFFFFF"/>
@@ -5634,6 +6023,7 @@
         <w:spacing w:after="0" w:before="0" w:line="240" w:lineRule="auto"/>
       </w:pPr>
       <w:rPr>
+        <w:rFonts w:eastAsia="黑体"/>
         <w:b/>
         <w:bCs/>
       </w:rPr>
@@ -5649,12 +6039,14 @@
     </w:tblStylePr>
     <w:tblStylePr w:type="firstCol">
       <w:rPr>
+        <w:rFonts w:eastAsia="黑体"/>
         <w:b/>
         <w:bCs/>
       </w:rPr>
     </w:tblStylePr>
     <w:tblStylePr w:type="lastCol">
       <w:rPr>
+        <w:rFonts w:eastAsia="黑体"/>
         <w:b/>
         <w:bCs/>
       </w:rPr>
@@ -5712,6 +6104,7 @@
         <w:spacing w:after="0" w:before="0" w:line="240" w:lineRule="auto"/>
       </w:pPr>
       <w:rPr>
+        <w:rFonts w:eastAsia="黑体"/>
         <w:b/>
         <w:bCs/>
         <w:color w:themeColor="background1" w:val="FFFFFF"/>
@@ -5726,6 +6119,7 @@
         <w:spacing w:after="0" w:before="0" w:line="240" w:lineRule="auto"/>
       </w:pPr>
       <w:rPr>
+        <w:rFonts w:eastAsia="黑体"/>
         <w:b/>
         <w:bCs/>
       </w:rPr>
@@ -5741,12 +6135,14 @@
     </w:tblStylePr>
     <w:tblStylePr w:type="firstCol">
       <w:rPr>
+        <w:rFonts w:eastAsia="黑体"/>
         <w:b/>
         <w:bCs/>
       </w:rPr>
     </w:tblStylePr>
     <w:tblStylePr w:type="lastCol">
       <w:rPr>
+        <w:rFonts w:eastAsia="黑体"/>
         <w:b/>
         <w:bCs/>
       </w:rPr>
@@ -5806,7 +6202,7 @@
         <w:spacing w:after="0" w:before="0" w:line="240" w:lineRule="auto"/>
       </w:pPr>
       <w:rPr>
-        <w:rFonts w:asciiTheme="majorHAnsi" w:cstheme="majorBidi" w:eastAsiaTheme="majorEastAsia" w:hAnsiTheme="majorHAnsi"/>
+        <w:rFonts w:asciiTheme="majorHAnsi" w:cstheme="majorBidi" w:hAnsiTheme="majorHAnsi" w:eastAsia="黑体"/>
         <w:b/>
         <w:bCs/>
       </w:rPr>
@@ -5827,7 +6223,7 @@
         <w:spacing w:after="0" w:before="0" w:line="240" w:lineRule="auto"/>
       </w:pPr>
       <w:rPr>
-        <w:rFonts w:asciiTheme="majorHAnsi" w:cstheme="majorBidi" w:eastAsiaTheme="majorEastAsia" w:hAnsiTheme="majorHAnsi"/>
+        <w:rFonts w:asciiTheme="majorHAnsi" w:cstheme="majorBidi" w:hAnsiTheme="majorHAnsi" w:eastAsia="黑体"/>
         <w:b/>
         <w:bCs/>
       </w:rPr>
@@ -5845,14 +6241,14 @@
     </w:tblStylePr>
     <w:tblStylePr w:type="firstCol">
       <w:rPr>
-        <w:rFonts w:asciiTheme="majorHAnsi" w:cstheme="majorBidi" w:eastAsiaTheme="majorEastAsia" w:hAnsiTheme="majorHAnsi"/>
+        <w:rFonts w:asciiTheme="majorHAnsi" w:cstheme="majorBidi" w:hAnsiTheme="majorHAnsi" w:eastAsia="黑体"/>
         <w:b/>
         <w:bCs/>
       </w:rPr>
     </w:tblStylePr>
     <w:tblStylePr w:type="lastCol">
       <w:rPr>
-        <w:rFonts w:asciiTheme="majorHAnsi" w:cstheme="majorBidi" w:eastAsiaTheme="majorEastAsia" w:hAnsiTheme="majorHAnsi"/>
+        <w:rFonts w:asciiTheme="majorHAnsi" w:cstheme="majorBidi" w:hAnsiTheme="majorHAnsi" w:eastAsia="黑体"/>
         <w:b/>
         <w:bCs/>
       </w:rPr>
@@ -5936,7 +6332,7 @@
         <w:spacing w:after="0" w:before="0" w:line="240" w:lineRule="auto"/>
       </w:pPr>
       <w:rPr>
-        <w:rFonts w:asciiTheme="majorHAnsi" w:cstheme="majorBidi" w:eastAsiaTheme="majorEastAsia" w:hAnsiTheme="majorHAnsi"/>
+        <w:rFonts w:asciiTheme="majorHAnsi" w:cstheme="majorBidi" w:hAnsiTheme="majorHAnsi" w:eastAsia="黑体"/>
         <w:b/>
         <w:bCs/>
       </w:rPr>
@@ -5957,7 +6353,7 @@
         <w:spacing w:after="0" w:before="0" w:line="240" w:lineRule="auto"/>
       </w:pPr>
       <w:rPr>
-        <w:rFonts w:asciiTheme="majorHAnsi" w:cstheme="majorBidi" w:eastAsiaTheme="majorEastAsia" w:hAnsiTheme="majorHAnsi"/>
+        <w:rFonts w:asciiTheme="majorHAnsi" w:cstheme="majorBidi" w:hAnsiTheme="majorHAnsi" w:eastAsia="黑体"/>
         <w:b/>
         <w:bCs/>
       </w:rPr>
@@ -5975,14 +6371,14 @@
     </w:tblStylePr>
     <w:tblStylePr w:type="firstCol">
       <w:rPr>
-        <w:rFonts w:asciiTheme="majorHAnsi" w:cstheme="majorBidi" w:eastAsiaTheme="majorEastAsia" w:hAnsiTheme="majorHAnsi"/>
+        <w:rFonts w:asciiTheme="majorHAnsi" w:cstheme="majorBidi" w:hAnsiTheme="majorHAnsi" w:eastAsia="黑体"/>
         <w:b/>
         <w:bCs/>
       </w:rPr>
     </w:tblStylePr>
     <w:tblStylePr w:type="lastCol">
       <w:rPr>
-        <w:rFonts w:asciiTheme="majorHAnsi" w:cstheme="majorBidi" w:eastAsiaTheme="majorEastAsia" w:hAnsiTheme="majorHAnsi"/>
+        <w:rFonts w:asciiTheme="majorHAnsi" w:cstheme="majorBidi" w:hAnsiTheme="majorHAnsi" w:eastAsia="黑体"/>
         <w:b/>
         <w:bCs/>
       </w:rPr>
@@ -6066,7 +6462,7 @@
         <w:spacing w:after="0" w:before="0" w:line="240" w:lineRule="auto"/>
       </w:pPr>
       <w:rPr>
-        <w:rFonts w:asciiTheme="majorHAnsi" w:cstheme="majorBidi" w:eastAsiaTheme="majorEastAsia" w:hAnsiTheme="majorHAnsi"/>
+        <w:rFonts w:asciiTheme="majorHAnsi" w:cstheme="majorBidi" w:hAnsiTheme="majorHAnsi" w:eastAsia="黑体"/>
         <w:b/>
         <w:bCs/>
       </w:rPr>
@@ -6087,7 +6483,7 @@
         <w:spacing w:after="0" w:before="0" w:line="240" w:lineRule="auto"/>
       </w:pPr>
       <w:rPr>
-        <w:rFonts w:asciiTheme="majorHAnsi" w:cstheme="majorBidi" w:eastAsiaTheme="majorEastAsia" w:hAnsiTheme="majorHAnsi"/>
+        <w:rFonts w:asciiTheme="majorHAnsi" w:cstheme="majorBidi" w:hAnsiTheme="majorHAnsi" w:eastAsia="黑体"/>
         <w:b/>
         <w:bCs/>
       </w:rPr>
@@ -6105,14 +6501,14 @@
     </w:tblStylePr>
     <w:tblStylePr w:type="firstCol">
       <w:rPr>
-        <w:rFonts w:asciiTheme="majorHAnsi" w:cstheme="majorBidi" w:eastAsiaTheme="majorEastAsia" w:hAnsiTheme="majorHAnsi"/>
+        <w:rFonts w:asciiTheme="majorHAnsi" w:cstheme="majorBidi" w:hAnsiTheme="majorHAnsi" w:eastAsia="黑体"/>
         <w:b/>
         <w:bCs/>
       </w:rPr>
     </w:tblStylePr>
     <w:tblStylePr w:type="lastCol">
       <w:rPr>
-        <w:rFonts w:asciiTheme="majorHAnsi" w:cstheme="majorBidi" w:eastAsiaTheme="majorEastAsia" w:hAnsiTheme="majorHAnsi"/>
+        <w:rFonts w:asciiTheme="majorHAnsi" w:cstheme="majorBidi" w:hAnsiTheme="majorHAnsi" w:eastAsia="黑体"/>
         <w:b/>
         <w:bCs/>
       </w:rPr>
@@ -6196,7 +6592,7 @@
         <w:spacing w:after="0" w:before="0" w:line="240" w:lineRule="auto"/>
       </w:pPr>
       <w:rPr>
-        <w:rFonts w:asciiTheme="majorHAnsi" w:cstheme="majorBidi" w:eastAsiaTheme="majorEastAsia" w:hAnsiTheme="majorHAnsi"/>
+        <w:rFonts w:asciiTheme="majorHAnsi" w:cstheme="majorBidi" w:hAnsiTheme="majorHAnsi" w:eastAsia="黑体"/>
         <w:b/>
         <w:bCs/>
       </w:rPr>
@@ -6217,7 +6613,7 @@
         <w:spacing w:after="0" w:before="0" w:line="240" w:lineRule="auto"/>
       </w:pPr>
       <w:rPr>
-        <w:rFonts w:asciiTheme="majorHAnsi" w:cstheme="majorBidi" w:eastAsiaTheme="majorEastAsia" w:hAnsiTheme="majorHAnsi"/>
+        <w:rFonts w:asciiTheme="majorHAnsi" w:cstheme="majorBidi" w:hAnsiTheme="majorHAnsi" w:eastAsia="黑体"/>
         <w:b/>
         <w:bCs/>
       </w:rPr>
@@ -6235,14 +6631,14 @@
     </w:tblStylePr>
     <w:tblStylePr w:type="firstCol">
       <w:rPr>
-        <w:rFonts w:asciiTheme="majorHAnsi" w:cstheme="majorBidi" w:eastAsiaTheme="majorEastAsia" w:hAnsiTheme="majorHAnsi"/>
+        <w:rFonts w:asciiTheme="majorHAnsi" w:cstheme="majorBidi" w:hAnsiTheme="majorHAnsi" w:eastAsia="黑体"/>
         <w:b/>
         <w:bCs/>
       </w:rPr>
     </w:tblStylePr>
     <w:tblStylePr w:type="lastCol">
       <w:rPr>
-        <w:rFonts w:asciiTheme="majorHAnsi" w:cstheme="majorBidi" w:eastAsiaTheme="majorEastAsia" w:hAnsiTheme="majorHAnsi"/>
+        <w:rFonts w:asciiTheme="majorHAnsi" w:cstheme="majorBidi" w:hAnsiTheme="majorHAnsi" w:eastAsia="黑体"/>
         <w:b/>
         <w:bCs/>
       </w:rPr>
@@ -6326,7 +6722,7 @@
         <w:spacing w:after="0" w:before="0" w:line="240" w:lineRule="auto"/>
       </w:pPr>
       <w:rPr>
-        <w:rFonts w:asciiTheme="majorHAnsi" w:cstheme="majorBidi" w:eastAsiaTheme="majorEastAsia" w:hAnsiTheme="majorHAnsi"/>
+        <w:rFonts w:asciiTheme="majorHAnsi" w:cstheme="majorBidi" w:hAnsiTheme="majorHAnsi" w:eastAsia="黑体"/>
         <w:b/>
         <w:bCs/>
       </w:rPr>
@@ -6347,7 +6743,7 @@
         <w:spacing w:after="0" w:before="0" w:line="240" w:lineRule="auto"/>
       </w:pPr>
       <w:rPr>
-        <w:rFonts w:asciiTheme="majorHAnsi" w:cstheme="majorBidi" w:eastAsiaTheme="majorEastAsia" w:hAnsiTheme="majorHAnsi"/>
+        <w:rFonts w:asciiTheme="majorHAnsi" w:cstheme="majorBidi" w:hAnsiTheme="majorHAnsi" w:eastAsia="黑体"/>
         <w:b/>
         <w:bCs/>
       </w:rPr>
@@ -6365,14 +6761,14 @@
     </w:tblStylePr>
     <w:tblStylePr w:type="firstCol">
       <w:rPr>
-        <w:rFonts w:asciiTheme="majorHAnsi" w:cstheme="majorBidi" w:eastAsiaTheme="majorEastAsia" w:hAnsiTheme="majorHAnsi"/>
+        <w:rFonts w:asciiTheme="majorHAnsi" w:cstheme="majorBidi" w:hAnsiTheme="majorHAnsi" w:eastAsia="黑体"/>
         <w:b/>
         <w:bCs/>
       </w:rPr>
     </w:tblStylePr>
     <w:tblStylePr w:type="lastCol">
       <w:rPr>
-        <w:rFonts w:asciiTheme="majorHAnsi" w:cstheme="majorBidi" w:eastAsiaTheme="majorEastAsia" w:hAnsiTheme="majorHAnsi"/>
+        <w:rFonts w:asciiTheme="majorHAnsi" w:cstheme="majorBidi" w:hAnsiTheme="majorHAnsi" w:eastAsia="黑体"/>
         <w:b/>
         <w:bCs/>
       </w:rPr>
@@ -6456,7 +6852,7 @@
         <w:spacing w:after="0" w:before="0" w:line="240" w:lineRule="auto"/>
       </w:pPr>
       <w:rPr>
-        <w:rFonts w:asciiTheme="majorHAnsi" w:cstheme="majorBidi" w:eastAsiaTheme="majorEastAsia" w:hAnsiTheme="majorHAnsi"/>
+        <w:rFonts w:asciiTheme="majorHAnsi" w:cstheme="majorBidi" w:hAnsiTheme="majorHAnsi" w:eastAsia="黑体"/>
         <w:b/>
         <w:bCs/>
       </w:rPr>
@@ -6477,7 +6873,7 @@
         <w:spacing w:after="0" w:before="0" w:line="240" w:lineRule="auto"/>
       </w:pPr>
       <w:rPr>
-        <w:rFonts w:asciiTheme="majorHAnsi" w:cstheme="majorBidi" w:eastAsiaTheme="majorEastAsia" w:hAnsiTheme="majorHAnsi"/>
+        <w:rFonts w:asciiTheme="majorHAnsi" w:cstheme="majorBidi" w:hAnsiTheme="majorHAnsi" w:eastAsia="黑体"/>
         <w:b/>
         <w:bCs/>
       </w:rPr>
@@ -6495,14 +6891,14 @@
     </w:tblStylePr>
     <w:tblStylePr w:type="firstCol">
       <w:rPr>
-        <w:rFonts w:asciiTheme="majorHAnsi" w:cstheme="majorBidi" w:eastAsiaTheme="majorEastAsia" w:hAnsiTheme="majorHAnsi"/>
+        <w:rFonts w:asciiTheme="majorHAnsi" w:cstheme="majorBidi" w:hAnsiTheme="majorHAnsi" w:eastAsia="黑体"/>
         <w:b/>
         <w:bCs/>
       </w:rPr>
     </w:tblStylePr>
     <w:tblStylePr w:type="lastCol">
       <w:rPr>
-        <w:rFonts w:asciiTheme="majorHAnsi" w:cstheme="majorBidi" w:eastAsiaTheme="majorEastAsia" w:hAnsiTheme="majorHAnsi"/>
+        <w:rFonts w:asciiTheme="majorHAnsi" w:cstheme="majorBidi" w:hAnsiTheme="majorHAnsi" w:eastAsia="黑体"/>
         <w:b/>
         <w:bCs/>
       </w:rPr>
@@ -6586,7 +6982,7 @@
         <w:spacing w:after="0" w:before="0" w:line="240" w:lineRule="auto"/>
       </w:pPr>
       <w:rPr>
-        <w:rFonts w:asciiTheme="majorHAnsi" w:cstheme="majorBidi" w:eastAsiaTheme="majorEastAsia" w:hAnsiTheme="majorHAnsi"/>
+        <w:rFonts w:asciiTheme="majorHAnsi" w:cstheme="majorBidi" w:hAnsiTheme="majorHAnsi" w:eastAsia="黑体"/>
         <w:b/>
         <w:bCs/>
       </w:rPr>
@@ -6607,7 +7003,7 @@
         <w:spacing w:after="0" w:before="0" w:line="240" w:lineRule="auto"/>
       </w:pPr>
       <w:rPr>
-        <w:rFonts w:asciiTheme="majorHAnsi" w:cstheme="majorBidi" w:eastAsiaTheme="majorEastAsia" w:hAnsiTheme="majorHAnsi"/>
+        <w:rFonts w:asciiTheme="majorHAnsi" w:cstheme="majorBidi" w:hAnsiTheme="majorHAnsi" w:eastAsia="黑体"/>
         <w:b/>
         <w:bCs/>
       </w:rPr>
@@ -6625,14 +7021,14 @@
     </w:tblStylePr>
     <w:tblStylePr w:type="firstCol">
       <w:rPr>
-        <w:rFonts w:asciiTheme="majorHAnsi" w:cstheme="majorBidi" w:eastAsiaTheme="majorEastAsia" w:hAnsiTheme="majorHAnsi"/>
+        <w:rFonts w:asciiTheme="majorHAnsi" w:cstheme="majorBidi" w:hAnsiTheme="majorHAnsi" w:eastAsia="黑体"/>
         <w:b/>
         <w:bCs/>
       </w:rPr>
     </w:tblStylePr>
     <w:tblStylePr w:type="lastCol">
       <w:rPr>
-        <w:rFonts w:asciiTheme="majorHAnsi" w:cstheme="majorBidi" w:eastAsiaTheme="majorEastAsia" w:hAnsiTheme="majorHAnsi"/>
+        <w:rFonts w:asciiTheme="majorHAnsi" w:cstheme="majorBidi" w:hAnsiTheme="majorHAnsi" w:eastAsia="黑体"/>
         <w:b/>
         <w:bCs/>
       </w:rPr>
@@ -6715,6 +7111,7 @@
         <w:spacing w:after="0" w:before="0" w:line="240" w:lineRule="auto"/>
       </w:pPr>
       <w:rPr>
+        <w:rFonts w:eastAsia="黑体"/>
         <w:b/>
         <w:bCs/>
         <w:color w:themeColor="background1" w:val="FFFFFF"/>
@@ -6737,6 +7134,7 @@
         <w:spacing w:after="0" w:before="0" w:line="240" w:lineRule="auto"/>
       </w:pPr>
       <w:rPr>
+        <w:rFonts w:eastAsia="黑体"/>
         <w:b/>
         <w:bCs/>
       </w:rPr>
@@ -6754,12 +7152,14 @@
     </w:tblStylePr>
     <w:tblStylePr w:type="firstCol">
       <w:rPr>
+        <w:rFonts w:eastAsia="黑体"/>
         <w:b/>
         <w:bCs/>
       </w:rPr>
     </w:tblStylePr>
     <w:tblStylePr w:type="lastCol">
       <w:rPr>
+        <w:rFonts w:eastAsia="黑体"/>
         <w:b/>
         <w:bCs/>
       </w:rPr>
@@ -6821,6 +7221,7 @@
         <w:spacing w:after="0" w:before="0" w:line="240" w:lineRule="auto"/>
       </w:pPr>
       <w:rPr>
+        <w:rFonts w:eastAsia="黑体"/>
         <w:b/>
         <w:bCs/>
         <w:color w:themeColor="background1" w:val="FFFFFF"/>
@@ -6843,6 +7244,7 @@
         <w:spacing w:after="0" w:before="0" w:line="240" w:lineRule="auto"/>
       </w:pPr>
       <w:rPr>
+        <w:rFonts w:eastAsia="黑体"/>
         <w:b/>
         <w:bCs/>
       </w:rPr>
@@ -6860,12 +7262,14 @@
     </w:tblStylePr>
     <w:tblStylePr w:type="firstCol">
       <w:rPr>
+        <w:rFonts w:eastAsia="黑体"/>
         <w:b/>
         <w:bCs/>
       </w:rPr>
     </w:tblStylePr>
     <w:tblStylePr w:type="lastCol">
       <w:rPr>
+        <w:rFonts w:eastAsia="黑体"/>
         <w:b/>
         <w:bCs/>
       </w:rPr>
@@ -6927,6 +7331,7 @@
         <w:spacing w:after="0" w:before="0" w:line="240" w:lineRule="auto"/>
       </w:pPr>
       <w:rPr>
+        <w:rFonts w:eastAsia="黑体"/>
         <w:b/>
         <w:bCs/>
         <w:color w:themeColor="background1" w:val="FFFFFF"/>
@@ -6949,6 +7354,7 @@
         <w:spacing w:after="0" w:before="0" w:line="240" w:lineRule="auto"/>
       </w:pPr>
       <w:rPr>
+        <w:rFonts w:eastAsia="黑体"/>
         <w:b/>
         <w:bCs/>
       </w:rPr>
@@ -6966,12 +7372,14 @@
     </w:tblStylePr>
     <w:tblStylePr w:type="firstCol">
       <w:rPr>
+        <w:rFonts w:eastAsia="黑体"/>
         <w:b/>
         <w:bCs/>
       </w:rPr>
     </w:tblStylePr>
     <w:tblStylePr w:type="lastCol">
       <w:rPr>
+        <w:rFonts w:eastAsia="黑体"/>
         <w:b/>
         <w:bCs/>
       </w:rPr>
@@ -7033,6 +7441,7 @@
         <w:spacing w:after="0" w:before="0" w:line="240" w:lineRule="auto"/>
       </w:pPr>
       <w:rPr>
+        <w:rFonts w:eastAsia="黑体"/>
         <w:b/>
         <w:bCs/>
         <w:color w:themeColor="background1" w:val="FFFFFF"/>
@@ -7055,6 +7464,7 @@
         <w:spacing w:after="0" w:before="0" w:line="240" w:lineRule="auto"/>
       </w:pPr>
       <w:rPr>
+        <w:rFonts w:eastAsia="黑体"/>
         <w:b/>
         <w:bCs/>
       </w:rPr>
@@ -7072,12 +7482,14 @@
     </w:tblStylePr>
     <w:tblStylePr w:type="firstCol">
       <w:rPr>
+        <w:rFonts w:eastAsia="黑体"/>
         <w:b/>
         <w:bCs/>
       </w:rPr>
     </w:tblStylePr>
     <w:tblStylePr w:type="lastCol">
       <w:rPr>
+        <w:rFonts w:eastAsia="黑体"/>
         <w:b/>
         <w:bCs/>
       </w:rPr>
@@ -7139,6 +7551,7 @@
         <w:spacing w:after="0" w:before="0" w:line="240" w:lineRule="auto"/>
       </w:pPr>
       <w:rPr>
+        <w:rFonts w:eastAsia="黑体"/>
         <w:b/>
         <w:bCs/>
         <w:color w:themeColor="background1" w:val="FFFFFF"/>
@@ -7161,6 +7574,7 @@
         <w:spacing w:after="0" w:before="0" w:line="240" w:lineRule="auto"/>
       </w:pPr>
       <w:rPr>
+        <w:rFonts w:eastAsia="黑体"/>
         <w:b/>
         <w:bCs/>
       </w:rPr>
@@ -7178,12 +7592,14 @@
     </w:tblStylePr>
     <w:tblStylePr w:type="firstCol">
       <w:rPr>
+        <w:rFonts w:eastAsia="黑体"/>
         <w:b/>
         <w:bCs/>
       </w:rPr>
     </w:tblStylePr>
     <w:tblStylePr w:type="lastCol">
       <w:rPr>
+        <w:rFonts w:eastAsia="黑体"/>
         <w:b/>
         <w:bCs/>
       </w:rPr>
@@ -7245,6 +7661,7 @@
         <w:spacing w:after="0" w:before="0" w:line="240" w:lineRule="auto"/>
       </w:pPr>
       <w:rPr>
+        <w:rFonts w:eastAsia="黑体"/>
         <w:b/>
         <w:bCs/>
         <w:color w:themeColor="background1" w:val="FFFFFF"/>
@@ -7267,6 +7684,7 @@
         <w:spacing w:after="0" w:before="0" w:line="240" w:lineRule="auto"/>
       </w:pPr>
       <w:rPr>
+        <w:rFonts w:eastAsia="黑体"/>
         <w:b/>
         <w:bCs/>
       </w:rPr>
@@ -7284,12 +7702,14 @@
     </w:tblStylePr>
     <w:tblStylePr w:type="firstCol">
       <w:rPr>
+        <w:rFonts w:eastAsia="黑体"/>
         <w:b/>
         <w:bCs/>
       </w:rPr>
     </w:tblStylePr>
     <w:tblStylePr w:type="lastCol">
       <w:rPr>
+        <w:rFonts w:eastAsia="黑体"/>
         <w:b/>
         <w:bCs/>
       </w:rPr>
@@ -7351,6 +7771,7 @@
         <w:spacing w:after="0" w:before="0" w:line="240" w:lineRule="auto"/>
       </w:pPr>
       <w:rPr>
+        <w:rFonts w:eastAsia="黑体"/>
         <w:b/>
         <w:bCs/>
         <w:color w:themeColor="background1" w:val="FFFFFF"/>
@@ -7373,6 +7794,7 @@
         <w:spacing w:after="0" w:before="0" w:line="240" w:lineRule="auto"/>
       </w:pPr>
       <w:rPr>
+        <w:rFonts w:eastAsia="黑体"/>
         <w:b/>
         <w:bCs/>
       </w:rPr>
@@ -7390,12 +7812,14 @@
     </w:tblStylePr>
     <w:tblStylePr w:type="firstCol">
       <w:rPr>
+        <w:rFonts w:eastAsia="黑体"/>
         <w:b/>
         <w:bCs/>
       </w:rPr>
     </w:tblStylePr>
     <w:tblStylePr w:type="lastCol">
       <w:rPr>
+        <w:rFonts w:eastAsia="黑体"/>
         <w:b/>
         <w:bCs/>
       </w:rPr>
@@ -7454,6 +7878,7 @@
         <w:spacing w:after="0" w:before="0" w:line="240" w:lineRule="auto"/>
       </w:pPr>
       <w:rPr>
+        <w:rFonts w:eastAsia="黑体"/>
         <w:b/>
         <w:bCs/>
         <w:color w:themeColor="background1" w:val="FFFFFF"/>
@@ -7476,6 +7901,7 @@
         <w:spacing w:after="0" w:before="0" w:line="240" w:lineRule="auto"/>
       </w:pPr>
       <w:rPr>
+        <w:rFonts w:eastAsia="黑体"/>
         <w:color w:val="auto"/>
       </w:rPr>
       <w:tblPr/>
@@ -7493,6 +7919,7 @@
     </w:tblStylePr>
     <w:tblStylePr w:type="firstCol">
       <w:rPr>
+        <w:rFonts w:eastAsia="黑体"/>
         <w:b/>
         <w:bCs/>
         <w:color w:themeColor="background1" w:val="FFFFFF"/>
@@ -7512,6 +7939,7 @@
     </w:tblStylePr>
     <w:tblStylePr w:type="lastCol">
       <w:rPr>
+        <w:rFonts w:eastAsia="黑体"/>
         <w:b/>
         <w:bCs/>
         <w:color w:themeColor="background1" w:val="FFFFFF"/>
@@ -7560,6 +7988,7 @@
     </w:tblStylePr>
     <w:tblStylePr w:type="nwCell">
       <w:rPr>
+        <w:rFonts w:eastAsia="黑体"/>
         <w:color w:themeColor="background1" w:val="FFFFFF"/>
       </w:rPr>
       <w:tblPr/>
@@ -7603,6 +8032,7 @@
         <w:spacing w:after="0" w:before="0" w:line="240" w:lineRule="auto"/>
       </w:pPr>
       <w:rPr>
+        <w:rFonts w:eastAsia="黑体"/>
         <w:b/>
         <w:bCs/>
         <w:color w:themeColor="background1" w:val="FFFFFF"/>
@@ -7625,6 +8055,7 @@
         <w:spacing w:after="0" w:before="0" w:line="240" w:lineRule="auto"/>
       </w:pPr>
       <w:rPr>
+        <w:rFonts w:eastAsia="黑体"/>
         <w:color w:val="auto"/>
       </w:rPr>
       <w:tblPr/>
@@ -7642,6 +8073,7 @@
     </w:tblStylePr>
     <w:tblStylePr w:type="firstCol">
       <w:rPr>
+        <w:rFonts w:eastAsia="黑体"/>
         <w:b/>
         <w:bCs/>
         <w:color w:themeColor="background1" w:val="FFFFFF"/>
@@ -7661,6 +8093,7 @@
     </w:tblStylePr>
     <w:tblStylePr w:type="lastCol">
       <w:rPr>
+        <w:rFonts w:eastAsia="黑体"/>
         <w:b/>
         <w:bCs/>
         <w:color w:themeColor="background1" w:val="FFFFFF"/>
@@ -7709,6 +8142,7 @@
     </w:tblStylePr>
     <w:tblStylePr w:type="nwCell">
       <w:rPr>
+        <w:rFonts w:eastAsia="黑体"/>
         <w:color w:themeColor="background1" w:val="FFFFFF"/>
       </w:rPr>
       <w:tblPr/>
@@ -7752,6 +8186,7 @@
         <w:spacing w:after="0" w:before="0" w:line="240" w:lineRule="auto"/>
       </w:pPr>
       <w:rPr>
+        <w:rFonts w:eastAsia="黑体"/>
         <w:b/>
         <w:bCs/>
         <w:color w:themeColor="background1" w:val="FFFFFF"/>
@@ -7774,6 +8209,7 @@
         <w:spacing w:after="0" w:before="0" w:line="240" w:lineRule="auto"/>
       </w:pPr>
       <w:rPr>
+        <w:rFonts w:eastAsia="黑体"/>
         <w:color w:val="auto"/>
       </w:rPr>
       <w:tblPr/>
@@ -7791,6 +8227,7 @@
     </w:tblStylePr>
     <w:tblStylePr w:type="firstCol">
       <w:rPr>
+        <w:rFonts w:eastAsia="黑体"/>
         <w:b/>
         <w:bCs/>
         <w:color w:themeColor="background1" w:val="FFFFFF"/>
@@ -7810,6 +8247,7 @@
     </w:tblStylePr>
     <w:tblStylePr w:type="lastCol">
       <w:rPr>
+        <w:rFonts w:eastAsia="黑体"/>
         <w:b/>
         <w:bCs/>
         <w:color w:themeColor="background1" w:val="FFFFFF"/>
@@ -7858,6 +8296,7 @@
     </w:tblStylePr>
     <w:tblStylePr w:type="nwCell">
       <w:rPr>
+        <w:rFonts w:eastAsia="黑体"/>
         <w:color w:themeColor="background1" w:val="FFFFFF"/>
       </w:rPr>
       <w:tblPr/>
@@ -7901,6 +8340,7 @@
         <w:spacing w:after="0" w:before="0" w:line="240" w:lineRule="auto"/>
       </w:pPr>
       <w:rPr>
+        <w:rFonts w:eastAsia="黑体"/>
         <w:b/>
         <w:bCs/>
         <w:color w:themeColor="background1" w:val="FFFFFF"/>
@@ -7923,6 +8363,7 @@
         <w:spacing w:after="0" w:before="0" w:line="240" w:lineRule="auto"/>
       </w:pPr>
       <w:rPr>
+        <w:rFonts w:eastAsia="黑体"/>
         <w:color w:val="auto"/>
       </w:rPr>
       <w:tblPr/>
@@ -7940,6 +8381,7 @@
     </w:tblStylePr>
     <w:tblStylePr w:type="firstCol">
       <w:rPr>
+        <w:rFonts w:eastAsia="黑体"/>
         <w:b/>
         <w:bCs/>
         <w:color w:themeColor="background1" w:val="FFFFFF"/>
@@ -7959,6 +8401,7 @@
     </w:tblStylePr>
     <w:tblStylePr w:type="lastCol">
       <w:rPr>
+        <w:rFonts w:eastAsia="黑体"/>
         <w:b/>
         <w:bCs/>
         <w:color w:themeColor="background1" w:val="FFFFFF"/>
@@ -8007,6 +8450,7 @@
     </w:tblStylePr>
     <w:tblStylePr w:type="nwCell">
       <w:rPr>
+        <w:rFonts w:eastAsia="黑体"/>
         <w:color w:themeColor="background1" w:val="FFFFFF"/>
       </w:rPr>
       <w:tblPr/>
@@ -8050,6 +8494,7 @@
         <w:spacing w:after="0" w:before="0" w:line="240" w:lineRule="auto"/>
       </w:pPr>
       <w:rPr>
+        <w:rFonts w:eastAsia="黑体"/>
         <w:b/>
         <w:bCs/>
         <w:color w:themeColor="background1" w:val="FFFFFF"/>
@@ -8072,6 +8517,7 @@
         <w:spacing w:after="0" w:before="0" w:line="240" w:lineRule="auto"/>
       </w:pPr>
       <w:rPr>
+        <w:rFonts w:eastAsia="黑体"/>
         <w:color w:val="auto"/>
       </w:rPr>
       <w:tblPr/>
@@ -8089,6 +8535,7 @@
     </w:tblStylePr>
     <w:tblStylePr w:type="firstCol">
       <w:rPr>
+        <w:rFonts w:eastAsia="黑体"/>
         <w:b/>
         <w:bCs/>
         <w:color w:themeColor="background1" w:val="FFFFFF"/>
@@ -8108,6 +8555,7 @@
     </w:tblStylePr>
     <w:tblStylePr w:type="lastCol">
       <w:rPr>
+        <w:rFonts w:eastAsia="黑体"/>
         <w:b/>
         <w:bCs/>
         <w:color w:themeColor="background1" w:val="FFFFFF"/>
@@ -8156,6 +8604,7 @@
     </w:tblStylePr>
     <w:tblStylePr w:type="nwCell">
       <w:rPr>
+        <w:rFonts w:eastAsia="黑体"/>
         <w:color w:themeColor="background1" w:val="FFFFFF"/>
       </w:rPr>
       <w:tblPr/>
@@ -8199,6 +8648,7 @@
         <w:spacing w:after="0" w:before="0" w:line="240" w:lineRule="auto"/>
       </w:pPr>
       <w:rPr>
+        <w:rFonts w:eastAsia="黑体"/>
         <w:b/>
         <w:bCs/>
         <w:color w:themeColor="background1" w:val="FFFFFF"/>
@@ -8221,6 +8671,7 @@
         <w:spacing w:after="0" w:before="0" w:line="240" w:lineRule="auto"/>
       </w:pPr>
       <w:rPr>
+        <w:rFonts w:eastAsia="黑体"/>
         <w:color w:val="auto"/>
       </w:rPr>
       <w:tblPr/>
@@ -8238,6 +8689,7 @@
     </w:tblStylePr>
     <w:tblStylePr w:type="firstCol">
       <w:rPr>
+        <w:rFonts w:eastAsia="黑体"/>
         <w:b/>
         <w:bCs/>
         <w:color w:themeColor="background1" w:val="FFFFFF"/>
@@ -8257,6 +8709,7 @@
     </w:tblStylePr>
     <w:tblStylePr w:type="lastCol">
       <w:rPr>
+        <w:rFonts w:eastAsia="黑体"/>
         <w:b/>
         <w:bCs/>
         <w:color w:themeColor="background1" w:val="FFFFFF"/>
@@ -8305,6 +8758,7 @@
     </w:tblStylePr>
     <w:tblStylePr w:type="nwCell">
       <w:rPr>
+        <w:rFonts w:eastAsia="黑体"/>
         <w:color w:themeColor="background1" w:val="FFFFFF"/>
       </w:rPr>
       <w:tblPr/>
@@ -8348,6 +8802,7 @@
         <w:spacing w:after="0" w:before="0" w:line="240" w:lineRule="auto"/>
       </w:pPr>
       <w:rPr>
+        <w:rFonts w:eastAsia="黑体"/>
         <w:b/>
         <w:bCs/>
         <w:color w:themeColor="background1" w:val="FFFFFF"/>
@@ -8370,6 +8825,7 @@
         <w:spacing w:after="0" w:before="0" w:line="240" w:lineRule="auto"/>
       </w:pPr>
       <w:rPr>
+        <w:rFonts w:eastAsia="黑体"/>
         <w:color w:val="auto"/>
       </w:rPr>
       <w:tblPr/>
@@ -8387,6 +8843,7 @@
     </w:tblStylePr>
     <w:tblStylePr w:type="firstCol">
       <w:rPr>
+        <w:rFonts w:eastAsia="黑体"/>
         <w:b/>
         <w:bCs/>
         <w:color w:themeColor="background1" w:val="FFFFFF"/>
@@ -8406,6 +8863,7 @@
     </w:tblStylePr>
     <w:tblStylePr w:type="lastCol">
       <w:rPr>
+        <w:rFonts w:eastAsia="黑体"/>
         <w:b/>
         <w:bCs/>
         <w:color w:themeColor="background1" w:val="FFFFFF"/>
@@ -8454,6 +8912,7 @@
     </w:tblStylePr>
     <w:tblStylePr w:type="nwCell">
       <w:rPr>
+        <w:rFonts w:eastAsia="黑体"/>
         <w:color w:themeColor="background1" w:val="FFFFFF"/>
       </w:rPr>
       <w:tblPr/>
@@ -8478,6 +8937,7 @@
       <w:spacing w:after="0" w:line="240" w:lineRule="auto"/>
     </w:pPr>
     <w:rPr>
+      <w:rFonts w:eastAsia="黑体"/>
       <w:color w:themeColor="text1" w:val="000000"/>
     </w:rPr>
     <w:tblPr>
@@ -8497,7 +8957,7 @@
     </w:tblPr>
     <w:tblStylePr w:type="firstRow">
       <w:rPr>
-        <w:rFonts w:asciiTheme="majorHAnsi" w:cstheme="majorBidi" w:eastAsiaTheme="majorEastAsia" w:hAnsiTheme="majorHAnsi"/>
+        <w:rFonts w:asciiTheme="majorHAnsi" w:cstheme="majorBidi" w:hAnsiTheme="majorHAnsi" w:eastAsia="黑体"/>
       </w:rPr>
       <w:tblPr/>
       <w:tcPr>
@@ -8509,6 +8969,7 @@
     </w:tblStylePr>
     <w:tblStylePr w:type="lastRow">
       <w:rPr>
+        <w:rFonts w:eastAsia="黑体"/>
         <w:b/>
         <w:bCs/>
         <w:color w:themeColor="text2" w:val="1F497D"/>
@@ -8523,12 +8984,14 @@
     </w:tblStylePr>
     <w:tblStylePr w:type="firstCol">
       <w:rPr>
+        <w:rFonts w:eastAsia="黑体"/>
         <w:b/>
         <w:bCs/>
       </w:rPr>
     </w:tblStylePr>
     <w:tblStylePr w:type="lastCol">
       <w:rPr>
+        <w:rFonts w:eastAsia="黑体"/>
         <w:b/>
         <w:bCs/>
       </w:rPr>
@@ -8562,6 +9025,7 @@
       <w:spacing w:after="0" w:line="240" w:lineRule="auto"/>
     </w:pPr>
     <w:rPr>
+      <w:rFonts w:eastAsia="黑体"/>
       <w:color w:themeColor="text1" w:val="000000"/>
     </w:rPr>
     <w:tblPr>
@@ -8581,7 +9045,7 @@
     </w:tblPr>
     <w:tblStylePr w:type="firstRow">
       <w:rPr>
-        <w:rFonts w:asciiTheme="majorHAnsi" w:cstheme="majorBidi" w:eastAsiaTheme="majorEastAsia" w:hAnsiTheme="majorHAnsi"/>
+        <w:rFonts w:asciiTheme="majorHAnsi" w:cstheme="majorBidi" w:hAnsiTheme="majorHAnsi" w:eastAsia="黑体"/>
       </w:rPr>
       <w:tblPr/>
       <w:tcPr>
@@ -8593,6 +9057,7 @@
     </w:tblStylePr>
     <w:tblStylePr w:type="lastRow">
       <w:rPr>
+        <w:rFonts w:eastAsia="黑体"/>
         <w:b/>
         <w:bCs/>
         <w:color w:themeColor="text2" w:val="1F497D"/>
@@ -8607,12 +9072,14 @@
     </w:tblStylePr>
     <w:tblStylePr w:type="firstCol">
       <w:rPr>
+        <w:rFonts w:eastAsia="黑体"/>
         <w:b/>
         <w:bCs/>
       </w:rPr>
     </w:tblStylePr>
     <w:tblStylePr w:type="lastCol">
       <w:rPr>
+        <w:rFonts w:eastAsia="黑体"/>
         <w:b/>
         <w:bCs/>
       </w:rPr>
@@ -8646,6 +9113,7 @@
       <w:spacing w:after="0" w:line="240" w:lineRule="auto"/>
     </w:pPr>
     <w:rPr>
+      <w:rFonts w:eastAsia="黑体"/>
       <w:color w:themeColor="text1" w:val="000000"/>
     </w:rPr>
     <w:tblPr>
@@ -8665,7 +9133,7 @@
     </w:tblPr>
     <w:tblStylePr w:type="firstRow">
       <w:rPr>
-        <w:rFonts w:asciiTheme="majorHAnsi" w:cstheme="majorBidi" w:eastAsiaTheme="majorEastAsia" w:hAnsiTheme="majorHAnsi"/>
+        <w:rFonts w:asciiTheme="majorHAnsi" w:cstheme="majorBidi" w:hAnsiTheme="majorHAnsi" w:eastAsia="黑体"/>
       </w:rPr>
       <w:tblPr/>
       <w:tcPr>
@@ -8677,6 +9145,7 @@
     </w:tblStylePr>
     <w:tblStylePr w:type="lastRow">
       <w:rPr>
+        <w:rFonts w:eastAsia="黑体"/>
         <w:b/>
         <w:bCs/>
         <w:color w:themeColor="text2" w:val="1F497D"/>
@@ -8691,12 +9160,14 @@
     </w:tblStylePr>
     <w:tblStylePr w:type="firstCol">
       <w:rPr>
+        <w:rFonts w:eastAsia="黑体"/>
         <w:b/>
         <w:bCs/>
       </w:rPr>
     </w:tblStylePr>
     <w:tblStylePr w:type="lastCol">
       <w:rPr>
+        <w:rFonts w:eastAsia="黑体"/>
         <w:b/>
         <w:bCs/>
       </w:rPr>
@@ -8730,6 +9201,7 @@
       <w:spacing w:after="0" w:line="240" w:lineRule="auto"/>
     </w:pPr>
     <w:rPr>
+      <w:rFonts w:eastAsia="黑体"/>
       <w:color w:themeColor="text1" w:val="000000"/>
     </w:rPr>
     <w:tblPr>
@@ -8749,7 +9221,7 @@
     </w:tblPr>
     <w:tblStylePr w:type="firstRow">
       <w:rPr>
-        <w:rFonts w:asciiTheme="majorHAnsi" w:cstheme="majorBidi" w:eastAsiaTheme="majorEastAsia" w:hAnsiTheme="majorHAnsi"/>
+        <w:rFonts w:asciiTheme="majorHAnsi" w:cstheme="majorBidi" w:hAnsiTheme="majorHAnsi" w:eastAsia="黑体"/>
       </w:rPr>
       <w:tblPr/>
       <w:tcPr>
@@ -8761,6 +9233,7 @@
     </w:tblStylePr>
     <w:tblStylePr w:type="lastRow">
       <w:rPr>
+        <w:rFonts w:eastAsia="黑体"/>
         <w:b/>
         <w:bCs/>
         <w:color w:themeColor="text2" w:val="1F497D"/>
@@ -8775,12 +9248,14 @@
     </w:tblStylePr>
     <w:tblStylePr w:type="firstCol">
       <w:rPr>
+        <w:rFonts w:eastAsia="黑体"/>
         <w:b/>
         <w:bCs/>
       </w:rPr>
     </w:tblStylePr>
     <w:tblStylePr w:type="lastCol">
       <w:rPr>
+        <w:rFonts w:eastAsia="黑体"/>
         <w:b/>
         <w:bCs/>
       </w:rPr>
@@ -8814,6 +9289,7 @@
       <w:spacing w:after="0" w:line="240" w:lineRule="auto"/>
     </w:pPr>
     <w:rPr>
+      <w:rFonts w:eastAsia="黑体"/>
       <w:color w:themeColor="text1" w:val="000000"/>
     </w:rPr>
     <w:tblPr>
@@ -8833,7 +9309,7 @@
     </w:tblPr>
     <w:tblStylePr w:type="firstRow">
       <w:rPr>
-        <w:rFonts w:asciiTheme="majorHAnsi" w:cstheme="majorBidi" w:eastAsiaTheme="majorEastAsia" w:hAnsiTheme="majorHAnsi"/>
+        <w:rFonts w:asciiTheme="majorHAnsi" w:cstheme="majorBidi" w:hAnsiTheme="majorHAnsi" w:eastAsia="黑体"/>
       </w:rPr>
       <w:tblPr/>
       <w:tcPr>
@@ -8845,6 +9321,7 @@
     </w:tblStylePr>
     <w:tblStylePr w:type="lastRow">
       <w:rPr>
+        <w:rFonts w:eastAsia="黑体"/>
         <w:b/>
         <w:bCs/>
         <w:color w:themeColor="text2" w:val="1F497D"/>
@@ -8859,12 +9336,14 @@
     </w:tblStylePr>
     <w:tblStylePr w:type="firstCol">
       <w:rPr>
+        <w:rFonts w:eastAsia="黑体"/>
         <w:b/>
         <w:bCs/>
       </w:rPr>
     </w:tblStylePr>
     <w:tblStylePr w:type="lastCol">
       <w:rPr>
+        <w:rFonts w:eastAsia="黑体"/>
         <w:b/>
         <w:bCs/>
       </w:rPr>
@@ -8898,6 +9377,7 @@
       <w:spacing w:after="0" w:line="240" w:lineRule="auto"/>
     </w:pPr>
     <w:rPr>
+      <w:rFonts w:eastAsia="黑体"/>
       <w:color w:themeColor="text1" w:val="000000"/>
     </w:rPr>
     <w:tblPr>
@@ -8917,7 +9397,7 @@
     </w:tblPr>
     <w:tblStylePr w:type="firstRow">
       <w:rPr>
-        <w:rFonts w:asciiTheme="majorHAnsi" w:cstheme="majorBidi" w:eastAsiaTheme="majorEastAsia" w:hAnsiTheme="majorHAnsi"/>
+        <w:rFonts w:asciiTheme="majorHAnsi" w:cstheme="majorBidi" w:hAnsiTheme="majorHAnsi" w:eastAsia="黑体"/>
       </w:rPr>
       <w:tblPr/>
       <w:tcPr>
@@ -8929,6 +9409,7 @@
     </w:tblStylePr>
     <w:tblStylePr w:type="lastRow">
       <w:rPr>
+        <w:rFonts w:eastAsia="黑体"/>
         <w:b/>
         <w:bCs/>
         <w:color w:themeColor="text2" w:val="1F497D"/>
@@ -8943,12 +9424,14 @@
     </w:tblStylePr>
     <w:tblStylePr w:type="firstCol">
       <w:rPr>
+        <w:rFonts w:eastAsia="黑体"/>
         <w:b/>
         <w:bCs/>
       </w:rPr>
     </w:tblStylePr>
     <w:tblStylePr w:type="lastCol">
       <w:rPr>
+        <w:rFonts w:eastAsia="黑体"/>
         <w:b/>
         <w:bCs/>
       </w:rPr>
@@ -8982,6 +9465,7 @@
       <w:spacing w:after="0" w:line="240" w:lineRule="auto"/>
     </w:pPr>
     <w:rPr>
+      <w:rFonts w:eastAsia="黑体"/>
       <w:color w:themeColor="text1" w:val="000000"/>
     </w:rPr>
     <w:tblPr>
@@ -9001,7 +9485,7 @@
     </w:tblPr>
     <w:tblStylePr w:type="firstRow">
       <w:rPr>
-        <w:rFonts w:asciiTheme="majorHAnsi" w:cstheme="majorBidi" w:eastAsiaTheme="majorEastAsia" w:hAnsiTheme="majorHAnsi"/>
+        <w:rFonts w:asciiTheme="majorHAnsi" w:cstheme="majorBidi" w:hAnsiTheme="majorHAnsi" w:eastAsia="黑体"/>
       </w:rPr>
       <w:tblPr/>
       <w:tcPr>
@@ -9013,6 +9497,7 @@
     </w:tblStylePr>
     <w:tblStylePr w:type="lastRow">
       <w:rPr>
+        <w:rFonts w:eastAsia="黑体"/>
         <w:b/>
         <w:bCs/>
         <w:color w:themeColor="text2" w:val="1F497D"/>
@@ -9027,12 +9512,14 @@
     </w:tblStylePr>
     <w:tblStylePr w:type="firstCol">
       <w:rPr>
+        <w:rFonts w:eastAsia="黑体"/>
         <w:b/>
         <w:bCs/>
       </w:rPr>
     </w:tblStylePr>
     <w:tblStylePr w:type="lastCol">
       <w:rPr>
+        <w:rFonts w:eastAsia="黑体"/>
         <w:b/>
         <w:bCs/>
       </w:rPr>
@@ -9066,7 +9553,7 @@
       <w:spacing w:after="0" w:line="240" w:lineRule="auto"/>
     </w:pPr>
     <w:rPr>
-      <w:rFonts w:asciiTheme="majorHAnsi" w:cstheme="majorBidi" w:eastAsiaTheme="majorEastAsia" w:hAnsiTheme="majorHAnsi"/>
+      <w:rFonts w:asciiTheme="majorHAnsi" w:cstheme="majorBidi" w:hAnsiTheme="majorHAnsi" w:eastAsia="黑体"/>
       <w:color w:themeColor="text1" w:val="000000"/>
     </w:rPr>
     <w:tblPr>
@@ -9088,6 +9575,7 @@
     </w:tblPr>
     <w:tblStylePr w:type="firstRow">
       <w:rPr>
+        <w:rFonts w:eastAsia="黑体"/>
         <w:sz w:val="24"/>
         <w:szCs w:val="24"/>
       </w:rPr>
@@ -9194,7 +9682,7 @@
       <w:spacing w:after="0" w:line="240" w:lineRule="auto"/>
     </w:pPr>
     <w:rPr>
-      <w:rFonts w:asciiTheme="majorHAnsi" w:cstheme="majorBidi" w:eastAsiaTheme="majorEastAsia" w:hAnsiTheme="majorHAnsi"/>
+      <w:rFonts w:asciiTheme="majorHAnsi" w:cstheme="majorBidi" w:hAnsiTheme="majorHAnsi" w:eastAsia="黑体"/>
       <w:color w:themeColor="text1" w:val="000000"/>
     </w:rPr>
     <w:tblPr>
@@ -9216,6 +9704,7 @@
     </w:tblPr>
     <w:tblStylePr w:type="firstRow">
       <w:rPr>
+        <w:rFonts w:eastAsia="黑体"/>
         <w:sz w:val="24"/>
         <w:szCs w:val="24"/>
       </w:rPr>
@@ -9322,7 +9811,7 @@
       <w:spacing w:after="0" w:line="240" w:lineRule="auto"/>
     </w:pPr>
     <w:rPr>
-      <w:rFonts w:asciiTheme="majorHAnsi" w:cstheme="majorBidi" w:eastAsiaTheme="majorEastAsia" w:hAnsiTheme="majorHAnsi"/>
+      <w:rFonts w:asciiTheme="majorHAnsi" w:cstheme="majorBidi" w:hAnsiTheme="majorHAnsi" w:eastAsia="黑体"/>
       <w:color w:themeColor="text1" w:val="000000"/>
     </w:rPr>
     <w:tblPr>
@@ -9344,6 +9833,7 @@
     </w:tblPr>
     <w:tblStylePr w:type="firstRow">
       <w:rPr>
+        <w:rFonts w:eastAsia="黑体"/>
         <w:sz w:val="24"/>
         <w:szCs w:val="24"/>
       </w:rPr>
@@ -9450,7 +9940,7 @@
       <w:spacing w:after="0" w:line="240" w:lineRule="auto"/>
     </w:pPr>
     <w:rPr>
-      <w:rFonts w:asciiTheme="majorHAnsi" w:cstheme="majorBidi" w:eastAsiaTheme="majorEastAsia" w:hAnsiTheme="majorHAnsi"/>
+      <w:rFonts w:asciiTheme="majorHAnsi" w:cstheme="majorBidi" w:hAnsiTheme="majorHAnsi" w:eastAsia="黑体"/>
       <w:color w:themeColor="text1" w:val="000000"/>
     </w:rPr>
     <w:tblPr>
@@ -9472,6 +9962,7 @@
     </w:tblPr>
     <w:tblStylePr w:type="firstRow">
       <w:rPr>
+        <w:rFonts w:eastAsia="黑体"/>
         <w:sz w:val="24"/>
         <w:szCs w:val="24"/>
       </w:rPr>
@@ -9578,7 +10069,7 @@
       <w:spacing w:after="0" w:line="240" w:lineRule="auto"/>
     </w:pPr>
     <w:rPr>
-      <w:rFonts w:asciiTheme="majorHAnsi" w:cstheme="majorBidi" w:eastAsiaTheme="majorEastAsia" w:hAnsiTheme="majorHAnsi"/>
+      <w:rFonts w:asciiTheme="majorHAnsi" w:cstheme="majorBidi" w:hAnsiTheme="majorHAnsi" w:eastAsia="黑体"/>
       <w:color w:themeColor="text1" w:val="000000"/>
     </w:rPr>
     <w:tblPr>
@@ -9600,6 +10091,7 @@
     </w:tblPr>
     <w:tblStylePr w:type="firstRow">
       <w:rPr>
+        <w:rFonts w:eastAsia="黑体"/>
         <w:sz w:val="24"/>
         <w:szCs w:val="24"/>
       </w:rPr>
@@ -9706,7 +10198,7 @@
       <w:spacing w:after="0" w:line="240" w:lineRule="auto"/>
     </w:pPr>
     <w:rPr>
-      <w:rFonts w:asciiTheme="majorHAnsi" w:cstheme="majorBidi" w:eastAsiaTheme="majorEastAsia" w:hAnsiTheme="majorHAnsi"/>
+      <w:rFonts w:asciiTheme="majorHAnsi" w:cstheme="majorBidi" w:hAnsiTheme="majorHAnsi" w:eastAsia="黑体"/>
       <w:color w:themeColor="text1" w:val="000000"/>
     </w:rPr>
     <w:tblPr>
@@ -9728,6 +10220,7 @@
     </w:tblPr>
     <w:tblStylePr w:type="firstRow">
       <w:rPr>
+        <w:rFonts w:eastAsia="黑体"/>
         <w:sz w:val="24"/>
         <w:szCs w:val="24"/>
       </w:rPr>
@@ -9834,7 +10327,7 @@
       <w:spacing w:after="0" w:line="240" w:lineRule="auto"/>
     </w:pPr>
     <w:rPr>
-      <w:rFonts w:asciiTheme="majorHAnsi" w:cstheme="majorBidi" w:eastAsiaTheme="majorEastAsia" w:hAnsiTheme="majorHAnsi"/>
+      <w:rFonts w:asciiTheme="majorHAnsi" w:cstheme="majorBidi" w:hAnsiTheme="majorHAnsi" w:eastAsia="黑体"/>
       <w:color w:themeColor="text1" w:val="000000"/>
     </w:rPr>
     <w:tblPr>
@@ -9856,6 +10349,7 @@
     </w:tblPr>
     <w:tblStylePr w:type="firstRow">
       <w:rPr>
+        <w:rFonts w:eastAsia="黑体"/>
         <w:sz w:val="24"/>
         <w:szCs w:val="24"/>
       </w:rPr>
@@ -9985,12 +10479,14 @@
     </w:tcPr>
     <w:tblStylePr w:type="firstRow">
       <w:rPr>
+        <w:rFonts w:eastAsia="黑体"/>
         <w:b/>
         <w:bCs/>
       </w:rPr>
     </w:tblStylePr>
     <w:tblStylePr w:type="lastRow">
       <w:rPr>
+        <w:rFonts w:eastAsia="黑体"/>
         <w:b/>
         <w:bCs/>
       </w:rPr>
@@ -10003,12 +10499,14 @@
     </w:tblStylePr>
     <w:tblStylePr w:type="firstCol">
       <w:rPr>
+        <w:rFonts w:eastAsia="黑体"/>
         <w:b/>
         <w:bCs/>
       </w:rPr>
     </w:tblStylePr>
     <w:tblStylePr w:type="lastCol">
       <w:rPr>
+        <w:rFonts w:eastAsia="黑体"/>
         <w:b/>
         <w:bCs/>
       </w:rPr>
@@ -10058,12 +10556,14 @@
     </w:tcPr>
     <w:tblStylePr w:type="firstRow">
       <w:rPr>
+        <w:rFonts w:eastAsia="黑体"/>
         <w:b/>
         <w:bCs/>
       </w:rPr>
     </w:tblStylePr>
     <w:tblStylePr w:type="lastRow">
       <w:rPr>
+        <w:rFonts w:eastAsia="黑体"/>
         <w:b/>
         <w:bCs/>
       </w:rPr>
@@ -10076,12 +10576,14 @@
     </w:tblStylePr>
     <w:tblStylePr w:type="firstCol">
       <w:rPr>
+        <w:rFonts w:eastAsia="黑体"/>
         <w:b/>
         <w:bCs/>
       </w:rPr>
     </w:tblStylePr>
     <w:tblStylePr w:type="lastCol">
       <w:rPr>
+        <w:rFonts w:eastAsia="黑体"/>
         <w:b/>
         <w:bCs/>
       </w:rPr>
@@ -10131,12 +10633,14 @@
     </w:tcPr>
     <w:tblStylePr w:type="firstRow">
       <w:rPr>
+        <w:rFonts w:eastAsia="黑体"/>
         <w:b/>
         <w:bCs/>
       </w:rPr>
     </w:tblStylePr>
     <w:tblStylePr w:type="lastRow">
       <w:rPr>
+        <w:rFonts w:eastAsia="黑体"/>
         <w:b/>
         <w:bCs/>
       </w:rPr>
@@ -10149,12 +10653,14 @@
     </w:tblStylePr>
     <w:tblStylePr w:type="firstCol">
       <w:rPr>
+        <w:rFonts w:eastAsia="黑体"/>
         <w:b/>
         <w:bCs/>
       </w:rPr>
     </w:tblStylePr>
     <w:tblStylePr w:type="lastCol">
       <w:rPr>
+        <w:rFonts w:eastAsia="黑体"/>
         <w:b/>
         <w:bCs/>
       </w:rPr>
@@ -10204,12 +10710,14 @@
     </w:tcPr>
     <w:tblStylePr w:type="firstRow">
       <w:rPr>
+        <w:rFonts w:eastAsia="黑体"/>
         <w:b/>
         <w:bCs/>
       </w:rPr>
     </w:tblStylePr>
     <w:tblStylePr w:type="lastRow">
       <w:rPr>
+        <w:rFonts w:eastAsia="黑体"/>
         <w:b/>
         <w:bCs/>
       </w:rPr>
@@ -10222,12 +10730,14 @@
     </w:tblStylePr>
     <w:tblStylePr w:type="firstCol">
       <w:rPr>
+        <w:rFonts w:eastAsia="黑体"/>
         <w:b/>
         <w:bCs/>
       </w:rPr>
     </w:tblStylePr>
     <w:tblStylePr w:type="lastCol">
       <w:rPr>
+        <w:rFonts w:eastAsia="黑体"/>
         <w:b/>
         <w:bCs/>
       </w:rPr>
@@ -10277,12 +10787,14 @@
     </w:tcPr>
     <w:tblStylePr w:type="firstRow">
       <w:rPr>
+        <w:rFonts w:eastAsia="黑体"/>
         <w:b/>
         <w:bCs/>
       </w:rPr>
     </w:tblStylePr>
     <w:tblStylePr w:type="lastRow">
       <w:rPr>
+        <w:rFonts w:eastAsia="黑体"/>
         <w:b/>
         <w:bCs/>
       </w:rPr>
@@ -10295,12 +10807,14 @@
     </w:tblStylePr>
     <w:tblStylePr w:type="firstCol">
       <w:rPr>
+        <w:rFonts w:eastAsia="黑体"/>
         <w:b/>
         <w:bCs/>
       </w:rPr>
     </w:tblStylePr>
     <w:tblStylePr w:type="lastCol">
       <w:rPr>
+        <w:rFonts w:eastAsia="黑体"/>
         <w:b/>
         <w:bCs/>
       </w:rPr>
@@ -10350,12 +10864,14 @@
     </w:tcPr>
     <w:tblStylePr w:type="firstRow">
       <w:rPr>
+        <w:rFonts w:eastAsia="黑体"/>
         <w:b/>
         <w:bCs/>
       </w:rPr>
     </w:tblStylePr>
     <w:tblStylePr w:type="lastRow">
       <w:rPr>
+        <w:rFonts w:eastAsia="黑体"/>
         <w:b/>
         <w:bCs/>
       </w:rPr>
@@ -10368,12 +10884,14 @@
     </w:tblStylePr>
     <w:tblStylePr w:type="firstCol">
       <w:rPr>
+        <w:rFonts w:eastAsia="黑体"/>
         <w:b/>
         <w:bCs/>
       </w:rPr>
     </w:tblStylePr>
     <w:tblStylePr w:type="lastCol">
       <w:rPr>
+        <w:rFonts w:eastAsia="黑体"/>
         <w:b/>
         <w:bCs/>
       </w:rPr>
@@ -10423,12 +10941,14 @@
     </w:tcPr>
     <w:tblStylePr w:type="firstRow">
       <w:rPr>
+        <w:rFonts w:eastAsia="黑体"/>
         <w:b/>
         <w:bCs/>
       </w:rPr>
     </w:tblStylePr>
     <w:tblStylePr w:type="lastRow">
       <w:rPr>
+        <w:rFonts w:eastAsia="黑体"/>
         <w:b/>
         <w:bCs/>
       </w:rPr>
@@ -10441,12 +10961,14 @@
     </w:tblStylePr>
     <w:tblStylePr w:type="firstCol">
       <w:rPr>
+        <w:rFonts w:eastAsia="黑体"/>
         <w:b/>
         <w:bCs/>
       </w:rPr>
     </w:tblStylePr>
     <w:tblStylePr w:type="lastCol">
       <w:rPr>
+        <w:rFonts w:eastAsia="黑体"/>
         <w:b/>
         <w:bCs/>
       </w:rPr>
@@ -10473,7 +10995,7 @@
       <w:spacing w:after="0" w:line="240" w:lineRule="auto"/>
     </w:pPr>
     <w:rPr>
-      <w:rFonts w:asciiTheme="majorHAnsi" w:cstheme="majorBidi" w:eastAsiaTheme="majorEastAsia" w:hAnsiTheme="majorHAnsi"/>
+      <w:rFonts w:asciiTheme="majorHAnsi" w:cstheme="majorBidi" w:hAnsiTheme="majorHAnsi" w:eastAsia="黑体"/>
       <w:color w:themeColor="text1" w:val="000000"/>
     </w:rPr>
     <w:tblPr>
@@ -10500,6 +11022,7 @@
     </w:tcPr>
     <w:tblStylePr w:type="firstRow">
       <w:rPr>
+        <w:rFonts w:eastAsia="黑体"/>
         <w:b/>
         <w:bCs/>
         <w:color w:themeColor="text1" w:val="000000"/>
@@ -10511,6 +11034,7 @@
     </w:tblStylePr>
     <w:tblStylePr w:type="lastRow">
       <w:rPr>
+        <w:rFonts w:eastAsia="黑体"/>
         <w:b/>
         <w:bCs/>
         <w:color w:themeColor="text1" w:val="000000"/>
@@ -10530,6 +11054,7 @@
     </w:tblStylePr>
     <w:tblStylePr w:type="firstCol">
       <w:rPr>
+        <w:rFonts w:eastAsia="黑体"/>
         <w:b/>
         <w:bCs/>
         <w:color w:themeColor="text1" w:val="000000"/>
@@ -10549,6 +11074,7 @@
     </w:tblStylePr>
     <w:tblStylePr w:type="lastCol">
       <w:rPr>
+        <w:rFonts w:eastAsia="黑体"/>
         <w:b w:val="0"/>
         <w:bCs w:val="0"/>
         <w:color w:themeColor="text1" w:val="000000"/>
@@ -10598,7 +11124,7 @@
       <w:spacing w:after="0" w:line="240" w:lineRule="auto"/>
     </w:pPr>
     <w:rPr>
-      <w:rFonts w:asciiTheme="majorHAnsi" w:cstheme="majorBidi" w:eastAsiaTheme="majorEastAsia" w:hAnsiTheme="majorHAnsi"/>
+      <w:rFonts w:asciiTheme="majorHAnsi" w:cstheme="majorBidi" w:hAnsiTheme="majorHAnsi" w:eastAsia="黑体"/>
       <w:color w:themeColor="text1" w:val="000000"/>
     </w:rPr>
     <w:tblPr>
@@ -10625,6 +11151,7 @@
     </w:tcPr>
     <w:tblStylePr w:type="firstRow">
       <w:rPr>
+        <w:rFonts w:eastAsia="黑体"/>
         <w:b/>
         <w:bCs/>
         <w:color w:themeColor="text1" w:val="000000"/>
@@ -10636,6 +11163,7 @@
     </w:tblStylePr>
     <w:tblStylePr w:type="lastRow">
       <w:rPr>
+        <w:rFonts w:eastAsia="黑体"/>
         <w:b/>
         <w:bCs/>
         <w:color w:themeColor="text1" w:val="000000"/>
@@ -10655,6 +11183,7 @@
     </w:tblStylePr>
     <w:tblStylePr w:type="firstCol">
       <w:rPr>
+        <w:rFonts w:eastAsia="黑体"/>
         <w:b/>
         <w:bCs/>
         <w:color w:themeColor="text1" w:val="000000"/>
@@ -10674,6 +11203,7 @@
     </w:tblStylePr>
     <w:tblStylePr w:type="lastCol">
       <w:rPr>
+        <w:rFonts w:eastAsia="黑体"/>
         <w:b w:val="0"/>
         <w:bCs w:val="0"/>
         <w:color w:themeColor="text1" w:val="000000"/>
@@ -10723,7 +11253,7 @@
       <w:spacing w:after="0" w:line="240" w:lineRule="auto"/>
     </w:pPr>
     <w:rPr>
-      <w:rFonts w:asciiTheme="majorHAnsi" w:cstheme="majorBidi" w:eastAsiaTheme="majorEastAsia" w:hAnsiTheme="majorHAnsi"/>
+      <w:rFonts w:asciiTheme="majorHAnsi" w:cstheme="majorBidi" w:hAnsiTheme="majorHAnsi" w:eastAsia="黑体"/>
       <w:color w:themeColor="text1" w:val="000000"/>
     </w:rPr>
     <w:tblPr>
@@ -10750,6 +11280,7 @@
     </w:tcPr>
     <w:tblStylePr w:type="firstRow">
       <w:rPr>
+        <w:rFonts w:eastAsia="黑体"/>
         <w:b/>
         <w:bCs/>
         <w:color w:themeColor="text1" w:val="000000"/>
@@ -10761,6 +11292,7 @@
     </w:tblStylePr>
     <w:tblStylePr w:type="lastRow">
       <w:rPr>
+        <w:rFonts w:eastAsia="黑体"/>
         <w:b/>
         <w:bCs/>
         <w:color w:themeColor="text1" w:val="000000"/>
@@ -10780,6 +11312,7 @@
     </w:tblStylePr>
     <w:tblStylePr w:type="firstCol">
       <w:rPr>
+        <w:rFonts w:eastAsia="黑体"/>
         <w:b/>
         <w:bCs/>
         <w:color w:themeColor="text1" w:val="000000"/>
@@ -10799,6 +11332,7 @@
     </w:tblStylePr>
     <w:tblStylePr w:type="lastCol">
       <w:rPr>
+        <w:rFonts w:eastAsia="黑体"/>
         <w:b w:val="0"/>
         <w:bCs w:val="0"/>
         <w:color w:themeColor="text1" w:val="000000"/>
@@ -10848,7 +11382,7 @@
       <w:spacing w:after="0" w:line="240" w:lineRule="auto"/>
     </w:pPr>
     <w:rPr>
-      <w:rFonts w:asciiTheme="majorHAnsi" w:cstheme="majorBidi" w:eastAsiaTheme="majorEastAsia" w:hAnsiTheme="majorHAnsi"/>
+      <w:rFonts w:asciiTheme="majorHAnsi" w:cstheme="majorBidi" w:hAnsiTheme="majorHAnsi" w:eastAsia="黑体"/>
       <w:color w:themeColor="text1" w:val="000000"/>
     </w:rPr>
     <w:tblPr>
@@ -10875,6 +11409,7 @@
     </w:tcPr>
     <w:tblStylePr w:type="firstRow">
       <w:rPr>
+        <w:rFonts w:eastAsia="黑体"/>
         <w:b/>
         <w:bCs/>
         <w:color w:themeColor="text1" w:val="000000"/>
@@ -10886,6 +11421,7 @@
     </w:tblStylePr>
     <w:tblStylePr w:type="lastRow">
       <w:rPr>
+        <w:rFonts w:eastAsia="黑体"/>
         <w:b/>
         <w:bCs/>
         <w:color w:themeColor="text1" w:val="000000"/>
@@ -10905,6 +11441,7 @@
     </w:tblStylePr>
     <w:tblStylePr w:type="firstCol">
       <w:rPr>
+        <w:rFonts w:eastAsia="黑体"/>
         <w:b/>
         <w:bCs/>
         <w:color w:themeColor="text1" w:val="000000"/>
@@ -10924,6 +11461,7 @@
     </w:tblStylePr>
     <w:tblStylePr w:type="lastCol">
       <w:rPr>
+        <w:rFonts w:eastAsia="黑体"/>
         <w:b w:val="0"/>
         <w:bCs w:val="0"/>
         <w:color w:themeColor="text1" w:val="000000"/>
@@ -10973,7 +11511,7 @@
       <w:spacing w:after="0" w:line="240" w:lineRule="auto"/>
     </w:pPr>
     <w:rPr>
-      <w:rFonts w:asciiTheme="majorHAnsi" w:cstheme="majorBidi" w:eastAsiaTheme="majorEastAsia" w:hAnsiTheme="majorHAnsi"/>
+      <w:rFonts w:asciiTheme="majorHAnsi" w:cstheme="majorBidi" w:hAnsiTheme="majorHAnsi" w:eastAsia="黑体"/>
       <w:color w:themeColor="text1" w:val="000000"/>
     </w:rPr>
     <w:tblPr>
@@ -11000,6 +11538,7 @@
     </w:tcPr>
     <w:tblStylePr w:type="firstRow">
       <w:rPr>
+        <w:rFonts w:eastAsia="黑体"/>
         <w:b/>
         <w:bCs/>
         <w:color w:themeColor="text1" w:val="000000"/>
@@ -11011,6 +11550,7 @@
     </w:tblStylePr>
     <w:tblStylePr w:type="lastRow">
       <w:rPr>
+        <w:rFonts w:eastAsia="黑体"/>
         <w:b/>
         <w:bCs/>
         <w:color w:themeColor="text1" w:val="000000"/>
@@ -11030,6 +11570,7 @@
     </w:tblStylePr>
     <w:tblStylePr w:type="firstCol">
       <w:rPr>
+        <w:rFonts w:eastAsia="黑体"/>
         <w:b/>
         <w:bCs/>
         <w:color w:themeColor="text1" w:val="000000"/>
@@ -11049,6 +11590,7 @@
     </w:tblStylePr>
     <w:tblStylePr w:type="lastCol">
       <w:rPr>
+        <w:rFonts w:eastAsia="黑体"/>
         <w:b w:val="0"/>
         <w:bCs w:val="0"/>
         <w:color w:themeColor="text1" w:val="000000"/>
@@ -11098,7 +11640,7 @@
       <w:spacing w:after="0" w:line="240" w:lineRule="auto"/>
     </w:pPr>
     <w:rPr>
-      <w:rFonts w:asciiTheme="majorHAnsi" w:cstheme="majorBidi" w:eastAsiaTheme="majorEastAsia" w:hAnsiTheme="majorHAnsi"/>
+      <w:rFonts w:asciiTheme="majorHAnsi" w:cstheme="majorBidi" w:hAnsiTheme="majorHAnsi" w:eastAsia="黑体"/>
       <w:color w:themeColor="text1" w:val="000000"/>
     </w:rPr>
     <w:tblPr>
@@ -11125,6 +11667,7 @@
     </w:tcPr>
     <w:tblStylePr w:type="firstRow">
       <w:rPr>
+        <w:rFonts w:eastAsia="黑体"/>
         <w:b/>
         <w:bCs/>
         <w:color w:themeColor="text1" w:val="000000"/>
@@ -11136,6 +11679,7 @@
     </w:tblStylePr>
     <w:tblStylePr w:type="lastRow">
       <w:rPr>
+        <w:rFonts w:eastAsia="黑体"/>
         <w:b/>
         <w:bCs/>
         <w:color w:themeColor="text1" w:val="000000"/>
@@ -11155,6 +11699,7 @@
     </w:tblStylePr>
     <w:tblStylePr w:type="firstCol">
       <w:rPr>
+        <w:rFonts w:eastAsia="黑体"/>
         <w:b/>
         <w:bCs/>
         <w:color w:themeColor="text1" w:val="000000"/>
@@ -11174,6 +11719,7 @@
     </w:tblStylePr>
     <w:tblStylePr w:type="lastCol">
       <w:rPr>
+        <w:rFonts w:eastAsia="黑体"/>
         <w:b w:val="0"/>
         <w:bCs w:val="0"/>
         <w:color w:themeColor="text1" w:val="000000"/>
@@ -11223,7 +11769,7 @@
       <w:spacing w:after="0" w:line="240" w:lineRule="auto"/>
     </w:pPr>
     <w:rPr>
-      <w:rFonts w:asciiTheme="majorHAnsi" w:cstheme="majorBidi" w:eastAsiaTheme="majorEastAsia" w:hAnsiTheme="majorHAnsi"/>
+      <w:rFonts w:asciiTheme="majorHAnsi" w:cstheme="majorBidi" w:hAnsiTheme="majorHAnsi" w:eastAsia="黑体"/>
       <w:color w:themeColor="text1" w:val="000000"/>
     </w:rPr>
     <w:tblPr>
@@ -11250,6 +11796,7 @@
     </w:tcPr>
     <w:tblStylePr w:type="firstRow">
       <w:rPr>
+        <w:rFonts w:eastAsia="黑体"/>
         <w:b/>
         <w:bCs/>
         <w:color w:themeColor="text1" w:val="000000"/>
@@ -11261,6 +11808,7 @@
     </w:tblStylePr>
     <w:tblStylePr w:type="lastRow">
       <w:rPr>
+        <w:rFonts w:eastAsia="黑体"/>
         <w:b/>
         <w:bCs/>
         <w:color w:themeColor="text1" w:val="000000"/>
@@ -11280,6 +11828,7 @@
     </w:tblStylePr>
     <w:tblStylePr w:type="firstCol">
       <w:rPr>
+        <w:rFonts w:eastAsia="黑体"/>
         <w:b/>
         <w:bCs/>
         <w:color w:themeColor="text1" w:val="000000"/>
@@ -11299,6 +11848,7 @@
     </w:tblStylePr>
     <w:tblStylePr w:type="lastCol">
       <w:rPr>
+        <w:rFonts w:eastAsia="黑体"/>
         <w:b w:val="0"/>
         <w:bCs w:val="0"/>
         <w:color w:themeColor="text1" w:val="000000"/>
@@ -11371,6 +11921,7 @@
     </w:tcPr>
     <w:tblStylePr w:type="firstRow">
       <w:rPr>
+        <w:rFonts w:eastAsia="黑体"/>
         <w:b/>
         <w:bCs/>
         <w:i w:val="0"/>
@@ -11392,6 +11943,7 @@
     </w:tblStylePr>
     <w:tblStylePr w:type="lastRow">
       <w:rPr>
+        <w:rFonts w:eastAsia="黑体"/>
         <w:b/>
         <w:bCs/>
         <w:i w:val="0"/>
@@ -11413,6 +11965,7 @@
     </w:tblStylePr>
     <w:tblStylePr w:type="firstCol">
       <w:rPr>
+        <w:rFonts w:eastAsia="黑体"/>
         <w:b/>
         <w:bCs/>
         <w:i w:val="0"/>
@@ -11432,6 +11985,7 @@
     </w:tblStylePr>
     <w:tblStylePr w:type="lastCol">
       <w:rPr>
+        <w:rFonts w:eastAsia="黑体"/>
         <w:b/>
         <w:bCs/>
         <w:i w:val="0"/>
@@ -11512,6 +12066,7 @@
     </w:tcPr>
     <w:tblStylePr w:type="firstRow">
       <w:rPr>
+        <w:rFonts w:eastAsia="黑体"/>
         <w:b/>
         <w:bCs/>
         <w:i w:val="0"/>
@@ -11533,6 +12088,7 @@
     </w:tblStylePr>
     <w:tblStylePr w:type="lastRow">
       <w:rPr>
+        <w:rFonts w:eastAsia="黑体"/>
         <w:b/>
         <w:bCs/>
         <w:i w:val="0"/>
@@ -11554,6 +12110,7 @@
     </w:tblStylePr>
     <w:tblStylePr w:type="firstCol">
       <w:rPr>
+        <w:rFonts w:eastAsia="黑体"/>
         <w:b/>
         <w:bCs/>
         <w:i w:val="0"/>
@@ -11573,6 +12130,7 @@
     </w:tblStylePr>
     <w:tblStylePr w:type="lastCol">
       <w:rPr>
+        <w:rFonts w:eastAsia="黑体"/>
         <w:b/>
         <w:bCs/>
         <w:i w:val="0"/>
@@ -11653,6 +12211,7 @@
     </w:tcPr>
     <w:tblStylePr w:type="firstRow">
       <w:rPr>
+        <w:rFonts w:eastAsia="黑体"/>
         <w:b/>
         <w:bCs/>
         <w:i w:val="0"/>
@@ -11674,6 +12233,7 @@
     </w:tblStylePr>
     <w:tblStylePr w:type="lastRow">
       <w:rPr>
+        <w:rFonts w:eastAsia="黑体"/>
         <w:b/>
         <w:bCs/>
         <w:i w:val="0"/>
@@ -11695,6 +12255,7 @@
     </w:tblStylePr>
     <w:tblStylePr w:type="firstCol">
       <w:rPr>
+        <w:rFonts w:eastAsia="黑体"/>
         <w:b/>
         <w:bCs/>
         <w:i w:val="0"/>
@@ -11714,6 +12275,7 @@
     </w:tblStylePr>
     <w:tblStylePr w:type="lastCol">
       <w:rPr>
+        <w:rFonts w:eastAsia="黑体"/>
         <w:b/>
         <w:bCs/>
         <w:i w:val="0"/>
@@ -11794,6 +12356,7 @@
     </w:tcPr>
     <w:tblStylePr w:type="firstRow">
       <w:rPr>
+        <w:rFonts w:eastAsia="黑体"/>
         <w:b/>
         <w:bCs/>
         <w:i w:val="0"/>
@@ -11815,6 +12378,7 @@
     </w:tblStylePr>
     <w:tblStylePr w:type="lastRow">
       <w:rPr>
+        <w:rFonts w:eastAsia="黑体"/>
         <w:b/>
         <w:bCs/>
         <w:i w:val="0"/>
@@ -11836,6 +12400,7 @@
     </w:tblStylePr>
     <w:tblStylePr w:type="firstCol">
       <w:rPr>
+        <w:rFonts w:eastAsia="黑体"/>
         <w:b/>
         <w:bCs/>
         <w:i w:val="0"/>
@@ -11855,6 +12420,7 @@
     </w:tblStylePr>
     <w:tblStylePr w:type="lastCol">
       <w:rPr>
+        <w:rFonts w:eastAsia="黑体"/>
         <w:b/>
         <w:bCs/>
         <w:i w:val="0"/>
@@ -11935,6 +12501,7 @@
     </w:tcPr>
     <w:tblStylePr w:type="firstRow">
       <w:rPr>
+        <w:rFonts w:eastAsia="黑体"/>
         <w:b/>
         <w:bCs/>
         <w:i w:val="0"/>
@@ -11956,6 +12523,7 @@
     </w:tblStylePr>
     <w:tblStylePr w:type="lastRow">
       <w:rPr>
+        <w:rFonts w:eastAsia="黑体"/>
         <w:b/>
         <w:bCs/>
         <w:i w:val="0"/>
@@ -11977,6 +12545,7 @@
     </w:tblStylePr>
     <w:tblStylePr w:type="firstCol">
       <w:rPr>
+        <w:rFonts w:eastAsia="黑体"/>
         <w:b/>
         <w:bCs/>
         <w:i w:val="0"/>
@@ -11996,6 +12565,7 @@
     </w:tblStylePr>
     <w:tblStylePr w:type="lastCol">
       <w:rPr>
+        <w:rFonts w:eastAsia="黑体"/>
         <w:b/>
         <w:bCs/>
         <w:i w:val="0"/>
@@ -12076,6 +12646,7 @@
     </w:tcPr>
     <w:tblStylePr w:type="firstRow">
       <w:rPr>
+        <w:rFonts w:eastAsia="黑体"/>
         <w:b/>
         <w:bCs/>
         <w:i w:val="0"/>
@@ -12097,6 +12668,7 @@
     </w:tblStylePr>
     <w:tblStylePr w:type="lastRow">
       <w:rPr>
+        <w:rFonts w:eastAsia="黑体"/>
         <w:b/>
         <w:bCs/>
         <w:i w:val="0"/>
@@ -12118,6 +12690,7 @@
     </w:tblStylePr>
     <w:tblStylePr w:type="firstCol">
       <w:rPr>
+        <w:rFonts w:eastAsia="黑体"/>
         <w:b/>
         <w:bCs/>
         <w:i w:val="0"/>
@@ -12137,6 +12710,7 @@
     </w:tblStylePr>
     <w:tblStylePr w:type="lastCol">
       <w:rPr>
+        <w:rFonts w:eastAsia="黑体"/>
         <w:b/>
         <w:bCs/>
         <w:i w:val="0"/>
@@ -12217,6 +12791,7 @@
     </w:tcPr>
     <w:tblStylePr w:type="firstRow">
       <w:rPr>
+        <w:rFonts w:eastAsia="黑体"/>
         <w:b/>
         <w:bCs/>
         <w:i w:val="0"/>
@@ -12238,6 +12813,7 @@
     </w:tblStylePr>
     <w:tblStylePr w:type="lastRow">
       <w:rPr>
+        <w:rFonts w:eastAsia="黑体"/>
         <w:b/>
         <w:bCs/>
         <w:i w:val="0"/>
@@ -12259,6 +12835,7 @@
     </w:tblStylePr>
     <w:tblStylePr w:type="firstCol">
       <w:rPr>
+        <w:rFonts w:eastAsia="黑体"/>
         <w:b/>
         <w:bCs/>
         <w:i w:val="0"/>
@@ -12278,6 +12855,7 @@
     </w:tblStylePr>
     <w:tblStylePr w:type="lastCol">
       <w:rPr>
+        <w:rFonts w:eastAsia="黑体"/>
         <w:b/>
         <w:bCs/>
         <w:i w:val="0"/>
@@ -12335,6 +12913,7 @@
       <w:spacing w:after="0" w:line="240" w:lineRule="auto"/>
     </w:pPr>
     <w:rPr>
+      <w:rFonts w:eastAsia="黑体"/>
       <w:color w:themeColor="background1" w:val="FFFFFF"/>
     </w:rPr>
     <w:tblPr>
@@ -12353,6 +12932,7 @@
     </w:tcPr>
     <w:tblStylePr w:type="firstRow">
       <w:rPr>
+        <w:rFonts w:eastAsia="黑体"/>
         <w:b/>
         <w:bCs/>
       </w:rPr>
@@ -12449,6 +13029,7 @@
       <w:spacing w:after="0" w:line="240" w:lineRule="auto"/>
     </w:pPr>
     <w:rPr>
+      <w:rFonts w:eastAsia="黑体"/>
       <w:color w:themeColor="background1" w:val="FFFFFF"/>
     </w:rPr>
     <w:tblPr>
@@ -12467,6 +13048,7 @@
     </w:tcPr>
     <w:tblStylePr w:type="firstRow">
       <w:rPr>
+        <w:rFonts w:eastAsia="黑体"/>
         <w:b/>
         <w:bCs/>
       </w:rPr>
@@ -12563,6 +13145,7 @@
       <w:spacing w:after="0" w:line="240" w:lineRule="auto"/>
     </w:pPr>
     <w:rPr>
+      <w:rFonts w:eastAsia="黑体"/>
       <w:color w:themeColor="background1" w:val="FFFFFF"/>
     </w:rPr>
     <w:tblPr>
@@ -12581,6 +13164,7 @@
     </w:tcPr>
     <w:tblStylePr w:type="firstRow">
       <w:rPr>
+        <w:rFonts w:eastAsia="黑体"/>
         <w:b/>
         <w:bCs/>
       </w:rPr>
@@ -12677,6 +13261,7 @@
       <w:spacing w:after="0" w:line="240" w:lineRule="auto"/>
     </w:pPr>
     <w:rPr>
+      <w:rFonts w:eastAsia="黑体"/>
       <w:color w:themeColor="background1" w:val="FFFFFF"/>
     </w:rPr>
     <w:tblPr>
@@ -12695,6 +13280,7 @@
     </w:tcPr>
     <w:tblStylePr w:type="firstRow">
       <w:rPr>
+        <w:rFonts w:eastAsia="黑体"/>
         <w:b/>
         <w:bCs/>
       </w:rPr>
@@ -12791,6 +13377,7 @@
       <w:spacing w:after="0" w:line="240" w:lineRule="auto"/>
     </w:pPr>
     <w:rPr>
+      <w:rFonts w:eastAsia="黑体"/>
       <w:color w:themeColor="background1" w:val="FFFFFF"/>
     </w:rPr>
     <w:tblPr>
@@ -12809,6 +13396,7 @@
     </w:tcPr>
     <w:tblStylePr w:type="firstRow">
       <w:rPr>
+        <w:rFonts w:eastAsia="黑体"/>
         <w:b/>
         <w:bCs/>
       </w:rPr>
@@ -12905,6 +13493,7 @@
       <w:spacing w:after="0" w:line="240" w:lineRule="auto"/>
     </w:pPr>
     <w:rPr>
+      <w:rFonts w:eastAsia="黑体"/>
       <w:color w:themeColor="background1" w:val="FFFFFF"/>
     </w:rPr>
     <w:tblPr>
@@ -12923,6 +13512,7 @@
     </w:tcPr>
     <w:tblStylePr w:type="firstRow">
       <w:rPr>
+        <w:rFonts w:eastAsia="黑体"/>
         <w:b/>
         <w:bCs/>
       </w:rPr>
@@ -13019,6 +13609,7 @@
       <w:spacing w:after="0" w:line="240" w:lineRule="auto"/>
     </w:pPr>
     <w:rPr>
+      <w:rFonts w:eastAsia="黑体"/>
       <w:color w:themeColor="background1" w:val="FFFFFF"/>
     </w:rPr>
     <w:tblPr>
@@ -13037,6 +13628,7 @@
     </w:tcPr>
     <w:tblStylePr w:type="firstRow">
       <w:rPr>
+        <w:rFonts w:eastAsia="黑体"/>
         <w:b/>
         <w:bCs/>
       </w:rPr>
@@ -13133,6 +13725,7 @@
       <w:spacing w:after="0" w:line="240" w:lineRule="auto"/>
     </w:pPr>
     <w:rPr>
+      <w:rFonts w:eastAsia="黑体"/>
       <w:color w:themeColor="text1" w:val="000000"/>
     </w:rPr>
     <w:tblPr>
@@ -13159,6 +13752,7 @@
     </w:tcPr>
     <w:tblStylePr w:type="firstRow">
       <w:rPr>
+        <w:rFonts w:eastAsia="黑体"/>
         <w:b/>
         <w:bCs/>
       </w:rPr>
@@ -13177,6 +13771,7 @@
     </w:tblStylePr>
     <w:tblStylePr w:type="lastRow">
       <w:rPr>
+        <w:rFonts w:eastAsia="黑体"/>
         <w:b/>
         <w:bCs/>
         <w:color w:themeColor="background1" w:val="FFFFFF"/>
@@ -13191,6 +13786,7 @@
     </w:tblStylePr>
     <w:tblStylePr w:type="firstCol">
       <w:rPr>
+        <w:rFonts w:eastAsia="黑体"/>
         <w:color w:themeColor="background1" w:val="FFFFFF"/>
       </w:rPr>
       <w:tblPr/>
@@ -13208,6 +13804,7 @@
     </w:tblStylePr>
     <w:tblStylePr w:type="lastCol">
       <w:rPr>
+        <w:rFonts w:eastAsia="黑体"/>
         <w:color w:themeColor="background1" w:val="FFFFFF"/>
       </w:rPr>
       <w:tblPr/>
@@ -13237,11 +13834,13 @@
     </w:tblStylePr>
     <w:tblStylePr w:type="neCell">
       <w:rPr>
+        <w:rFonts w:eastAsia="黑体"/>
         <w:color w:themeColor="text1" w:val="000000"/>
       </w:rPr>
     </w:tblStylePr>
     <w:tblStylePr w:type="nwCell">
       <w:rPr>
+        <w:rFonts w:eastAsia="黑体"/>
         <w:color w:themeColor="text1" w:val="000000"/>
       </w:rPr>
     </w:tblStylePr>
@@ -13255,6 +13854,7 @@
       <w:spacing w:after="0" w:line="240" w:lineRule="auto"/>
     </w:pPr>
     <w:rPr>
+      <w:rFonts w:eastAsia="黑体"/>
       <w:color w:themeColor="text1" w:val="000000"/>
     </w:rPr>
     <w:tblPr>
@@ -13281,6 +13881,7 @@
     </w:tcPr>
     <w:tblStylePr w:type="firstRow">
       <w:rPr>
+        <w:rFonts w:eastAsia="黑体"/>
         <w:b/>
         <w:bCs/>
       </w:rPr>
@@ -13299,6 +13900,7 @@
     </w:tblStylePr>
     <w:tblStylePr w:type="lastRow">
       <w:rPr>
+        <w:rFonts w:eastAsia="黑体"/>
         <w:b/>
         <w:bCs/>
         <w:color w:themeColor="background1" w:val="FFFFFF"/>
@@ -13313,6 +13915,7 @@
     </w:tblStylePr>
     <w:tblStylePr w:type="firstCol">
       <w:rPr>
+        <w:rFonts w:eastAsia="黑体"/>
         <w:color w:themeColor="background1" w:val="FFFFFF"/>
       </w:rPr>
       <w:tblPr/>
@@ -13330,6 +13933,7 @@
     </w:tblStylePr>
     <w:tblStylePr w:type="lastCol">
       <w:rPr>
+        <w:rFonts w:eastAsia="黑体"/>
         <w:color w:themeColor="background1" w:val="FFFFFF"/>
       </w:rPr>
       <w:tblPr/>
@@ -13359,11 +13963,13 @@
     </w:tblStylePr>
     <w:tblStylePr w:type="neCell">
       <w:rPr>
+        <w:rFonts w:eastAsia="黑体"/>
         <w:color w:themeColor="text1" w:val="000000"/>
       </w:rPr>
     </w:tblStylePr>
     <w:tblStylePr w:type="nwCell">
       <w:rPr>
+        <w:rFonts w:eastAsia="黑体"/>
         <w:color w:themeColor="text1" w:val="000000"/>
       </w:rPr>
     </w:tblStylePr>
@@ -13377,6 +13983,7 @@
       <w:spacing w:after="0" w:line="240" w:lineRule="auto"/>
     </w:pPr>
     <w:rPr>
+      <w:rFonts w:eastAsia="黑体"/>
       <w:color w:themeColor="text1" w:val="000000"/>
     </w:rPr>
     <w:tblPr>
@@ -13403,6 +14010,7 @@
     </w:tcPr>
     <w:tblStylePr w:type="firstRow">
       <w:rPr>
+        <w:rFonts w:eastAsia="黑体"/>
         <w:b/>
         <w:bCs/>
       </w:rPr>
@@ -13421,6 +14029,7 @@
     </w:tblStylePr>
     <w:tblStylePr w:type="lastRow">
       <w:rPr>
+        <w:rFonts w:eastAsia="黑体"/>
         <w:b/>
         <w:bCs/>
         <w:color w:themeColor="background1" w:val="FFFFFF"/>
@@ -13435,6 +14044,7 @@
     </w:tblStylePr>
     <w:tblStylePr w:type="firstCol">
       <w:rPr>
+        <w:rFonts w:eastAsia="黑体"/>
         <w:color w:themeColor="background1" w:val="FFFFFF"/>
       </w:rPr>
       <w:tblPr/>
@@ -13452,6 +14062,7 @@
     </w:tblStylePr>
     <w:tblStylePr w:type="lastCol">
       <w:rPr>
+        <w:rFonts w:eastAsia="黑体"/>
         <w:color w:themeColor="background1" w:val="FFFFFF"/>
       </w:rPr>
       <w:tblPr/>
@@ -13481,11 +14092,13 @@
     </w:tblStylePr>
     <w:tblStylePr w:type="neCell">
       <w:rPr>
+        <w:rFonts w:eastAsia="黑体"/>
         <w:color w:themeColor="text1" w:val="000000"/>
       </w:rPr>
     </w:tblStylePr>
     <w:tblStylePr w:type="nwCell">
       <w:rPr>
+        <w:rFonts w:eastAsia="黑体"/>
         <w:color w:themeColor="text1" w:val="000000"/>
       </w:rPr>
     </w:tblStylePr>
@@ -13499,6 +14112,7 @@
       <w:spacing w:after="0" w:line="240" w:lineRule="auto"/>
     </w:pPr>
     <w:rPr>
+      <w:rFonts w:eastAsia="黑体"/>
       <w:color w:themeColor="text1" w:val="000000"/>
     </w:rPr>
     <w:tblPr>
@@ -13525,6 +14139,7 @@
     </w:tcPr>
     <w:tblStylePr w:type="firstRow">
       <w:rPr>
+        <w:rFonts w:eastAsia="黑体"/>
         <w:b/>
         <w:bCs/>
       </w:rPr>
@@ -13543,6 +14158,7 @@
     </w:tblStylePr>
     <w:tblStylePr w:type="lastRow">
       <w:rPr>
+        <w:rFonts w:eastAsia="黑体"/>
         <w:b/>
         <w:bCs/>
         <w:color w:themeColor="background1" w:val="FFFFFF"/>
@@ -13557,6 +14173,7 @@
     </w:tblStylePr>
     <w:tblStylePr w:type="firstCol">
       <w:rPr>
+        <w:rFonts w:eastAsia="黑体"/>
         <w:color w:themeColor="background1" w:val="FFFFFF"/>
       </w:rPr>
       <w:tblPr/>
@@ -13574,6 +14191,7 @@
     </w:tblStylePr>
     <w:tblStylePr w:type="lastCol">
       <w:rPr>
+        <w:rFonts w:eastAsia="黑体"/>
         <w:color w:themeColor="background1" w:val="FFFFFF"/>
       </w:rPr>
       <w:tblPr/>
@@ -13611,6 +14229,7 @@
       <w:spacing w:after="0" w:line="240" w:lineRule="auto"/>
     </w:pPr>
     <w:rPr>
+      <w:rFonts w:eastAsia="黑体"/>
       <w:color w:themeColor="text1" w:val="000000"/>
     </w:rPr>
     <w:tblPr>
@@ -13637,6 +14256,7 @@
     </w:tcPr>
     <w:tblStylePr w:type="firstRow">
       <w:rPr>
+        <w:rFonts w:eastAsia="黑体"/>
         <w:b/>
         <w:bCs/>
       </w:rPr>
@@ -13655,6 +14275,7 @@
     </w:tblStylePr>
     <w:tblStylePr w:type="lastRow">
       <w:rPr>
+        <w:rFonts w:eastAsia="黑体"/>
         <w:b/>
         <w:bCs/>
         <w:color w:themeColor="background1" w:val="FFFFFF"/>
@@ -13669,6 +14290,7 @@
     </w:tblStylePr>
     <w:tblStylePr w:type="firstCol">
       <w:rPr>
+        <w:rFonts w:eastAsia="黑体"/>
         <w:color w:themeColor="background1" w:val="FFFFFF"/>
       </w:rPr>
       <w:tblPr/>
@@ -13686,6 +14308,7 @@
     </w:tblStylePr>
     <w:tblStylePr w:type="lastCol">
       <w:rPr>
+        <w:rFonts w:eastAsia="黑体"/>
         <w:color w:themeColor="background1" w:val="FFFFFF"/>
       </w:rPr>
       <w:tblPr/>
@@ -13715,11 +14338,13 @@
     </w:tblStylePr>
     <w:tblStylePr w:type="neCell">
       <w:rPr>
+        <w:rFonts w:eastAsia="黑体"/>
         <w:color w:themeColor="text1" w:val="000000"/>
       </w:rPr>
     </w:tblStylePr>
     <w:tblStylePr w:type="nwCell">
       <w:rPr>
+        <w:rFonts w:eastAsia="黑体"/>
         <w:color w:themeColor="text1" w:val="000000"/>
       </w:rPr>
     </w:tblStylePr>
@@ -13733,6 +14358,7 @@
       <w:spacing w:after="0" w:line="240" w:lineRule="auto"/>
     </w:pPr>
     <w:rPr>
+      <w:rFonts w:eastAsia="黑体"/>
       <w:color w:themeColor="text1" w:val="000000"/>
     </w:rPr>
     <w:tblPr>
@@ -13759,6 +14385,7 @@
     </w:tcPr>
     <w:tblStylePr w:type="firstRow">
       <w:rPr>
+        <w:rFonts w:eastAsia="黑体"/>
         <w:b/>
         <w:bCs/>
       </w:rPr>
@@ -13777,6 +14404,7 @@
     </w:tblStylePr>
     <w:tblStylePr w:type="lastRow">
       <w:rPr>
+        <w:rFonts w:eastAsia="黑体"/>
         <w:b/>
         <w:bCs/>
         <w:color w:themeColor="background1" w:val="FFFFFF"/>
@@ -13791,6 +14419,7 @@
     </w:tblStylePr>
     <w:tblStylePr w:type="firstCol">
       <w:rPr>
+        <w:rFonts w:eastAsia="黑体"/>
         <w:color w:themeColor="background1" w:val="FFFFFF"/>
       </w:rPr>
       <w:tblPr/>
@@ -13808,6 +14437,7 @@
     </w:tblStylePr>
     <w:tblStylePr w:type="lastCol">
       <w:rPr>
+        <w:rFonts w:eastAsia="黑体"/>
         <w:color w:themeColor="background1" w:val="FFFFFF"/>
       </w:rPr>
       <w:tblPr/>
@@ -13837,11 +14467,13 @@
     </w:tblStylePr>
     <w:tblStylePr w:type="neCell">
       <w:rPr>
+        <w:rFonts w:eastAsia="黑体"/>
         <w:color w:themeColor="text1" w:val="000000"/>
       </w:rPr>
     </w:tblStylePr>
     <w:tblStylePr w:type="nwCell">
       <w:rPr>
+        <w:rFonts w:eastAsia="黑体"/>
         <w:color w:themeColor="text1" w:val="000000"/>
       </w:rPr>
     </w:tblStylePr>
@@ -13855,6 +14487,7 @@
       <w:spacing w:after="0" w:line="240" w:lineRule="auto"/>
     </w:pPr>
     <w:rPr>
+      <w:rFonts w:eastAsia="黑体"/>
       <w:color w:themeColor="text1" w:val="000000"/>
     </w:rPr>
     <w:tblPr>
@@ -13881,6 +14514,7 @@
     </w:tcPr>
     <w:tblStylePr w:type="firstRow">
       <w:rPr>
+        <w:rFonts w:eastAsia="黑体"/>
         <w:b/>
         <w:bCs/>
       </w:rPr>
@@ -13899,6 +14533,7 @@
     </w:tblStylePr>
     <w:tblStylePr w:type="lastRow">
       <w:rPr>
+        <w:rFonts w:eastAsia="黑体"/>
         <w:b/>
         <w:bCs/>
         <w:color w:themeColor="background1" w:val="FFFFFF"/>
@@ -13913,6 +14548,7 @@
     </w:tblStylePr>
     <w:tblStylePr w:type="firstCol">
       <w:rPr>
+        <w:rFonts w:eastAsia="黑体"/>
         <w:color w:themeColor="background1" w:val="FFFFFF"/>
       </w:rPr>
       <w:tblPr/>
@@ -13930,6 +14566,7 @@
     </w:tblStylePr>
     <w:tblStylePr w:type="lastCol">
       <w:rPr>
+        <w:rFonts w:eastAsia="黑体"/>
         <w:color w:themeColor="background1" w:val="FFFFFF"/>
       </w:rPr>
       <w:tblPr/>
@@ -13959,11 +14596,13 @@
     </w:tblStylePr>
     <w:tblStylePr w:type="neCell">
       <w:rPr>
+        <w:rFonts w:eastAsia="黑体"/>
         <w:color w:themeColor="text1" w:val="000000"/>
       </w:rPr>
     </w:tblStylePr>
     <w:tblStylePr w:type="nwCell">
       <w:rPr>
+        <w:rFonts w:eastAsia="黑体"/>
         <w:color w:themeColor="text1" w:val="000000"/>
       </w:rPr>
     </w:tblStylePr>
@@ -13977,6 +14616,7 @@
       <w:spacing w:after="0" w:line="240" w:lineRule="auto"/>
     </w:pPr>
     <w:rPr>
+      <w:rFonts w:eastAsia="黑体"/>
       <w:color w:themeColor="text1" w:val="000000"/>
     </w:rPr>
     <w:tblPr>
@@ -13995,6 +14635,7 @@
     </w:tcPr>
     <w:tblStylePr w:type="firstRow">
       <w:rPr>
+        <w:rFonts w:eastAsia="黑体"/>
         <w:b/>
         <w:bCs/>
         <w:color w:themeColor="background1" w:val="FFFFFF"/>
@@ -14009,6 +14650,7 @@
     </w:tblStylePr>
     <w:tblStylePr w:type="lastRow">
       <w:rPr>
+        <w:rFonts w:eastAsia="黑体"/>
         <w:b/>
         <w:bCs/>
         <w:color w:themeColor="accent2" w:themeShade="CC" w:val="9E3A38"/>
@@ -14023,12 +14665,14 @@
     </w:tblStylePr>
     <w:tblStylePr w:type="firstCol">
       <w:rPr>
+        <w:rFonts w:eastAsia="黑体"/>
         <w:b/>
         <w:bCs/>
       </w:rPr>
     </w:tblStylePr>
     <w:tblStylePr w:type="lastCol">
       <w:rPr>
+        <w:rFonts w:eastAsia="黑体"/>
         <w:b/>
         <w:bCs/>
       </w:rPr>
@@ -14063,6 +14707,7 @@
       <w:spacing w:after="0" w:line="240" w:lineRule="auto"/>
     </w:pPr>
     <w:rPr>
+      <w:rFonts w:eastAsia="黑体"/>
       <w:color w:themeColor="text1" w:val="000000"/>
     </w:rPr>
     <w:tblPr>
@@ -14081,6 +14726,7 @@
     </w:tcPr>
     <w:tblStylePr w:type="firstRow">
       <w:rPr>
+        <w:rFonts w:eastAsia="黑体"/>
         <w:b/>
         <w:bCs/>
         <w:color w:themeColor="background1" w:val="FFFFFF"/>
@@ -14095,6 +14741,7 @@
     </w:tblStylePr>
     <w:tblStylePr w:type="lastRow">
       <w:rPr>
+        <w:rFonts w:eastAsia="黑体"/>
         <w:b/>
         <w:bCs/>
         <w:color w:themeColor="accent2" w:themeShade="CC" w:val="9E3A38"/>
@@ -14109,12 +14756,14 @@
     </w:tblStylePr>
     <w:tblStylePr w:type="firstCol">
       <w:rPr>
+        <w:rFonts w:eastAsia="黑体"/>
         <w:b/>
         <w:bCs/>
       </w:rPr>
     </w:tblStylePr>
     <w:tblStylePr w:type="lastCol">
       <w:rPr>
+        <w:rFonts w:eastAsia="黑体"/>
         <w:b/>
         <w:bCs/>
       </w:rPr>
@@ -14149,6 +14798,7 @@
       <w:spacing w:after="0" w:line="240" w:lineRule="auto"/>
     </w:pPr>
     <w:rPr>
+      <w:rFonts w:eastAsia="黑体"/>
       <w:color w:themeColor="text1" w:val="000000"/>
     </w:rPr>
     <w:tblPr>
@@ -14167,6 +14817,7 @@
     </w:tcPr>
     <w:tblStylePr w:type="firstRow">
       <w:rPr>
+        <w:rFonts w:eastAsia="黑体"/>
         <w:b/>
         <w:bCs/>
         <w:color w:themeColor="background1" w:val="FFFFFF"/>
@@ -14181,6 +14832,7 @@
     </w:tblStylePr>
     <w:tblStylePr w:type="lastRow">
       <w:rPr>
+        <w:rFonts w:eastAsia="黑体"/>
         <w:b/>
         <w:bCs/>
         <w:color w:themeColor="accent2" w:themeShade="CC" w:val="9E3A38"/>
@@ -14195,12 +14847,14 @@
     </w:tblStylePr>
     <w:tblStylePr w:type="firstCol">
       <w:rPr>
+        <w:rFonts w:eastAsia="黑体"/>
         <w:b/>
         <w:bCs/>
       </w:rPr>
     </w:tblStylePr>
     <w:tblStylePr w:type="lastCol">
       <w:rPr>
+        <w:rFonts w:eastAsia="黑体"/>
         <w:b/>
         <w:bCs/>
       </w:rPr>
@@ -14235,6 +14889,7 @@
       <w:spacing w:after="0" w:line="240" w:lineRule="auto"/>
     </w:pPr>
     <w:rPr>
+      <w:rFonts w:eastAsia="黑体"/>
       <w:color w:themeColor="text1" w:val="000000"/>
     </w:rPr>
     <w:tblPr>
@@ -14253,6 +14908,7 @@
     </w:tcPr>
     <w:tblStylePr w:type="firstRow">
       <w:rPr>
+        <w:rFonts w:eastAsia="黑体"/>
         <w:b/>
         <w:bCs/>
         <w:color w:themeColor="background1" w:val="FFFFFF"/>
@@ -14267,6 +14923,7 @@
     </w:tblStylePr>
     <w:tblStylePr w:type="lastRow">
       <w:rPr>
+        <w:rFonts w:eastAsia="黑体"/>
         <w:b/>
         <w:bCs/>
         <w:color w:themeColor="accent4" w:themeShade="CC" w:val="664E82"/>
@@ -14281,12 +14938,14 @@
     </w:tblStylePr>
     <w:tblStylePr w:type="firstCol">
       <w:rPr>
+        <w:rFonts w:eastAsia="黑体"/>
         <w:b/>
         <w:bCs/>
       </w:rPr>
     </w:tblStylePr>
     <w:tblStylePr w:type="lastCol">
       <w:rPr>
+        <w:rFonts w:eastAsia="黑体"/>
         <w:b/>
         <w:bCs/>
       </w:rPr>
@@ -14321,6 +14980,7 @@
       <w:spacing w:after="0" w:line="240" w:lineRule="auto"/>
     </w:pPr>
     <w:rPr>
+      <w:rFonts w:eastAsia="黑体"/>
       <w:color w:themeColor="text1" w:val="000000"/>
     </w:rPr>
     <w:tblPr>
@@ -14339,6 +14999,7 @@
     </w:tcPr>
     <w:tblStylePr w:type="firstRow">
       <w:rPr>
+        <w:rFonts w:eastAsia="黑体"/>
         <w:b/>
         <w:bCs/>
         <w:color w:themeColor="background1" w:val="FFFFFF"/>
@@ -14353,6 +15014,7 @@
     </w:tblStylePr>
     <w:tblStylePr w:type="lastRow">
       <w:rPr>
+        <w:rFonts w:eastAsia="黑体"/>
         <w:b/>
         <w:bCs/>
         <w:color w:themeColor="accent3" w:themeShade="CC" w:val="7E9C40"/>
@@ -14367,12 +15029,14 @@
     </w:tblStylePr>
     <w:tblStylePr w:type="firstCol">
       <w:rPr>
+        <w:rFonts w:eastAsia="黑体"/>
         <w:b/>
         <w:bCs/>
       </w:rPr>
     </w:tblStylePr>
     <w:tblStylePr w:type="lastCol">
       <w:rPr>
+        <w:rFonts w:eastAsia="黑体"/>
         <w:b/>
         <w:bCs/>
       </w:rPr>
@@ -14407,6 +15071,7 @@
       <w:spacing w:after="0" w:line="240" w:lineRule="auto"/>
     </w:pPr>
     <w:rPr>
+      <w:rFonts w:eastAsia="黑体"/>
       <w:color w:themeColor="text1" w:val="000000"/>
     </w:rPr>
     <w:tblPr>
@@ -14425,6 +15090,7 @@
     </w:tcPr>
     <w:tblStylePr w:type="firstRow">
       <w:rPr>
+        <w:rFonts w:eastAsia="黑体"/>
         <w:b/>
         <w:bCs/>
         <w:color w:themeColor="background1" w:val="FFFFFF"/>
@@ -14439,6 +15105,7 @@
     </w:tblStylePr>
     <w:tblStylePr w:type="lastRow">
       <w:rPr>
+        <w:rFonts w:eastAsia="黑体"/>
         <w:b/>
         <w:bCs/>
         <w:color w:themeColor="accent6" w:themeShade="CC" w:val="F2730A"/>
@@ -14453,12 +15120,14 @@
     </w:tblStylePr>
     <w:tblStylePr w:type="firstCol">
       <w:rPr>
+        <w:rFonts w:eastAsia="黑体"/>
         <w:b/>
         <w:bCs/>
       </w:rPr>
     </w:tblStylePr>
     <w:tblStylePr w:type="lastCol">
       <w:rPr>
+        <w:rFonts w:eastAsia="黑体"/>
         <w:b/>
         <w:bCs/>
       </w:rPr>
@@ -14493,6 +15162,7 @@
       <w:spacing w:after="0" w:line="240" w:lineRule="auto"/>
     </w:pPr>
     <w:rPr>
+      <w:rFonts w:eastAsia="黑体"/>
       <w:color w:themeColor="text1" w:val="000000"/>
     </w:rPr>
     <w:tblPr>
@@ -14511,6 +15181,7 @@
     </w:tcPr>
     <w:tblStylePr w:type="firstRow">
       <w:rPr>
+        <w:rFonts w:eastAsia="黑体"/>
         <w:b/>
         <w:bCs/>
         <w:color w:themeColor="background1" w:val="FFFFFF"/>
@@ -14525,6 +15196,7 @@
     </w:tblStylePr>
     <w:tblStylePr w:type="lastRow">
       <w:rPr>
+        <w:rFonts w:eastAsia="黑体"/>
         <w:b/>
         <w:bCs/>
         <w:color w:themeColor="accent5" w:themeShade="CC" w:val="348DA5"/>
@@ -14539,12 +15211,14 @@
     </w:tblStylePr>
     <w:tblStylePr w:type="firstCol">
       <w:rPr>
+        <w:rFonts w:eastAsia="黑体"/>
         <w:b/>
         <w:bCs/>
       </w:rPr>
     </w:tblStylePr>
     <w:tblStylePr w:type="lastCol">
       <w:rPr>
+        <w:rFonts w:eastAsia="黑体"/>
         <w:b/>
         <w:bCs/>
       </w:rPr>
@@ -14579,6 +15253,7 @@
       <w:spacing w:after="0" w:line="240" w:lineRule="auto"/>
     </w:pPr>
     <w:rPr>
+      <w:rFonts w:eastAsia="黑体"/>
       <w:color w:themeColor="text1" w:val="000000"/>
     </w:rPr>
     <w:tblPr>
@@ -14600,6 +15275,7 @@
     </w:tcPr>
     <w:tblStylePr w:type="firstRow">
       <w:rPr>
+        <w:rFonts w:eastAsia="黑体"/>
         <w:b/>
         <w:bCs/>
       </w:rPr>
@@ -14610,6 +15286,7 @@
     </w:tblStylePr>
     <w:tblStylePr w:type="lastRow">
       <w:rPr>
+        <w:rFonts w:eastAsia="黑体"/>
         <w:b/>
         <w:bCs/>
         <w:color w:themeColor="text1" w:val="000000"/>
@@ -14621,6 +15298,7 @@
     </w:tblStylePr>
     <w:tblStylePr w:type="firstCol">
       <w:rPr>
+        <w:rFonts w:eastAsia="黑体"/>
         <w:color w:themeColor="background1" w:val="FFFFFF"/>
       </w:rPr>
       <w:tblPr/>
@@ -14630,6 +15308,7 @@
     </w:tblStylePr>
     <w:tblStylePr w:type="lastCol">
       <w:rPr>
+        <w:rFonts w:eastAsia="黑体"/>
         <w:color w:themeColor="background1" w:val="FFFFFF"/>
       </w:rPr>
       <w:tblPr/>
@@ -14659,6 +15338,7 @@
       <w:spacing w:after="0" w:line="240" w:lineRule="auto"/>
     </w:pPr>
     <w:rPr>
+      <w:rFonts w:eastAsia="黑体"/>
       <w:color w:themeColor="text1" w:val="000000"/>
     </w:rPr>
     <w:tblPr>
@@ -14680,6 +15360,7 @@
     </w:tcPr>
     <w:tblStylePr w:type="firstRow">
       <w:rPr>
+        <w:rFonts w:eastAsia="黑体"/>
         <w:b/>
         <w:bCs/>
       </w:rPr>
@@ -14690,6 +15371,7 @@
     </w:tblStylePr>
     <w:tblStylePr w:type="lastRow">
       <w:rPr>
+        <w:rFonts w:eastAsia="黑体"/>
         <w:b/>
         <w:bCs/>
         <w:color w:themeColor="text1" w:val="000000"/>
@@ -14701,6 +15383,7 @@
     </w:tblStylePr>
     <w:tblStylePr w:type="firstCol">
       <w:rPr>
+        <w:rFonts w:eastAsia="黑体"/>
         <w:color w:themeColor="background1" w:val="FFFFFF"/>
       </w:rPr>
       <w:tblPr/>
@@ -14710,6 +15393,7 @@
     </w:tblStylePr>
     <w:tblStylePr w:type="lastCol">
       <w:rPr>
+        <w:rFonts w:eastAsia="黑体"/>
         <w:color w:themeColor="background1" w:val="FFFFFF"/>
       </w:rPr>
       <w:tblPr/>
@@ -14739,6 +15423,7 @@
       <w:spacing w:after="0" w:line="240" w:lineRule="auto"/>
     </w:pPr>
     <w:rPr>
+      <w:rFonts w:eastAsia="黑体"/>
       <w:color w:themeColor="text1" w:val="000000"/>
     </w:rPr>
     <w:tblPr>
@@ -14760,6 +15445,7 @@
     </w:tcPr>
     <w:tblStylePr w:type="firstRow">
       <w:rPr>
+        <w:rFonts w:eastAsia="黑体"/>
         <w:b/>
         <w:bCs/>
       </w:rPr>
@@ -14770,6 +15456,7 @@
     </w:tblStylePr>
     <w:tblStylePr w:type="lastRow">
       <w:rPr>
+        <w:rFonts w:eastAsia="黑体"/>
         <w:b/>
         <w:bCs/>
         <w:color w:themeColor="text1" w:val="000000"/>
@@ -14781,6 +15468,7 @@
     </w:tblStylePr>
     <w:tblStylePr w:type="firstCol">
       <w:rPr>
+        <w:rFonts w:eastAsia="黑体"/>
         <w:color w:themeColor="background1" w:val="FFFFFF"/>
       </w:rPr>
       <w:tblPr/>
@@ -14790,6 +15478,7 @@
     </w:tblStylePr>
     <w:tblStylePr w:type="lastCol">
       <w:rPr>
+        <w:rFonts w:eastAsia="黑体"/>
         <w:color w:themeColor="background1" w:val="FFFFFF"/>
       </w:rPr>
       <w:tblPr/>
@@ -14819,6 +15508,7 @@
       <w:spacing w:after="0" w:line="240" w:lineRule="auto"/>
     </w:pPr>
     <w:rPr>
+      <w:rFonts w:eastAsia="黑体"/>
       <w:color w:themeColor="text1" w:val="000000"/>
     </w:rPr>
     <w:tblPr>
@@ -14840,6 +15530,7 @@
     </w:tcPr>
     <w:tblStylePr w:type="firstRow">
       <w:rPr>
+        <w:rFonts w:eastAsia="黑体"/>
         <w:b/>
         <w:bCs/>
       </w:rPr>
@@ -14850,6 +15541,7 @@
     </w:tblStylePr>
     <w:tblStylePr w:type="lastRow">
       <w:rPr>
+        <w:rFonts w:eastAsia="黑体"/>
         <w:b/>
         <w:bCs/>
         <w:color w:themeColor="text1" w:val="000000"/>
@@ -14861,6 +15553,7 @@
     </w:tblStylePr>
     <w:tblStylePr w:type="firstCol">
       <w:rPr>
+        <w:rFonts w:eastAsia="黑体"/>
         <w:color w:themeColor="background1" w:val="FFFFFF"/>
       </w:rPr>
       <w:tblPr/>
@@ -14870,6 +15563,7 @@
     </w:tblStylePr>
     <w:tblStylePr w:type="lastCol">
       <w:rPr>
+        <w:rFonts w:eastAsia="黑体"/>
         <w:color w:themeColor="background1" w:val="FFFFFF"/>
       </w:rPr>
       <w:tblPr/>
@@ -14899,6 +15593,7 @@
       <w:spacing w:after="0" w:line="240" w:lineRule="auto"/>
     </w:pPr>
     <w:rPr>
+      <w:rFonts w:eastAsia="黑体"/>
       <w:color w:themeColor="text1" w:val="000000"/>
     </w:rPr>
     <w:tblPr>
@@ -14920,6 +15615,7 @@
     </w:tcPr>
     <w:tblStylePr w:type="firstRow">
       <w:rPr>
+        <w:rFonts w:eastAsia="黑体"/>
         <w:b/>
         <w:bCs/>
       </w:rPr>
@@ -14930,6 +15626,7 @@
     </w:tblStylePr>
     <w:tblStylePr w:type="lastRow">
       <w:rPr>
+        <w:rFonts w:eastAsia="黑体"/>
         <w:b/>
         <w:bCs/>
         <w:color w:themeColor="text1" w:val="000000"/>
@@ -14941,6 +15638,7 @@
     </w:tblStylePr>
     <w:tblStylePr w:type="firstCol">
       <w:rPr>
+        <w:rFonts w:eastAsia="黑体"/>
         <w:color w:themeColor="background1" w:val="FFFFFF"/>
       </w:rPr>
       <w:tblPr/>
@@ -14950,6 +15648,7 @@
     </w:tblStylePr>
     <w:tblStylePr w:type="lastCol">
       <w:rPr>
+        <w:rFonts w:eastAsia="黑体"/>
         <w:color w:themeColor="background1" w:val="FFFFFF"/>
       </w:rPr>
       <w:tblPr/>
@@ -14979,6 +15678,7 @@
       <w:spacing w:after="0" w:line="240" w:lineRule="auto"/>
     </w:pPr>
     <w:rPr>
+      <w:rFonts w:eastAsia="黑体"/>
       <w:color w:themeColor="text1" w:val="000000"/>
     </w:rPr>
     <w:tblPr>
@@ -15000,6 +15700,7 @@
     </w:tcPr>
     <w:tblStylePr w:type="firstRow">
       <w:rPr>
+        <w:rFonts w:eastAsia="黑体"/>
         <w:b/>
         <w:bCs/>
       </w:rPr>
@@ -15010,6 +15711,7 @@
     </w:tblStylePr>
     <w:tblStylePr w:type="lastRow">
       <w:rPr>
+        <w:rFonts w:eastAsia="黑体"/>
         <w:b/>
         <w:bCs/>
         <w:color w:themeColor="text1" w:val="000000"/>
@@ -15021,6 +15723,7 @@
     </w:tblStylePr>
     <w:tblStylePr w:type="firstCol">
       <w:rPr>
+        <w:rFonts w:eastAsia="黑体"/>
         <w:color w:themeColor="background1" w:val="FFFFFF"/>
       </w:rPr>
       <w:tblPr/>
@@ -15030,6 +15733,7 @@
     </w:tblStylePr>
     <w:tblStylePr w:type="lastCol">
       <w:rPr>
+        <w:rFonts w:eastAsia="黑体"/>
         <w:color w:themeColor="background1" w:val="FFFFFF"/>
       </w:rPr>
       <w:tblPr/>
@@ -15059,6 +15763,7 @@
       <w:spacing w:after="0" w:line="240" w:lineRule="auto"/>
     </w:pPr>
     <w:rPr>
+      <w:rFonts w:eastAsia="黑体"/>
       <w:color w:themeColor="text1" w:val="000000"/>
     </w:rPr>
     <w:tblPr>
@@ -15080,6 +15785,7 @@
     </w:tcPr>
     <w:tblStylePr w:type="firstRow">
       <w:rPr>
+        <w:rFonts w:eastAsia="黑体"/>
         <w:b/>
         <w:bCs/>
       </w:rPr>
@@ -15090,6 +15796,7 @@
     </w:tblStylePr>
     <w:tblStylePr w:type="lastRow">
       <w:rPr>
+        <w:rFonts w:eastAsia="黑体"/>
         <w:b/>
         <w:bCs/>
         <w:color w:themeColor="text1" w:val="000000"/>
@@ -15101,6 +15808,7 @@
     </w:tblStylePr>
     <w:tblStylePr w:type="firstCol">
       <w:rPr>
+        <w:rFonts w:eastAsia="黑体"/>
         <w:color w:themeColor="background1" w:val="FFFFFF"/>
       </w:rPr>
       <w:tblPr/>
@@ -15110,6 +15818,7 @@
     </w:tblStylePr>
     <w:tblStylePr w:type="lastCol">
       <w:rPr>
+        <w:rFonts w:eastAsia="黑体"/>
         <w:color w:themeColor="background1" w:val="FFFFFF"/>
       </w:rPr>
       <w:tblPr/>
@@ -15142,6 +15851,7 @@
     <w:name w:val="KeywordTok"/>
     <w:basedOn w:val="VerbatimChar"/>
     <w:rPr>
+      <w:rFonts w:eastAsia="黑体"/>
       <w:b/>
       <w:color w:val="007020"/>
     </w:rPr>
@@ -15150,6 +15860,7 @@
     <w:name w:val="DataTypeTok"/>
     <w:basedOn w:val="VerbatimChar"/>
     <w:rPr>
+      <w:rFonts w:eastAsia="黑体"/>
       <w:color w:val="902000"/>
     </w:rPr>
   </w:style>
@@ -15157,6 +15868,7 @@
     <w:name w:val="DecValTok"/>
     <w:basedOn w:val="VerbatimChar"/>
     <w:rPr>
+      <w:rFonts w:eastAsia="黑体"/>
       <w:color w:val="40a070"/>
     </w:rPr>
   </w:style>
@@ -15164,6 +15876,7 @@
     <w:name w:val="BaseNTok"/>
     <w:basedOn w:val="VerbatimChar"/>
     <w:rPr>
+      <w:rFonts w:eastAsia="黑体"/>
       <w:color w:val="40a070"/>
     </w:rPr>
   </w:style>
@@ -15171,6 +15884,7 @@
     <w:name w:val="FloatTok"/>
     <w:basedOn w:val="VerbatimChar"/>
     <w:rPr>
+      <w:rFonts w:eastAsia="黑体"/>
       <w:color w:val="40a070"/>
     </w:rPr>
   </w:style>
@@ -15178,6 +15892,7 @@
     <w:name w:val="ConstantTok"/>
     <w:basedOn w:val="VerbatimChar"/>
     <w:rPr>
+      <w:rFonts w:eastAsia="黑体"/>
       <w:color w:val="880000"/>
     </w:rPr>
   </w:style>
@@ -15185,6 +15900,7 @@
     <w:name w:val="CharTok"/>
     <w:basedOn w:val="VerbatimChar"/>
     <w:rPr>
+      <w:rFonts w:eastAsia="黑体"/>
       <w:color w:val="4070a0"/>
     </w:rPr>
   </w:style>
@@ -15192,6 +15908,7 @@
     <w:name w:val="SpecialCharTok"/>
     <w:basedOn w:val="VerbatimChar"/>
     <w:rPr>
+      <w:rFonts w:eastAsia="黑体"/>
       <w:color w:val="4070a0"/>
     </w:rPr>
   </w:style>
@@ -15199,6 +15916,7 @@
     <w:name w:val="StringTok"/>
     <w:basedOn w:val="VerbatimChar"/>
     <w:rPr>
+      <w:rFonts w:eastAsia="黑体"/>
       <w:color w:val="4070a0"/>
     </w:rPr>
   </w:style>
@@ -15206,6 +15924,7 @@
     <w:name w:val="VerbatimStringTok"/>
     <w:basedOn w:val="VerbatimChar"/>
     <w:rPr>
+      <w:rFonts w:eastAsia="黑体"/>
       <w:color w:val="4070a0"/>
     </w:rPr>
   </w:style>
@@ -15213,6 +15932,7 @@
     <w:name w:val="SpecialStringTok"/>
     <w:basedOn w:val="VerbatimChar"/>
     <w:rPr>
+      <w:rFonts w:eastAsia="黑体"/>
       <w:color w:val="bb6688"/>
     </w:rPr>
   </w:style>
@@ -15220,6 +15940,7 @@
     <w:name w:val="ImportTok"/>
     <w:basedOn w:val="VerbatimChar"/>
     <w:rPr>
+      <w:rFonts w:eastAsia="黑体"/>
       <w:b/>
       <w:color w:val="008000"/>
     </w:rPr>
@@ -15228,6 +15949,7 @@
     <w:name w:val="CommentTok"/>
     <w:basedOn w:val="VerbatimChar"/>
     <w:rPr>
+      <w:rFonts w:eastAsia="黑体"/>
       <w:i/>
       <w:color w:val="60a0b0"/>
     </w:rPr>
@@ -15236,6 +15958,7 @@
     <w:name w:val="DocumentationTok"/>
     <w:basedOn w:val="VerbatimChar"/>
     <w:rPr>
+      <w:rFonts w:eastAsia="黑体"/>
       <w:i/>
       <w:color w:val="ba2121"/>
     </w:rPr>
@@ -15244,6 +15967,7 @@
     <w:name w:val="AnnotationTok"/>
     <w:basedOn w:val="VerbatimChar"/>
     <w:rPr>
+      <w:rFonts w:eastAsia="黑体"/>
       <w:b/>
       <w:i/>
       <w:color w:val="60a0b0"/>
@@ -15253,6 +15977,7 @@
     <w:name w:val="CommentVarTok"/>
     <w:basedOn w:val="VerbatimChar"/>
     <w:rPr>
+      <w:rFonts w:eastAsia="黑体"/>
       <w:b/>
       <w:i/>
       <w:color w:val="60a0b0"/>
@@ -15262,6 +15987,7 @@
     <w:name w:val="OtherTok"/>
     <w:basedOn w:val="VerbatimChar"/>
     <w:rPr>
+      <w:rFonts w:eastAsia="黑体"/>
       <w:color w:val="007020"/>
     </w:rPr>
   </w:style>
@@ -15269,6 +15995,7 @@
     <w:name w:val="FunctionTok"/>
     <w:basedOn w:val="VerbatimChar"/>
     <w:rPr>
+      <w:rFonts w:eastAsia="黑体"/>
       <w:color w:val="06287e"/>
     </w:rPr>
   </w:style>
@@ -15276,6 +16003,7 @@
     <w:name w:val="VariableTok"/>
     <w:basedOn w:val="VerbatimChar"/>
     <w:rPr>
+      <w:rFonts w:eastAsia="黑体"/>
       <w:color w:val="19177c"/>
     </w:rPr>
   </w:style>
@@ -15283,6 +16011,7 @@
     <w:name w:val="ControlFlowTok"/>
     <w:basedOn w:val="VerbatimChar"/>
     <w:rPr>
+      <w:rFonts w:eastAsia="黑体"/>
       <w:b/>
       <w:color w:val="007020"/>
     </w:rPr>
@@ -15291,6 +16020,7 @@
     <w:name w:val="OperatorTok"/>
     <w:basedOn w:val="VerbatimChar"/>
     <w:rPr>
+      <w:rFonts w:eastAsia="黑体"/>
       <w:color w:val="666666"/>
     </w:rPr>
   </w:style>
@@ -15298,18 +16028,22 @@
     <w:name w:val="BuiltInTok"/>
     <w:basedOn w:val="VerbatimChar"/>
     <w:rPr>
+      <w:rFonts w:eastAsia="黑体"/>
       <w:color w:val="008000"/>
     </w:rPr>
   </w:style>
   <w:style w:type="character" w:customStyle="1" w:styleId="ExtensionTok">
     <w:name w:val="ExtensionTok"/>
     <w:basedOn w:val="VerbatimChar"/>
-    <w:rPr/>
+    <w:rPr>
+      <w:rFonts w:eastAsia="黑体"/>
+    </w:rPr>
   </w:style>
   <w:style w:type="character" w:customStyle="1" w:styleId="PreprocessorTok">
     <w:name w:val="PreprocessorTok"/>
     <w:basedOn w:val="VerbatimChar"/>
     <w:rPr>
+      <w:rFonts w:eastAsia="黑体"/>
       <w:color w:val="bc7a00"/>
     </w:rPr>
   </w:style>
@@ -15317,18 +16051,22 @@
     <w:name w:val="AttributeTok"/>
     <w:basedOn w:val="VerbatimChar"/>
     <w:rPr>
+      <w:rFonts w:eastAsia="黑体"/>
       <w:color w:val="7d9029"/>
     </w:rPr>
   </w:style>
   <w:style w:type="character" w:customStyle="1" w:styleId="RegionMarkerTok">
     <w:name w:val="RegionMarkerTok"/>
     <w:basedOn w:val="VerbatimChar"/>
-    <w:rPr/>
+    <w:rPr>
+      <w:rFonts w:eastAsia="黑体"/>
+    </w:rPr>
   </w:style>
   <w:style w:type="character" w:customStyle="1" w:styleId="InformationTok">
     <w:name w:val="InformationTok"/>
     <w:basedOn w:val="VerbatimChar"/>
     <w:rPr>
+      <w:rFonts w:eastAsia="黑体"/>
       <w:b/>
       <w:i/>
       <w:color w:val="60a0b0"/>
@@ -15338,6 +16076,7 @@
     <w:name w:val="WarningTok"/>
     <w:basedOn w:val="VerbatimChar"/>
     <w:rPr>
+      <w:rFonts w:eastAsia="黑体"/>
       <w:b/>
       <w:i/>
       <w:color w:val="60a0b0"/>
@@ -15347,6 +16086,7 @@
     <w:name w:val="AlertTok"/>
     <w:basedOn w:val="VerbatimChar"/>
     <w:rPr>
+      <w:rFonts w:eastAsia="黑体"/>
       <w:b/>
       <w:color w:val="ff0000"/>
     </w:rPr>
@@ -15355,6 +16095,7 @@
     <w:name w:val="ErrorTok"/>
     <w:basedOn w:val="VerbatimChar"/>
     <w:rPr>
+      <w:rFonts w:eastAsia="黑体"/>
       <w:b/>
       <w:color w:val="ff0000"/>
     </w:rPr>
@@ -15362,7 +16103,9 @@
   <w:style w:type="character" w:customStyle="1" w:styleId="NormalTok">
     <w:name w:val="NormalTok"/>
     <w:basedOn w:val="VerbatimChar"/>
-    <w:rPr/>
+    <w:rPr>
+      <w:rFonts w:eastAsia="黑体"/>
+    </w:rPr>
   </w:style>
 </w:styles>
 </file>
@@ -15411,12 +16154,12 @@
     <a:fontScheme name="Office">
       <a:majorFont>
         <a:latin typeface="Calibri"/>
-        <a:ea typeface=""/>
+        <a:ea typeface="黑体"/>
         <a:cs typeface=""/>
         <a:font script="Jpan" typeface="ＭＳ ゴシック"/>
         <a:font script="Hang" typeface="맑은 고딕"/>
-        <a:font script="Hans" typeface="宋体"/>
-        <a:font script="Hant" typeface="新細明體"/>
+        <a:font script="Hans" typeface="黑体"/>
+        <a:font script="Hant" typeface="黑体"/>
         <a:font script="Arab" typeface="Times New Roman"/>
         <a:font script="Hebr" typeface="Times New Roman"/>
         <a:font script="Thai" typeface="Angsana New"/>
@@ -15446,12 +16189,12 @@
       </a:majorFont>
       <a:minorFont>
         <a:latin typeface="Cambria"/>
-        <a:ea typeface=""/>
+        <a:ea typeface="黑体"/>
         <a:cs typeface=""/>
         <a:font script="Jpan" typeface="ＭＳ 明朝"/>
         <a:font script="Hang" typeface="맑은 고딕"/>
-        <a:font script="Hans" typeface="宋体"/>
-        <a:font script="Hant" typeface="新細明體"/>
+        <a:font script="Hans" typeface="黑体"/>
+        <a:font script="Hant" typeface="黑体"/>
         <a:font script="Arab" typeface="Arial"/>
         <a:font script="Hebr" typeface="Arial"/>
         <a:font script="Thai" typeface="Cordia New"/>

--- a/05-数字电路/03-单片机及嵌入式接口/I2C接口电路/I2C接口电路.docx
+++ b/05-数字电路/03-单片机及嵌入式接口/I2C接口电路/I2C接口电路.docx
@@ -3083,7 +3083,7 @@
           <w:color w:val="555555"/>
           <w:sz w:val="21"/>
         </w:rPr>
-        <w:t>材料收集者：杜文杰，WX手机：19519196569，QQ:3478827729</w:t>
+        <w:t>材料收集者：杜文杰，微信/手机：19519196569，QQ:3478827729</w:t>
       </w:r>
     </w:p>
     <w:sectPr>
